--- a/artifacts/shams_project/M24SHAMS_RUN_SHEET_STAGING_DATAGUARD.docx
+++ b/artifacts/shams_project/M24SHAMS_RUN_SHEET_STAGING_DATAGUARD.docx
@@ -1412,58 +1412,7 @@
     <w:p/>
     <w:p>
       <w:r>
-        <w:t>Chiudi i controlli:</w:t>
-      </w:r>
-    </w:p>
-    <w:p>
-      <w:r>
-        <w:t>SELECT name, db_unique_name, database_role, open_mode, log_mode, force_logging</w:t>
-      </w:r>
-    </w:p>
-    <w:p>
-      <w:r>
-        <w:t>FROM v$database;</w:t>
-      </w:r>
-    </w:p>
-    <w:p/>
-    <w:p>
-      <w:r>
-        <w:t>SELECT group#, thread#, bytes / 1024 / 1024 AS mb, status</w:t>
-      </w:r>
-    </w:p>
-    <w:p>
-      <w:r>
-        <w:t>FROM v$log</w:t>
-      </w:r>
-    </w:p>
-    <w:p>
-      <w:pPr>
-        <w:shd w:val="clear" w:color="auto" w:fill="F2F2F2"/>
-        <w:spacing w:after="80"/>
-        <w:rPr>
-          <w:rFonts w:ascii="Consolas" w:hAnsi="Consolas"/>
-          <w:sz w:val="14"/>
-        </w:rPr>
-      </w:pPr>
-      <w:r>
-        <w:rPr>
-          <w:rFonts w:ascii="Consolas" w:hAnsi="Consolas"/>
-          <w:sz w:val="14"/>
-        </w:rPr>
-        <w:t>ORDER BY group#;</w:t>
-      </w:r>
-    </w:p>
-    <w:p>
-      <w:pPr>
-        <w:pStyle w:val="Heading2"/>
-      </w:pPr>
-      <w:r>
-        <w:t>3. Prerequisiti Data Guard</w:t>
-      </w:r>
-    </w:p>
-    <w:p>
-      <w:r>
-        <w:t>Conferma:</w:t>
+        <w:t>Se usi DBCA GUI, inserisci prima:</w:t>
       </w:r>
     </w:p>
     <w:tbl>
@@ -1494,6 +1443,270 @@
                 <w:b/>
                 <w:sz w:val="15"/>
               </w:rPr>
+              <w:t>Campo DBCA primary PE</w:t>
+            </w:r>
+          </w:p>
+        </w:tc>
+        <w:tc>
+          <w:tcPr>
+            <w:tcW w:w="2500" w:type="pct"/>
+            <w:shd w:val="clear" w:color="auto" w:fill="E6E6E6"/>
+          </w:tcPr>
+          <w:p>
+            <w:pPr>
+              <w:rPr>
+                <w:b/>
+                <w:sz w:val="15"/>
+              </w:rPr>
+            </w:pPr>
+            <w:r>
+              <w:rPr>
+                <w:b/>
+                <w:sz w:val="15"/>
+              </w:rPr>
+              <w:t>Valore</w:t>
+            </w:r>
+          </w:p>
+        </w:tc>
+      </w:tr>
+      <w:tr>
+        <w:tc>
+          <w:tcPr>
+            <w:tcW w:w="2500" w:type="pct"/>
+          </w:tcPr>
+          <w:p>
+            <w:pPr>
+              <w:rPr>
+                <w:sz w:val="15"/>
+              </w:rPr>
+            </w:pPr>
+            <w:r>
+              <w:rPr>
+                <w:sz w:val="15"/>
+              </w:rPr>
+              <w:t>Global Database Name</w:t>
+            </w:r>
+          </w:p>
+        </w:tc>
+        <w:tc>
+          <w:tcPr>
+            <w:tcW w:w="2500" w:type="pct"/>
+          </w:tcPr>
+          <w:p>
+            <w:pPr>
+              <w:rPr>
+                <w:sz w:val="15"/>
+              </w:rPr>
+            </w:pPr>
+            <w:r>
+              <w:rPr>
+                <w:sz w:val="15"/>
+              </w:rPr>
+              <w:t>M24SHAMSPEC oppure M24SHAMSPEC.&lt;DB_DOMAIN&gt;</w:t>
+            </w:r>
+          </w:p>
+        </w:tc>
+      </w:tr>
+      <w:tr>
+        <w:tc>
+          <w:tcPr>
+            <w:tcW w:w="2500" w:type="pct"/>
+          </w:tcPr>
+          <w:p>
+            <w:pPr>
+              <w:rPr>
+                <w:sz w:val="15"/>
+              </w:rPr>
+            </w:pPr>
+            <w:r>
+              <w:rPr>
+                <w:sz w:val="15"/>
+              </w:rPr>
+              <w:t>SID</w:t>
+            </w:r>
+          </w:p>
+        </w:tc>
+        <w:tc>
+          <w:tcPr>
+            <w:tcW w:w="2500" w:type="pct"/>
+          </w:tcPr>
+          <w:p>
+            <w:pPr>
+              <w:rPr>
+                <w:sz w:val="15"/>
+              </w:rPr>
+            </w:pPr>
+            <w:r>
+              <w:rPr>
+                <w:sz w:val="15"/>
+              </w:rPr>
+              <w:t>M24SHAMSPEC</w:t>
+            </w:r>
+          </w:p>
+        </w:tc>
+      </w:tr>
+      <w:tr>
+        <w:tc>
+          <w:tcPr>
+            <w:tcW w:w="2500" w:type="pct"/>
+          </w:tcPr>
+          <w:p>
+            <w:pPr>
+              <w:rPr>
+                <w:sz w:val="15"/>
+              </w:rPr>
+            </w:pPr>
+            <w:r>
+              <w:rPr>
+                <w:sz w:val="15"/>
+              </w:rPr>
+              <w:t>All Initialization Parameters: DB_NAME</w:t>
+            </w:r>
+          </w:p>
+        </w:tc>
+        <w:tc>
+          <w:tcPr>
+            <w:tcW w:w="2500" w:type="pct"/>
+          </w:tcPr>
+          <w:p>
+            <w:pPr>
+              <w:rPr>
+                <w:sz w:val="15"/>
+              </w:rPr>
+            </w:pPr>
+            <w:r>
+              <w:rPr>
+                <w:sz w:val="15"/>
+              </w:rPr>
+              <w:t>M24SHAMS</w:t>
+            </w:r>
+          </w:p>
+        </w:tc>
+      </w:tr>
+      <w:tr>
+        <w:tc>
+          <w:tcPr>
+            <w:tcW w:w="2500" w:type="pct"/>
+          </w:tcPr>
+          <w:p>
+            <w:pPr>
+              <w:rPr>
+                <w:sz w:val="15"/>
+              </w:rPr>
+            </w:pPr>
+            <w:r>
+              <w:rPr>
+                <w:sz w:val="15"/>
+              </w:rPr>
+              <w:t>All Initialization Parameters: DB_UNIQUE_NAME</w:t>
+            </w:r>
+          </w:p>
+        </w:tc>
+        <w:tc>
+          <w:tcPr>
+            <w:tcW w:w="2500" w:type="pct"/>
+          </w:tcPr>
+          <w:p>
+            <w:pPr>
+              <w:rPr>
+                <w:sz w:val="15"/>
+              </w:rPr>
+            </w:pPr>
+            <w:r>
+              <w:rPr>
+                <w:sz w:val="15"/>
+              </w:rPr>
+              <w:t>M24SHAMSPEC</w:t>
+            </w:r>
+          </w:p>
+        </w:tc>
+      </w:tr>
+    </w:tbl>
+    <w:p/>
+    <w:p>
+      <w:r>
+        <w:t>Chiudi i controlli:</w:t>
+      </w:r>
+    </w:p>
+    <w:p>
+      <w:r>
+        <w:t>SELECT name, db_unique_name, database_role, open_mode, log_mode, force_logging</w:t>
+      </w:r>
+    </w:p>
+    <w:p>
+      <w:r>
+        <w:t>FROM v$database;</w:t>
+      </w:r>
+    </w:p>
+    <w:p/>
+    <w:p>
+      <w:r>
+        <w:t>SELECT group#, thread#, bytes / 1024 / 1024 AS mb, status</w:t>
+      </w:r>
+    </w:p>
+    <w:p>
+      <w:r>
+        <w:t>FROM v$log</w:t>
+      </w:r>
+    </w:p>
+    <w:p>
+      <w:pPr>
+        <w:shd w:val="clear" w:color="auto" w:fill="F2F2F2"/>
+        <w:spacing w:after="80"/>
+        <w:rPr>
+          <w:rFonts w:ascii="Consolas" w:hAnsi="Consolas"/>
+          <w:sz w:val="14"/>
+        </w:rPr>
+      </w:pPr>
+      <w:r>
+        <w:rPr>
+          <w:rFonts w:ascii="Consolas" w:hAnsi="Consolas"/>
+          <w:sz w:val="14"/>
+        </w:rPr>
+        <w:t>ORDER BY group#;</w:t>
+      </w:r>
+    </w:p>
+    <w:p>
+      <w:pPr>
+        <w:pStyle w:val="Heading2"/>
+      </w:pPr>
+      <w:r>
+        <w:t>3. Prerequisiti Data Guard</w:t>
+      </w:r>
+    </w:p>
+    <w:p>
+      <w:r>
+        <w:t>Conferma:</w:t>
+      </w:r>
+    </w:p>
+    <w:tbl>
+      <w:tblPr>
+        <w:tblStyle w:val="TableGrid"/>
+        <w:tblW w:w="5000" w:type="pct"/>
+        <w:tblLook w:val="04A0" w:firstRow="1" w:lastRow="0" w:firstColumn="1" w:lastColumn="0" w:noHBand="0" w:noVBand="1"/>
+      </w:tblPr>
+      <w:tblGrid>
+        <w:gridCol w:w="4988"/>
+        <w:gridCol w:w="4988"/>
+      </w:tblGrid>
+      <w:tr>
+        <w:tc>
+          <w:tcPr>
+            <w:tcW w:w="2500" w:type="pct"/>
+            <w:shd w:val="clear" w:color="auto" w:fill="E6E6E6"/>
+          </w:tcPr>
+          <w:p>
+            <w:pPr>
+              <w:rPr>
+                <w:b/>
+                <w:sz w:val="15"/>
+              </w:rPr>
+            </w:pPr>
+            <w:r>
+              <w:rPr>
+                <w:b/>
+                <w:sz w:val="15"/>
+              </w:rPr>
               <w:t>Controllo</w:t>
             </w:r>
           </w:p>
@@ -1574,6 +1787,82 @@
                 <w:sz w:val="15"/>
               </w:rPr>
               <w:t>primary DB_UNIQUE_NAME=M24SHAMSPEC</w:t>
+            </w:r>
+          </w:p>
+        </w:tc>
+        <w:tc>
+          <w:tcPr>
+            <w:tcW w:w="2500" w:type="pct"/>
+          </w:tcPr>
+          <w:p>
+            <w:pPr>
+              <w:rPr>
+                <w:sz w:val="15"/>
+              </w:rPr>
+            </w:pPr>
+            <w:r>
+              <w:rPr>
+                <w:sz w:val="15"/>
+              </w:rPr>
+              <w:t>&lt;OK/KO&gt;</w:t>
+            </w:r>
+          </w:p>
+        </w:tc>
+      </w:tr>
+      <w:tr>
+        <w:tc>
+          <w:tcPr>
+            <w:tcW w:w="2500" w:type="pct"/>
+          </w:tcPr>
+          <w:p>
+            <w:pPr>
+              <w:rPr>
+                <w:sz w:val="15"/>
+              </w:rPr>
+            </w:pPr>
+            <w:r>
+              <w:rPr>
+                <w:sz w:val="15"/>
+              </w:rPr>
+              <w:t>primary SID M24SHAMSPEC</w:t>
+            </w:r>
+          </w:p>
+        </w:tc>
+        <w:tc>
+          <w:tcPr>
+            <w:tcW w:w="2500" w:type="pct"/>
+          </w:tcPr>
+          <w:p>
+            <w:pPr>
+              <w:rPr>
+                <w:sz w:val="15"/>
+              </w:rPr>
+            </w:pPr>
+            <w:r>
+              <w:rPr>
+                <w:sz w:val="15"/>
+              </w:rPr>
+              <w:t>&lt;OK/KO&gt;</w:t>
+            </w:r>
+          </w:p>
+        </w:tc>
+      </w:tr>
+      <w:tr>
+        <w:tc>
+          <w:tcPr>
+            <w:tcW w:w="2500" w:type="pct"/>
+          </w:tcPr>
+          <w:p>
+            <w:pPr>
+              <w:rPr>
+                <w:sz w:val="15"/>
+              </w:rPr>
+            </w:pPr>
+            <w:r>
+              <w:rPr>
+                <w:sz w:val="15"/>
+              </w:rPr>
+              <w:t>standby SID M24SHAMSSEC</w:t>
             </w:r>
           </w:p>
         </w:tc>
@@ -4024,7 +4313,7 @@
     <w:link w:val="Heading1Char"/>
     <w:uiPriority w:val="9"/>
     <w:qFormat/>
-    <w:rsid w:val="003B2C71"/>
+    <w:rsid w:val="00134707"/>
     <w:pPr>
       <w:keepNext/>
       <w:keepLines/>
@@ -4046,7 +4335,7 @@
     <w:uiPriority w:val="9"/>
     <w:unhideWhenUsed/>
     <w:qFormat/>
-    <w:rsid w:val="003B2C71"/>
+    <w:rsid w:val="00134707"/>
     <w:pPr>
       <w:keepNext/>
       <w:keepLines/>
@@ -4069,7 +4358,7 @@
     <w:semiHidden/>
     <w:unhideWhenUsed/>
     <w:qFormat/>
-    <w:rsid w:val="003B2C71"/>
+    <w:rsid w:val="00134707"/>
     <w:pPr>
       <w:keepNext/>
       <w:keepLines/>
@@ -4092,7 +4381,7 @@
     <w:semiHidden/>
     <w:unhideWhenUsed/>
     <w:qFormat/>
-    <w:rsid w:val="003B2C71"/>
+    <w:rsid w:val="00134707"/>
     <w:pPr>
       <w:keepNext/>
       <w:keepLines/>
@@ -4115,7 +4404,7 @@
     <w:semiHidden/>
     <w:unhideWhenUsed/>
     <w:qFormat/>
-    <w:rsid w:val="003B2C71"/>
+    <w:rsid w:val="00134707"/>
     <w:pPr>
       <w:keepNext/>
       <w:keepLines/>
@@ -4136,7 +4425,7 @@
     <w:semiHidden/>
     <w:unhideWhenUsed/>
     <w:qFormat/>
-    <w:rsid w:val="003B2C71"/>
+    <w:rsid w:val="00134707"/>
     <w:pPr>
       <w:keepNext/>
       <w:keepLines/>
@@ -4159,7 +4448,7 @@
     <w:semiHidden/>
     <w:unhideWhenUsed/>
     <w:qFormat/>
-    <w:rsid w:val="003B2C71"/>
+    <w:rsid w:val="00134707"/>
     <w:pPr>
       <w:keepNext/>
       <w:keepLines/>
@@ -4180,7 +4469,7 @@
     <w:semiHidden/>
     <w:unhideWhenUsed/>
     <w:qFormat/>
-    <w:rsid w:val="003B2C71"/>
+    <w:rsid w:val="00134707"/>
     <w:pPr>
       <w:keepNext/>
       <w:keepLines/>
@@ -4203,7 +4492,7 @@
     <w:semiHidden/>
     <w:unhideWhenUsed/>
     <w:qFormat/>
-    <w:rsid w:val="003B2C71"/>
+    <w:rsid w:val="00134707"/>
     <w:pPr>
       <w:keepNext/>
       <w:keepLines/>
@@ -4247,7 +4536,7 @@
     <w:basedOn w:val="DefaultParagraphFont"/>
     <w:link w:val="Heading1"/>
     <w:uiPriority w:val="9"/>
-    <w:rsid w:val="003B2C71"/>
+    <w:rsid w:val="00134707"/>
     <w:rPr>
       <w:rFonts w:ascii="Aptos Display" w:eastAsiaTheme="majorEastAsia" w:hAnsi="Aptos Display" w:cstheme="majorBidi"/>
       <w:color w:val="003B75"/>
@@ -4260,7 +4549,7 @@
     <w:basedOn w:val="DefaultParagraphFont"/>
     <w:link w:val="Heading2"/>
     <w:uiPriority w:val="9"/>
-    <w:rsid w:val="003B2C71"/>
+    <w:rsid w:val="00134707"/>
     <w:rPr>
       <w:rFonts w:ascii="Aptos Display" w:eastAsiaTheme="majorEastAsia" w:hAnsi="Aptos Display" w:cstheme="majorBidi"/>
       <w:color w:val="003B75"/>
@@ -4273,7 +4562,7 @@
     <w:link w:val="Heading3"/>
     <w:uiPriority w:val="9"/>
     <w:semiHidden/>
-    <w:rsid w:val="003B2C71"/>
+    <w:rsid w:val="00134707"/>
     <w:rPr>
       <w:rFonts w:ascii="Aptos Display" w:eastAsiaTheme="majorEastAsia" w:hAnsi="Aptos Display" w:cstheme="majorBidi"/>
       <w:color w:val="003B75"/>
@@ -4287,7 +4576,7 @@
     <w:link w:val="Heading4"/>
     <w:uiPriority w:val="9"/>
     <w:semiHidden/>
-    <w:rsid w:val="003B2C71"/>
+    <w:rsid w:val="00134707"/>
     <w:rPr>
       <w:rFonts w:eastAsiaTheme="majorEastAsia" w:cstheme="majorBidi"/>
       <w:i/>
@@ -4301,7 +4590,7 @@
     <w:link w:val="Heading5"/>
     <w:uiPriority w:val="9"/>
     <w:semiHidden/>
-    <w:rsid w:val="003B2C71"/>
+    <w:rsid w:val="00134707"/>
     <w:rPr>
       <w:rFonts w:eastAsiaTheme="majorEastAsia" w:cstheme="majorBidi"/>
       <w:color w:val="0F4761" w:themeColor="accent1" w:themeShade="BF"/>
@@ -4313,7 +4602,7 @@
     <w:link w:val="Heading6"/>
     <w:uiPriority w:val="9"/>
     <w:semiHidden/>
-    <w:rsid w:val="003B2C71"/>
+    <w:rsid w:val="00134707"/>
     <w:rPr>
       <w:rFonts w:eastAsiaTheme="majorEastAsia" w:cstheme="majorBidi"/>
       <w:i/>
@@ -4327,7 +4616,7 @@
     <w:link w:val="Heading7"/>
     <w:uiPriority w:val="9"/>
     <w:semiHidden/>
-    <w:rsid w:val="003B2C71"/>
+    <w:rsid w:val="00134707"/>
     <w:rPr>
       <w:rFonts w:eastAsiaTheme="majorEastAsia" w:cstheme="majorBidi"/>
       <w:color w:val="595959" w:themeColor="text1" w:themeTint="A6"/>
@@ -4339,7 +4628,7 @@
     <w:link w:val="Heading8"/>
     <w:uiPriority w:val="9"/>
     <w:semiHidden/>
-    <w:rsid w:val="003B2C71"/>
+    <w:rsid w:val="00134707"/>
     <w:rPr>
       <w:rFonts w:eastAsiaTheme="majorEastAsia" w:cstheme="majorBidi"/>
       <w:i/>
@@ -4353,7 +4642,7 @@
     <w:link w:val="Heading9"/>
     <w:uiPriority w:val="9"/>
     <w:semiHidden/>
-    <w:rsid w:val="003B2C71"/>
+    <w:rsid w:val="00134707"/>
     <w:rPr>
       <w:rFonts w:eastAsiaTheme="majorEastAsia" w:cstheme="majorBidi"/>
       <w:color w:val="272727" w:themeColor="text1" w:themeTint="D8"/>
@@ -4366,7 +4655,7 @@
     <w:link w:val="TitleChar"/>
     <w:uiPriority w:val="10"/>
     <w:qFormat/>
-    <w:rsid w:val="003B2C71"/>
+    <w:rsid w:val="00134707"/>
     <w:pPr>
       <w:spacing w:before="120" w:line="240" w:lineRule="auto"/>
       <w:contextualSpacing/>
@@ -4385,7 +4674,7 @@
     <w:basedOn w:val="DefaultParagraphFont"/>
     <w:link w:val="Title"/>
     <w:uiPriority w:val="10"/>
-    <w:rsid w:val="003B2C71"/>
+    <w:rsid w:val="00134707"/>
     <w:rPr>
       <w:rFonts w:ascii="Aptos Display" w:eastAsiaTheme="majorEastAsia" w:hAnsi="Aptos Display" w:cstheme="majorBidi"/>
       <w:color w:val="003B75"/>
@@ -4402,7 +4691,7 @@
     <w:link w:val="SubtitleChar"/>
     <w:uiPriority w:val="11"/>
     <w:qFormat/>
-    <w:rsid w:val="003B2C71"/>
+    <w:rsid w:val="00134707"/>
     <w:pPr>
       <w:numPr>
         <w:ilvl w:val="1"/>
@@ -4421,7 +4710,7 @@
     <w:basedOn w:val="DefaultParagraphFont"/>
     <w:link w:val="Subtitle"/>
     <w:uiPriority w:val="11"/>
-    <w:rsid w:val="003B2C71"/>
+    <w:rsid w:val="00134707"/>
     <w:rPr>
       <w:rFonts w:eastAsiaTheme="majorEastAsia" w:cstheme="majorBidi"/>
       <w:color w:val="595959" w:themeColor="text1" w:themeTint="A6"/>
@@ -4437,7 +4726,7 @@
     <w:link w:val="QuoteChar"/>
     <w:uiPriority w:val="29"/>
     <w:qFormat/>
-    <w:rsid w:val="003B2C71"/>
+    <w:rsid w:val="00134707"/>
     <w:pPr>
       <w:spacing w:before="160"/>
       <w:jc w:val="center"/>
@@ -4453,7 +4742,7 @@
     <w:basedOn w:val="DefaultParagraphFont"/>
     <w:link w:val="Quote"/>
     <w:uiPriority w:val="29"/>
-    <w:rsid w:val="003B2C71"/>
+    <w:rsid w:val="00134707"/>
     <w:rPr>
       <w:i/>
       <w:iCs/>
@@ -4465,7 +4754,7 @@
     <w:basedOn w:val="Normal"/>
     <w:uiPriority w:val="34"/>
     <w:qFormat/>
-    <w:rsid w:val="003B2C71"/>
+    <w:rsid w:val="00134707"/>
     <w:pPr>
       <w:ind w:left="720"/>
       <w:contextualSpacing/>
@@ -4476,7 +4765,7 @@
     <w:basedOn w:val="DefaultParagraphFont"/>
     <w:uiPriority w:val="21"/>
     <w:qFormat/>
-    <w:rsid w:val="003B2C71"/>
+    <w:rsid w:val="00134707"/>
     <w:rPr>
       <w:i/>
       <w:iCs/>
@@ -4490,7 +4779,7 @@
     <w:link w:val="IntenseQuoteChar"/>
     <w:uiPriority w:val="30"/>
     <w:qFormat/>
-    <w:rsid w:val="003B2C71"/>
+    <w:rsid w:val="00134707"/>
     <w:pPr>
       <w:pBdr>
         <w:top w:val="single" w:sz="4" w:space="10" w:color="0F4761" w:themeColor="accent1" w:themeShade="BF"/>
@@ -4511,7 +4800,7 @@
     <w:basedOn w:val="DefaultParagraphFont"/>
     <w:link w:val="IntenseQuote"/>
     <w:uiPriority w:val="30"/>
-    <w:rsid w:val="003B2C71"/>
+    <w:rsid w:val="00134707"/>
     <w:rPr>
       <w:i/>
       <w:iCs/>
@@ -4523,7 +4812,7 @@
     <w:basedOn w:val="DefaultParagraphFont"/>
     <w:uiPriority w:val="32"/>
     <w:qFormat/>
-    <w:rsid w:val="003B2C71"/>
+    <w:rsid w:val="00134707"/>
     <w:rPr>
       <w:b/>
       <w:bCs/>
@@ -4538,7 +4827,7 @@
     <w:link w:val="HeaderChar"/>
     <w:uiPriority w:val="99"/>
     <w:unhideWhenUsed/>
-    <w:rsid w:val="003B2C71"/>
+    <w:rsid w:val="00134707"/>
     <w:pPr>
       <w:tabs>
         <w:tab w:val="center" w:pos="4513"/>
@@ -4552,7 +4841,7 @@
     <w:basedOn w:val="DefaultParagraphFont"/>
     <w:link w:val="Header"/>
     <w:uiPriority w:val="99"/>
-    <w:rsid w:val="003B2C71"/>
+    <w:rsid w:val="00134707"/>
     <w:rPr>
       <w:rFonts w:ascii="Aptos" w:hAnsi="Aptos"/>
       <w:sz w:val="18"/>
@@ -4564,7 +4853,7 @@
     <w:link w:val="FooterChar"/>
     <w:uiPriority w:val="99"/>
     <w:unhideWhenUsed/>
-    <w:rsid w:val="003B2C71"/>
+    <w:rsid w:val="00134707"/>
     <w:pPr>
       <w:tabs>
         <w:tab w:val="center" w:pos="4513"/>
@@ -4578,7 +4867,7 @@
     <w:basedOn w:val="DefaultParagraphFont"/>
     <w:link w:val="Footer"/>
     <w:uiPriority w:val="99"/>
-    <w:rsid w:val="003B2C71"/>
+    <w:rsid w:val="00134707"/>
     <w:rPr>
       <w:rFonts w:ascii="Aptos" w:hAnsi="Aptos"/>
       <w:sz w:val="18"/>
@@ -4588,7 +4877,7 @@
     <w:name w:val="Table Grid"/>
     <w:basedOn w:val="TableNormal"/>
     <w:uiPriority w:val="39"/>
-    <w:rsid w:val="003B2C71"/>
+    <w:rsid w:val="00134707"/>
     <w:pPr>
       <w:spacing w:after="0" w:line="240" w:lineRule="auto"/>
     </w:pPr>

--- a/artifacts/shams_project/M24SHAMS_RUN_SHEET_STAGING_DATAGUARD.docx
+++ b/artifacts/shams_project/M24SHAMS_RUN_SHEET_STAGING_DATAGUARD.docx
@@ -4313,7 +4313,7 @@
     <w:link w:val="Heading1Char"/>
     <w:uiPriority w:val="9"/>
     <w:qFormat/>
-    <w:rsid w:val="00134707"/>
+    <w:rsid w:val="00D5610F"/>
     <w:pPr>
       <w:keepNext/>
       <w:keepLines/>
@@ -4335,7 +4335,7 @@
     <w:uiPriority w:val="9"/>
     <w:unhideWhenUsed/>
     <w:qFormat/>
-    <w:rsid w:val="00134707"/>
+    <w:rsid w:val="00D5610F"/>
     <w:pPr>
       <w:keepNext/>
       <w:keepLines/>
@@ -4358,7 +4358,7 @@
     <w:semiHidden/>
     <w:unhideWhenUsed/>
     <w:qFormat/>
-    <w:rsid w:val="00134707"/>
+    <w:rsid w:val="00D5610F"/>
     <w:pPr>
       <w:keepNext/>
       <w:keepLines/>
@@ -4381,7 +4381,7 @@
     <w:semiHidden/>
     <w:unhideWhenUsed/>
     <w:qFormat/>
-    <w:rsid w:val="00134707"/>
+    <w:rsid w:val="00D5610F"/>
     <w:pPr>
       <w:keepNext/>
       <w:keepLines/>
@@ -4404,7 +4404,7 @@
     <w:semiHidden/>
     <w:unhideWhenUsed/>
     <w:qFormat/>
-    <w:rsid w:val="00134707"/>
+    <w:rsid w:val="00D5610F"/>
     <w:pPr>
       <w:keepNext/>
       <w:keepLines/>
@@ -4425,7 +4425,7 @@
     <w:semiHidden/>
     <w:unhideWhenUsed/>
     <w:qFormat/>
-    <w:rsid w:val="00134707"/>
+    <w:rsid w:val="00D5610F"/>
     <w:pPr>
       <w:keepNext/>
       <w:keepLines/>
@@ -4448,7 +4448,7 @@
     <w:semiHidden/>
     <w:unhideWhenUsed/>
     <w:qFormat/>
-    <w:rsid w:val="00134707"/>
+    <w:rsid w:val="00D5610F"/>
     <w:pPr>
       <w:keepNext/>
       <w:keepLines/>
@@ -4469,7 +4469,7 @@
     <w:semiHidden/>
     <w:unhideWhenUsed/>
     <w:qFormat/>
-    <w:rsid w:val="00134707"/>
+    <w:rsid w:val="00D5610F"/>
     <w:pPr>
       <w:keepNext/>
       <w:keepLines/>
@@ -4492,7 +4492,7 @@
     <w:semiHidden/>
     <w:unhideWhenUsed/>
     <w:qFormat/>
-    <w:rsid w:val="00134707"/>
+    <w:rsid w:val="00D5610F"/>
     <w:pPr>
       <w:keepNext/>
       <w:keepLines/>
@@ -4536,7 +4536,7 @@
     <w:basedOn w:val="DefaultParagraphFont"/>
     <w:link w:val="Heading1"/>
     <w:uiPriority w:val="9"/>
-    <w:rsid w:val="00134707"/>
+    <w:rsid w:val="00D5610F"/>
     <w:rPr>
       <w:rFonts w:ascii="Aptos Display" w:eastAsiaTheme="majorEastAsia" w:hAnsi="Aptos Display" w:cstheme="majorBidi"/>
       <w:color w:val="003B75"/>
@@ -4549,7 +4549,7 @@
     <w:basedOn w:val="DefaultParagraphFont"/>
     <w:link w:val="Heading2"/>
     <w:uiPriority w:val="9"/>
-    <w:rsid w:val="00134707"/>
+    <w:rsid w:val="00D5610F"/>
     <w:rPr>
       <w:rFonts w:ascii="Aptos Display" w:eastAsiaTheme="majorEastAsia" w:hAnsi="Aptos Display" w:cstheme="majorBidi"/>
       <w:color w:val="003B75"/>
@@ -4562,7 +4562,7 @@
     <w:link w:val="Heading3"/>
     <w:uiPriority w:val="9"/>
     <w:semiHidden/>
-    <w:rsid w:val="00134707"/>
+    <w:rsid w:val="00D5610F"/>
     <w:rPr>
       <w:rFonts w:ascii="Aptos Display" w:eastAsiaTheme="majorEastAsia" w:hAnsi="Aptos Display" w:cstheme="majorBidi"/>
       <w:color w:val="003B75"/>
@@ -4576,7 +4576,7 @@
     <w:link w:val="Heading4"/>
     <w:uiPriority w:val="9"/>
     <w:semiHidden/>
-    <w:rsid w:val="00134707"/>
+    <w:rsid w:val="00D5610F"/>
     <w:rPr>
       <w:rFonts w:eastAsiaTheme="majorEastAsia" w:cstheme="majorBidi"/>
       <w:i/>
@@ -4590,7 +4590,7 @@
     <w:link w:val="Heading5"/>
     <w:uiPriority w:val="9"/>
     <w:semiHidden/>
-    <w:rsid w:val="00134707"/>
+    <w:rsid w:val="00D5610F"/>
     <w:rPr>
       <w:rFonts w:eastAsiaTheme="majorEastAsia" w:cstheme="majorBidi"/>
       <w:color w:val="0F4761" w:themeColor="accent1" w:themeShade="BF"/>
@@ -4602,7 +4602,7 @@
     <w:link w:val="Heading6"/>
     <w:uiPriority w:val="9"/>
     <w:semiHidden/>
-    <w:rsid w:val="00134707"/>
+    <w:rsid w:val="00D5610F"/>
     <w:rPr>
       <w:rFonts w:eastAsiaTheme="majorEastAsia" w:cstheme="majorBidi"/>
       <w:i/>
@@ -4616,7 +4616,7 @@
     <w:link w:val="Heading7"/>
     <w:uiPriority w:val="9"/>
     <w:semiHidden/>
-    <w:rsid w:val="00134707"/>
+    <w:rsid w:val="00D5610F"/>
     <w:rPr>
       <w:rFonts w:eastAsiaTheme="majorEastAsia" w:cstheme="majorBidi"/>
       <w:color w:val="595959" w:themeColor="text1" w:themeTint="A6"/>
@@ -4628,7 +4628,7 @@
     <w:link w:val="Heading8"/>
     <w:uiPriority w:val="9"/>
     <w:semiHidden/>
-    <w:rsid w:val="00134707"/>
+    <w:rsid w:val="00D5610F"/>
     <w:rPr>
       <w:rFonts w:eastAsiaTheme="majorEastAsia" w:cstheme="majorBidi"/>
       <w:i/>
@@ -4642,7 +4642,7 @@
     <w:link w:val="Heading9"/>
     <w:uiPriority w:val="9"/>
     <w:semiHidden/>
-    <w:rsid w:val="00134707"/>
+    <w:rsid w:val="00D5610F"/>
     <w:rPr>
       <w:rFonts w:eastAsiaTheme="majorEastAsia" w:cstheme="majorBidi"/>
       <w:color w:val="272727" w:themeColor="text1" w:themeTint="D8"/>
@@ -4655,7 +4655,7 @@
     <w:link w:val="TitleChar"/>
     <w:uiPriority w:val="10"/>
     <w:qFormat/>
-    <w:rsid w:val="00134707"/>
+    <w:rsid w:val="00D5610F"/>
     <w:pPr>
       <w:spacing w:before="120" w:line="240" w:lineRule="auto"/>
       <w:contextualSpacing/>
@@ -4674,7 +4674,7 @@
     <w:basedOn w:val="DefaultParagraphFont"/>
     <w:link w:val="Title"/>
     <w:uiPriority w:val="10"/>
-    <w:rsid w:val="00134707"/>
+    <w:rsid w:val="00D5610F"/>
     <w:rPr>
       <w:rFonts w:ascii="Aptos Display" w:eastAsiaTheme="majorEastAsia" w:hAnsi="Aptos Display" w:cstheme="majorBidi"/>
       <w:color w:val="003B75"/>
@@ -4691,7 +4691,7 @@
     <w:link w:val="SubtitleChar"/>
     <w:uiPriority w:val="11"/>
     <w:qFormat/>
-    <w:rsid w:val="00134707"/>
+    <w:rsid w:val="00D5610F"/>
     <w:pPr>
       <w:numPr>
         <w:ilvl w:val="1"/>
@@ -4710,7 +4710,7 @@
     <w:basedOn w:val="DefaultParagraphFont"/>
     <w:link w:val="Subtitle"/>
     <w:uiPriority w:val="11"/>
-    <w:rsid w:val="00134707"/>
+    <w:rsid w:val="00D5610F"/>
     <w:rPr>
       <w:rFonts w:eastAsiaTheme="majorEastAsia" w:cstheme="majorBidi"/>
       <w:color w:val="595959" w:themeColor="text1" w:themeTint="A6"/>
@@ -4726,7 +4726,7 @@
     <w:link w:val="QuoteChar"/>
     <w:uiPriority w:val="29"/>
     <w:qFormat/>
-    <w:rsid w:val="00134707"/>
+    <w:rsid w:val="00D5610F"/>
     <w:pPr>
       <w:spacing w:before="160"/>
       <w:jc w:val="center"/>
@@ -4742,7 +4742,7 @@
     <w:basedOn w:val="DefaultParagraphFont"/>
     <w:link w:val="Quote"/>
     <w:uiPriority w:val="29"/>
-    <w:rsid w:val="00134707"/>
+    <w:rsid w:val="00D5610F"/>
     <w:rPr>
       <w:i/>
       <w:iCs/>
@@ -4754,7 +4754,7 @@
     <w:basedOn w:val="Normal"/>
     <w:uiPriority w:val="34"/>
     <w:qFormat/>
-    <w:rsid w:val="00134707"/>
+    <w:rsid w:val="00D5610F"/>
     <w:pPr>
       <w:ind w:left="720"/>
       <w:contextualSpacing/>
@@ -4765,7 +4765,7 @@
     <w:basedOn w:val="DefaultParagraphFont"/>
     <w:uiPriority w:val="21"/>
     <w:qFormat/>
-    <w:rsid w:val="00134707"/>
+    <w:rsid w:val="00D5610F"/>
     <w:rPr>
       <w:i/>
       <w:iCs/>
@@ -4779,7 +4779,7 @@
     <w:link w:val="IntenseQuoteChar"/>
     <w:uiPriority w:val="30"/>
     <w:qFormat/>
-    <w:rsid w:val="00134707"/>
+    <w:rsid w:val="00D5610F"/>
     <w:pPr>
       <w:pBdr>
         <w:top w:val="single" w:sz="4" w:space="10" w:color="0F4761" w:themeColor="accent1" w:themeShade="BF"/>
@@ -4800,7 +4800,7 @@
     <w:basedOn w:val="DefaultParagraphFont"/>
     <w:link w:val="IntenseQuote"/>
     <w:uiPriority w:val="30"/>
-    <w:rsid w:val="00134707"/>
+    <w:rsid w:val="00D5610F"/>
     <w:rPr>
       <w:i/>
       <w:iCs/>
@@ -4812,7 +4812,7 @@
     <w:basedOn w:val="DefaultParagraphFont"/>
     <w:uiPriority w:val="32"/>
     <w:qFormat/>
-    <w:rsid w:val="00134707"/>
+    <w:rsid w:val="00D5610F"/>
     <w:rPr>
       <w:b/>
       <w:bCs/>
@@ -4827,7 +4827,7 @@
     <w:link w:val="HeaderChar"/>
     <w:uiPriority w:val="99"/>
     <w:unhideWhenUsed/>
-    <w:rsid w:val="00134707"/>
+    <w:rsid w:val="00D5610F"/>
     <w:pPr>
       <w:tabs>
         <w:tab w:val="center" w:pos="4513"/>
@@ -4841,7 +4841,7 @@
     <w:basedOn w:val="DefaultParagraphFont"/>
     <w:link w:val="Header"/>
     <w:uiPriority w:val="99"/>
-    <w:rsid w:val="00134707"/>
+    <w:rsid w:val="00D5610F"/>
     <w:rPr>
       <w:rFonts w:ascii="Aptos" w:hAnsi="Aptos"/>
       <w:sz w:val="18"/>
@@ -4853,7 +4853,7 @@
     <w:link w:val="FooterChar"/>
     <w:uiPriority w:val="99"/>
     <w:unhideWhenUsed/>
-    <w:rsid w:val="00134707"/>
+    <w:rsid w:val="00D5610F"/>
     <w:pPr>
       <w:tabs>
         <w:tab w:val="center" w:pos="4513"/>
@@ -4867,7 +4867,7 @@
     <w:basedOn w:val="DefaultParagraphFont"/>
     <w:link w:val="Footer"/>
     <w:uiPriority w:val="99"/>
-    <w:rsid w:val="00134707"/>
+    <w:rsid w:val="00D5610F"/>
     <w:rPr>
       <w:rFonts w:ascii="Aptos" w:hAnsi="Aptos"/>
       <w:sz w:val="18"/>
@@ -4877,7 +4877,7 @@
     <w:name w:val="Table Grid"/>
     <w:basedOn w:val="TableNormal"/>
     <w:uiPriority w:val="39"/>
-    <w:rsid w:val="00134707"/>
+    <w:rsid w:val="00D5610F"/>
     <w:pPr>
       <w:spacing w:after="0" w:line="240" w:lineRule="auto"/>
     </w:pPr>

--- a/artifacts/shams_project/M24SHAMS_RUN_SHEET_STAGING_DATAGUARD.docx
+++ b/artifacts/shams_project/M24SHAMS_RUN_SHEET_STAGING_DATAGUARD.docx
@@ -2,11 +2,52 @@
 <file path=word/document.xml><?xml version="1.0" encoding="utf-8"?>
 <w:document xmlns:wpc="http://schemas.microsoft.com/office/word/2010/wordprocessingCanvas" xmlns:cx="http://schemas.microsoft.com/office/drawing/2014/chartex" xmlns:cx1="http://schemas.microsoft.com/office/drawing/2015/9/8/chartex" xmlns:cx2="http://schemas.microsoft.com/office/drawing/2015/10/21/chartex" xmlns:cx3="http://schemas.microsoft.com/office/drawing/2016/5/9/chartex" xmlns:cx4="http://schemas.microsoft.com/office/drawing/2016/5/10/chartex" xmlns:cx5="http://schemas.microsoft.com/office/drawing/2016/5/11/chartex" xmlns:cx6="http://schemas.microsoft.com/office/drawing/2016/5/12/chartex" xmlns:cx7="http://schemas.microsoft.com/office/drawing/2016/5/13/chartex" xmlns:cx8="http://schemas.microsoft.com/office/drawing/2016/5/14/chartex" xmlns:mc="http://schemas.openxmlformats.org/markup-compatibility/2006" xmlns:aink="http://schemas.microsoft.com/office/drawing/2016/ink" xmlns:am3d="http://schemas.microsoft.com/office/drawing/2017/model3d" xmlns:o="urn:schemas-microsoft-com:office:office" xmlns:oel="http://schemas.microsoft.com/office/2019/extlst" xmlns:r="http://schemas.openxmlformats.org/officeDocument/2006/relationships" xmlns:m="http://schemas.openxmlformats.org/officeDocument/2006/math" xmlns:v="urn:schemas-microsoft-com:vml" xmlns:wp14="http://schemas.microsoft.com/office/word/2010/wordprocessingDrawing" xmlns:wp="http://schemas.openxmlformats.org/drawingml/2006/wordprocessingDrawing" xmlns:w10="urn:schemas-microsoft-com:office:word" xmlns:w="http://schemas.openxmlformats.org/wordprocessingml/2006/main" xmlns:w14="http://schemas.microsoft.com/office/word/2010/wordml" xmlns:w15="http://schemas.microsoft.com/office/word/2012/wordml" xmlns:w16cex="http://schemas.microsoft.com/office/word/2018/wordml/cex" xmlns:w16cid="http://schemas.microsoft.com/office/word/2016/wordml/cid" xmlns:w16="http://schemas.microsoft.com/office/word/2018/wordml" xmlns:w16du="http://schemas.microsoft.com/office/word/2023/wordml/word16du" xmlns:w16sdtdh="http://schemas.microsoft.com/office/word/2020/wordml/sdtdatahash" xmlns:w16sdtfl="http://schemas.microsoft.com/office/word/2024/wordml/sdtformatlock" xmlns:w16se="http://schemas.microsoft.com/office/word/2015/wordml/symex" xmlns:wpg="http://schemas.microsoft.com/office/word/2010/wordprocessingGroup" xmlns:wpi="http://schemas.microsoft.com/office/word/2010/wordprocessingInk" xmlns:wne="http://schemas.microsoft.com/office/word/2006/wordml" xmlns:wps="http://schemas.microsoft.com/office/word/2010/wordprocessingShape" mc:Ignorable="w14 w15 w16se w16cid w16 w16cex w16sdtdh w16sdtfl w16du wp14">
   <w:body>
+    <w:p/>
+    <w:p/>
+    <w:p/>
+    <w:p>
+      <w:pPr>
+        <w:pStyle w:val="Heading2"/>
+      </w:pPr>
+      <w:r>
+        <w:t>SHAMS PROJECT</w:t>
+      </w:r>
+    </w:p>
     <w:p>
       <w:pPr>
         <w:pStyle w:val="Title"/>
       </w:pPr>
       <w:r>
+        <w:t>M24SHAMS - Run Sheet Staging Data Guard</w:t>
+      </w:r>
+    </w:p>
+    <w:p>
+      <w:pPr>
+        <w:pStyle w:val="Heading2"/>
+      </w:pPr>
+      <w:r>
+        <w:t>Oracle Database 19c | Data Guard Enterprise Blueprint</w:t>
+      </w:r>
+    </w:p>
+    <w:p>
+      <w:r>
+        <w:t>Documento operativo PEYTECH - verificare sempre blueprint, ambiente, licenze e placeholder prima dell'esecuzione.</w:t>
+      </w:r>
+    </w:p>
+    <w:p>
+      <w:pPr>
+        <w:spacing w:after="160" w:line="278" w:lineRule="auto"/>
+      </w:pPr>
+      <w:r>
+        <w:br w:type="page"/>
+      </w:r>
+    </w:p>
+    <w:p>
+      <w:pPr>
+        <w:pStyle w:val="Title"/>
+      </w:pPr>
+      <w:r>
+        <w:lastRenderedPageBreak/>
         <w:t>Run Sheet M24SHAMS: Staging Data Guard</w:t>
       </w:r>
     </w:p>
@@ -30,7 +71,12 @@
     </w:p>
     <w:p>
       <w:r>
-        <w:t>ASM, Oracle Restart, Broker, Active Data Guard e backup RMAN sullo standby.</w:t>
+        <w:t>ASM, Oracle Restart, Broker, Active Data Guard opzionale e backup RMAN sullo</w:t>
+      </w:r>
+    </w:p>
+    <w:p>
+      <w:r>
+        <w:t>standby.</w:t>
       </w:r>
     </w:p>
     <w:p>
@@ -134,28 +180,41 @@
     <w:tbl>
       <w:tblPr>
         <w:tblStyle w:val="TableGrid"/>
-        <w:tblW w:w="5000" w:type="pct"/>
+        <w:tblW w:w="9360" w:type="dxa"/>
+        <w:tblInd w:w="-5" w:type="dxa"/>
+        <w:tblLayout w:type="fixed"/>
+        <w:tblCellMar>
+          <w:top w:w="80" w:type="dxa"/>
+          <w:left w:w="120" w:type="dxa"/>
+          <w:bottom w:w="80" w:type="dxa"/>
+          <w:right w:w="120" w:type="dxa"/>
+        </w:tblCellMar>
         <w:tblLook w:val="04A0" w:firstRow="1" w:lastRow="0" w:firstColumn="1" w:lastColumn="0" w:noHBand="0" w:noVBand="1"/>
       </w:tblPr>
       <w:tblGrid>
-        <w:gridCol w:w="4988"/>
-        <w:gridCol w:w="4988"/>
+        <w:gridCol w:w="4680"/>
+        <w:gridCol w:w="4680"/>
       </w:tblGrid>
       <w:tr>
-        <w:tc>
-          <w:tcPr>
-            <w:tcW w:w="2500" w:type="pct"/>
+        <w:trPr>
+          <w:tblHeader/>
+        </w:trPr>
+        <w:tc>
+          <w:tcPr>
+            <w:tcW w:w="4680" w:type="dxa"/>
             <w:shd w:val="clear" w:color="auto" w:fill="E6E6E6"/>
           </w:tcPr>
           <w:p>
             <w:pPr>
               <w:rPr>
+                <w:rFonts w:ascii="Aptos" w:hAnsi="Aptos"/>
                 <w:b/>
                 <w:sz w:val="15"/>
               </w:rPr>
             </w:pPr>
             <w:r>
               <w:rPr>
+                <w:rFonts w:ascii="Aptos" w:hAnsi="Aptos"/>
                 <w:b/>
                 <w:sz w:val="15"/>
               </w:rPr>
@@ -165,18 +224,20 @@
         </w:tc>
         <w:tc>
           <w:tcPr>
-            <w:tcW w:w="2500" w:type="pct"/>
+            <w:tcW w:w="4680" w:type="dxa"/>
             <w:shd w:val="clear" w:color="auto" w:fill="E6E6E6"/>
           </w:tcPr>
           <w:p>
             <w:pPr>
               <w:rPr>
+                <w:rFonts w:ascii="Aptos" w:hAnsi="Aptos"/>
                 <w:b/>
                 <w:sz w:val="15"/>
               </w:rPr>
             </w:pPr>
             <w:r>
               <w:rPr>
+                <w:rFonts w:ascii="Aptos" w:hAnsi="Aptos"/>
                 <w:b/>
                 <w:sz w:val="15"/>
               </w:rPr>
@@ -188,16 +249,18 @@
       <w:tr>
         <w:tc>
           <w:tcPr>
-            <w:tcW w:w="2500" w:type="pct"/>
-          </w:tcPr>
-          <w:p>
-            <w:pPr>
-              <w:rPr>
-                <w:sz w:val="15"/>
-              </w:rPr>
-            </w:pPr>
-            <w:r>
-              <w:rPr>
+            <w:tcW w:w="4680" w:type="dxa"/>
+          </w:tcPr>
+          <w:p>
+            <w:pPr>
+              <w:rPr>
+                <w:rFonts w:ascii="Aptos" w:hAnsi="Aptos"/>
+                <w:sz w:val="15"/>
+              </w:rPr>
+            </w:pPr>
+            <w:r>
+              <w:rPr>
+                <w:rFonts w:ascii="Aptos" w:hAnsi="Aptos"/>
                 <w:sz w:val="15"/>
               </w:rPr>
               <w:t>Change ID e finestra</w:t>
@@ -206,16 +269,18 @@
         </w:tc>
         <w:tc>
           <w:tcPr>
-            <w:tcW w:w="2500" w:type="pct"/>
-          </w:tcPr>
-          <w:p>
-            <w:pPr>
-              <w:rPr>
-                <w:sz w:val="15"/>
-              </w:rPr>
-            </w:pPr>
-            <w:r>
-              <w:rPr>
+            <w:tcW w:w="4680" w:type="dxa"/>
+          </w:tcPr>
+          <w:p>
+            <w:pPr>
+              <w:rPr>
+                <w:rFonts w:ascii="Aptos" w:hAnsi="Aptos"/>
+                <w:sz w:val="15"/>
+              </w:rPr>
+            </w:pPr>
+            <w:r>
+              <w:rPr>
+                <w:rFonts w:ascii="Aptos" w:hAnsi="Aptos"/>
                 <w:sz w:val="15"/>
               </w:rPr>
               <w:t>&lt;CHANGE_ID&gt;</w:t>
@@ -226,34 +291,39 @@
       <w:tr>
         <w:tc>
           <w:tcPr>
-            <w:tcW w:w="2500" w:type="pct"/>
-          </w:tcPr>
-          <w:p>
-            <w:pPr>
-              <w:rPr>
-                <w:sz w:val="15"/>
-              </w:rPr>
-            </w:pPr>
-            <w:r>
-              <w:rPr>
-                <w:sz w:val="15"/>
-              </w:rPr>
+            <w:tcW w:w="4680" w:type="dxa"/>
+          </w:tcPr>
+          <w:p>
+            <w:pPr>
+              <w:rPr>
+                <w:rFonts w:ascii="Aptos" w:hAnsi="Aptos"/>
+                <w:sz w:val="15"/>
+              </w:rPr>
+            </w:pPr>
+            <w:r>
+              <w:rPr>
+                <w:rFonts w:ascii="Aptos" w:hAnsi="Aptos"/>
+                <w:sz w:val="15"/>
+              </w:rPr>
+              <w:lastRenderedPageBreak/>
               <w:t>DBA owner</w:t>
             </w:r>
           </w:p>
         </w:tc>
         <w:tc>
           <w:tcPr>
-            <w:tcW w:w="2500" w:type="pct"/>
-          </w:tcPr>
-          <w:p>
-            <w:pPr>
-              <w:rPr>
-                <w:sz w:val="15"/>
-              </w:rPr>
-            </w:pPr>
-            <w:r>
-              <w:rPr>
+            <w:tcW w:w="4680" w:type="dxa"/>
+          </w:tcPr>
+          <w:p>
+            <w:pPr>
+              <w:rPr>
+                <w:rFonts w:ascii="Aptos" w:hAnsi="Aptos"/>
+                <w:sz w:val="15"/>
+              </w:rPr>
+            </w:pPr>
+            <w:r>
+              <w:rPr>
+                <w:rFonts w:ascii="Aptos" w:hAnsi="Aptos"/>
                 <w:sz w:val="15"/>
               </w:rPr>
               <w:t>&lt;NOME&gt;</w:t>
@@ -264,16 +334,18 @@
       <w:tr>
         <w:tc>
           <w:tcPr>
-            <w:tcW w:w="2500" w:type="pct"/>
-          </w:tcPr>
-          <w:p>
-            <w:pPr>
-              <w:rPr>
-                <w:sz w:val="15"/>
-              </w:rPr>
-            </w:pPr>
-            <w:r>
-              <w:rPr>
+            <w:tcW w:w="4680" w:type="dxa"/>
+          </w:tcPr>
+          <w:p>
+            <w:pPr>
+              <w:rPr>
+                <w:rFonts w:ascii="Aptos" w:hAnsi="Aptos"/>
+                <w:sz w:val="15"/>
+              </w:rPr>
+            </w:pPr>
+            <w:r>
+              <w:rPr>
+                <w:rFonts w:ascii="Aptos" w:hAnsi="Aptos"/>
                 <w:sz w:val="15"/>
               </w:rPr>
               <w:t>Host PE / IP DG</w:t>
@@ -282,16 +354,18 @@
         </w:tc>
         <w:tc>
           <w:tcPr>
-            <w:tcW w:w="2500" w:type="pct"/>
-          </w:tcPr>
-          <w:p>
-            <w:pPr>
-              <w:rPr>
-                <w:sz w:val="15"/>
-              </w:rPr>
-            </w:pPr>
-            <w:r>
-              <w:rPr>
+            <w:tcW w:w="4680" w:type="dxa"/>
+          </w:tcPr>
+          <w:p>
+            <w:pPr>
+              <w:rPr>
+                <w:rFonts w:ascii="Aptos" w:hAnsi="Aptos"/>
+                <w:sz w:val="15"/>
+              </w:rPr>
+            </w:pPr>
+            <w:r>
+              <w:rPr>
+                <w:rFonts w:ascii="Aptos" w:hAnsi="Aptos"/>
                 <w:sz w:val="15"/>
               </w:rPr>
               <w:t>&lt;PRIMARY_FQDN&gt; / &lt;PRIMARY_DG_IP&gt;</w:t>
@@ -302,16 +376,18 @@
       <w:tr>
         <w:tc>
           <w:tcPr>
-            <w:tcW w:w="2500" w:type="pct"/>
-          </w:tcPr>
-          <w:p>
-            <w:pPr>
-              <w:rPr>
-                <w:sz w:val="15"/>
-              </w:rPr>
-            </w:pPr>
-            <w:r>
-              <w:rPr>
+            <w:tcW w:w="4680" w:type="dxa"/>
+          </w:tcPr>
+          <w:p>
+            <w:pPr>
+              <w:rPr>
+                <w:rFonts w:ascii="Aptos" w:hAnsi="Aptos"/>
+                <w:sz w:val="15"/>
+              </w:rPr>
+            </w:pPr>
+            <w:r>
+              <w:rPr>
+                <w:rFonts w:ascii="Aptos" w:hAnsi="Aptos"/>
                 <w:sz w:val="15"/>
               </w:rPr>
               <w:t>Host SE / IP DG</w:t>
@@ -320,16 +396,18 @@
         </w:tc>
         <w:tc>
           <w:tcPr>
-            <w:tcW w:w="2500" w:type="pct"/>
-          </w:tcPr>
-          <w:p>
-            <w:pPr>
-              <w:rPr>
-                <w:sz w:val="15"/>
-              </w:rPr>
-            </w:pPr>
-            <w:r>
-              <w:rPr>
+            <w:tcW w:w="4680" w:type="dxa"/>
+          </w:tcPr>
+          <w:p>
+            <w:pPr>
+              <w:rPr>
+                <w:rFonts w:ascii="Aptos" w:hAnsi="Aptos"/>
+                <w:sz w:val="15"/>
+              </w:rPr>
+            </w:pPr>
+            <w:r>
+              <w:rPr>
+                <w:rFonts w:ascii="Aptos" w:hAnsi="Aptos"/>
                 <w:sz w:val="15"/>
               </w:rPr>
               <w:t>&lt;STANDBY_FQDN&gt; / &lt;STANDBY_DG_IP&gt;</w:t>
@@ -340,16 +418,18 @@
       <w:tr>
         <w:tc>
           <w:tcPr>
-            <w:tcW w:w="2500" w:type="pct"/>
-          </w:tcPr>
-          <w:p>
-            <w:pPr>
-              <w:rPr>
-                <w:sz w:val="15"/>
-              </w:rPr>
-            </w:pPr>
-            <w:r>
-              <w:rPr>
+            <w:tcW w:w="4680" w:type="dxa"/>
+          </w:tcPr>
+          <w:p>
+            <w:pPr>
+              <w:rPr>
+                <w:rFonts w:ascii="Aptos" w:hAnsi="Aptos"/>
+                <w:sz w:val="15"/>
+              </w:rPr>
+            </w:pPr>
+            <w:r>
+              <w:rPr>
+                <w:rFonts w:ascii="Aptos" w:hAnsi="Aptos"/>
                 <w:sz w:val="15"/>
               </w:rPr>
               <w:t>Grid Home / DB Home</w:t>
@@ -358,16 +438,18 @@
         </w:tc>
         <w:tc>
           <w:tcPr>
-            <w:tcW w:w="2500" w:type="pct"/>
-          </w:tcPr>
-          <w:p>
-            <w:pPr>
-              <w:rPr>
-                <w:sz w:val="15"/>
-              </w:rPr>
-            </w:pPr>
-            <w:r>
-              <w:rPr>
+            <w:tcW w:w="4680" w:type="dxa"/>
+          </w:tcPr>
+          <w:p>
+            <w:pPr>
+              <w:rPr>
+                <w:rFonts w:ascii="Aptos" w:hAnsi="Aptos"/>
+                <w:sz w:val="15"/>
+              </w:rPr>
+            </w:pPr>
+            <w:r>
+              <w:rPr>
+                <w:rFonts w:ascii="Aptos" w:hAnsi="Aptos"/>
                 <w:sz w:val="15"/>
               </w:rPr>
               <w:t>&lt;GRID_HOME&gt; / &lt;ORACLE_HOME&gt;</w:t>
@@ -378,16 +460,18 @@
       <w:tr>
         <w:tc>
           <w:tcPr>
-            <w:tcW w:w="2500" w:type="pct"/>
-          </w:tcPr>
-          <w:p>
-            <w:pPr>
-              <w:rPr>
-                <w:sz w:val="15"/>
-              </w:rPr>
-            </w:pPr>
-            <w:r>
-              <w:rPr>
+            <w:tcW w:w="4680" w:type="dxa"/>
+          </w:tcPr>
+          <w:p>
+            <w:pPr>
+              <w:rPr>
+                <w:rFonts w:ascii="Aptos" w:hAnsi="Aptos"/>
+                <w:sz w:val="15"/>
+              </w:rPr>
+            </w:pPr>
+            <w:r>
+              <w:rPr>
+                <w:rFonts w:ascii="Aptos" w:hAnsi="Aptos"/>
                 <w:sz w:val="15"/>
               </w:rPr>
               <w:t>RU 19c approvata e allineata</w:t>
@@ -396,16 +480,18 @@
         </w:tc>
         <w:tc>
           <w:tcPr>
-            <w:tcW w:w="2500" w:type="pct"/>
-          </w:tcPr>
-          <w:p>
-            <w:pPr>
-              <w:rPr>
-                <w:sz w:val="15"/>
-              </w:rPr>
-            </w:pPr>
-            <w:r>
-              <w:rPr>
+            <w:tcW w:w="4680" w:type="dxa"/>
+          </w:tcPr>
+          <w:p>
+            <w:pPr>
+              <w:rPr>
+                <w:rFonts w:ascii="Aptos" w:hAnsi="Aptos"/>
+                <w:sz w:val="15"/>
+              </w:rPr>
+            </w:pPr>
+            <w:r>
+              <w:rPr>
+                <w:rFonts w:ascii="Aptos" w:hAnsi="Aptos"/>
                 <w:sz w:val="15"/>
               </w:rPr>
               <w:t>&lt;RU&gt;</w:t>
@@ -416,16 +502,18 @@
       <w:tr>
         <w:tc>
           <w:tcPr>
-            <w:tcW w:w="2500" w:type="pct"/>
-          </w:tcPr>
-          <w:p>
-            <w:pPr>
-              <w:rPr>
-                <w:sz w:val="15"/>
-              </w:rPr>
-            </w:pPr>
-            <w:r>
-              <w:rPr>
+            <w:tcW w:w="4680" w:type="dxa"/>
+          </w:tcPr>
+          <w:p>
+            <w:pPr>
+              <w:rPr>
+                <w:rFonts w:ascii="Aptos" w:hAnsi="Aptos"/>
+                <w:sz w:val="15"/>
+              </w:rPr>
+            </w:pPr>
+            <w:r>
+              <w:rPr>
+                <w:rFonts w:ascii="Aptos" w:hAnsi="Aptos"/>
                 <w:sz w:val="15"/>
               </w:rPr>
               <w:t>FRA PE / SE</w:t>
@@ -434,16 +522,18 @@
         </w:tc>
         <w:tc>
           <w:tcPr>
-            <w:tcW w:w="2500" w:type="pct"/>
-          </w:tcPr>
-          <w:p>
-            <w:pPr>
-              <w:rPr>
-                <w:sz w:val="15"/>
-              </w:rPr>
-            </w:pPr>
-            <w:r>
-              <w:rPr>
+            <w:tcW w:w="4680" w:type="dxa"/>
+          </w:tcPr>
+          <w:p>
+            <w:pPr>
+              <w:rPr>
+                <w:rFonts w:ascii="Aptos" w:hAnsi="Aptos"/>
+                <w:sz w:val="15"/>
+              </w:rPr>
+            </w:pPr>
+            <w:r>
+              <w:rPr>
+                <w:rFonts w:ascii="Aptos" w:hAnsi="Aptos"/>
                 <w:sz w:val="15"/>
               </w:rPr>
               <w:t>&lt;FRA_BYTES&gt; / &lt;FRA_BYTES&gt;</w:t>
@@ -454,16 +544,18 @@
       <w:tr>
         <w:tc>
           <w:tcPr>
-            <w:tcW w:w="2500" w:type="pct"/>
-          </w:tcPr>
-          <w:p>
-            <w:pPr>
-              <w:rPr>
-                <w:sz w:val="15"/>
-              </w:rPr>
-            </w:pPr>
-            <w:r>
-              <w:rPr>
+            <w:tcW w:w="4680" w:type="dxa"/>
+          </w:tcPr>
+          <w:p>
+            <w:pPr>
+              <w:rPr>
+                <w:rFonts w:ascii="Aptos" w:hAnsi="Aptos"/>
+                <w:sz w:val="15"/>
+              </w:rPr>
+            </w:pPr>
+            <w:r>
+              <w:rPr>
+                <w:rFonts w:ascii="Aptos" w:hAnsi="Aptos"/>
                 <w:sz w:val="15"/>
               </w:rPr>
               <w:t>Latenza PE-SE</w:t>
@@ -472,16 +564,18 @@
         </w:tc>
         <w:tc>
           <w:tcPr>
-            <w:tcW w:w="2500" w:type="pct"/>
-          </w:tcPr>
-          <w:p>
-            <w:pPr>
-              <w:rPr>
-                <w:sz w:val="15"/>
-              </w:rPr>
-            </w:pPr>
-            <w:r>
-              <w:rPr>
+            <w:tcW w:w="4680" w:type="dxa"/>
+          </w:tcPr>
+          <w:p>
+            <w:pPr>
+              <w:rPr>
+                <w:rFonts w:ascii="Aptos" w:hAnsi="Aptos"/>
+                <w:sz w:val="15"/>
+              </w:rPr>
+            </w:pPr>
+            <w:r>
+              <w:rPr>
+                <w:rFonts w:ascii="Aptos" w:hAnsi="Aptos"/>
                 <w:sz w:val="15"/>
               </w:rPr>
               <w:t>&lt;LATENZA_MS&gt;</w:t>
@@ -492,16 +586,18 @@
       <w:tr>
         <w:tc>
           <w:tcPr>
-            <w:tcW w:w="2500" w:type="pct"/>
-          </w:tcPr>
-          <w:p>
-            <w:pPr>
-              <w:rPr>
-                <w:sz w:val="15"/>
-              </w:rPr>
-            </w:pPr>
-            <w:r>
-              <w:rPr>
+            <w:tcW w:w="4680" w:type="dxa"/>
+          </w:tcPr>
+          <w:p>
+            <w:pPr>
+              <w:rPr>
+                <w:rFonts w:ascii="Aptos" w:hAnsi="Aptos"/>
+                <w:sz w:val="15"/>
+              </w:rPr>
+            </w:pPr>
+            <w:r>
+              <w:rPr>
+                <w:rFonts w:ascii="Aptos" w:hAnsi="Aptos"/>
                 <w:sz w:val="15"/>
               </w:rPr>
               <w:t>Recovery catalog</w:t>
@@ -510,16 +606,18 @@
         </w:tc>
         <w:tc>
           <w:tcPr>
-            <w:tcW w:w="2500" w:type="pct"/>
-          </w:tcPr>
-          <w:p>
-            <w:pPr>
-              <w:rPr>
-                <w:sz w:val="15"/>
-              </w:rPr>
-            </w:pPr>
-            <w:r>
-              <w:rPr>
+            <w:tcW w:w="4680" w:type="dxa"/>
+          </w:tcPr>
+          <w:p>
+            <w:pPr>
+              <w:rPr>
+                <w:rFonts w:ascii="Aptos" w:hAnsi="Aptos"/>
+                <w:sz w:val="15"/>
+              </w:rPr>
+            </w:pPr>
+            <w:r>
+              <w:rPr>
+                <w:rFonts w:ascii="Aptos" w:hAnsi="Aptos"/>
                 <w:sz w:val="15"/>
               </w:rPr>
               <w:t>&lt;RMAN_CATALOG_TNS&gt;</w:t>
@@ -530,16 +628,18 @@
       <w:tr>
         <w:tc>
           <w:tcPr>
-            <w:tcW w:w="2500" w:type="pct"/>
-          </w:tcPr>
-          <w:p>
-            <w:pPr>
-              <w:rPr>
-                <w:sz w:val="15"/>
-              </w:rPr>
-            </w:pPr>
-            <w:r>
-              <w:rPr>
+            <w:tcW w:w="4680" w:type="dxa"/>
+          </w:tcPr>
+          <w:p>
+            <w:pPr>
+              <w:rPr>
+                <w:rFonts w:ascii="Aptos" w:hAnsi="Aptos"/>
+                <w:sz w:val="15"/>
+              </w:rPr>
+            </w:pPr>
+            <w:r>
+              <w:rPr>
+                <w:rFonts w:ascii="Aptos" w:hAnsi="Aptos"/>
                 <w:sz w:val="15"/>
               </w:rPr>
               <w:t>Destinazione backup</w:t>
@@ -548,16 +648,18 @@
         </w:tc>
         <w:tc>
           <w:tcPr>
-            <w:tcW w:w="2500" w:type="pct"/>
-          </w:tcPr>
-          <w:p>
-            <w:pPr>
-              <w:rPr>
-                <w:sz w:val="15"/>
-              </w:rPr>
-            </w:pPr>
-            <w:r>
-              <w:rPr>
+            <w:tcW w:w="4680" w:type="dxa"/>
+          </w:tcPr>
+          <w:p>
+            <w:pPr>
+              <w:rPr>
+                <w:rFonts w:ascii="Aptos" w:hAnsi="Aptos"/>
+                <w:sz w:val="15"/>
+              </w:rPr>
+            </w:pPr>
+            <w:r>
+              <w:rPr>
+                <w:rFonts w:ascii="Aptos" w:hAnsi="Aptos"/>
                 <w:sz w:val="15"/>
               </w:rPr>
               <w:t>&lt;BACKUP_DEST&gt;</w:t>
@@ -568,54 +670,60 @@
       <w:tr>
         <w:tc>
           <w:tcPr>
-            <w:tcW w:w="2500" w:type="pct"/>
-          </w:tcPr>
-          <w:p>
-            <w:pPr>
-              <w:rPr>
-                <w:sz w:val="15"/>
-              </w:rPr>
-            </w:pPr>
-            <w:r>
-              <w:rPr>
-                <w:sz w:val="15"/>
-              </w:rPr>
-              <w:t>Evidenza licenza Active Data Guard</w:t>
-            </w:r>
-          </w:p>
-        </w:tc>
-        <w:tc>
-          <w:tcPr>
-            <w:tcW w:w="2500" w:type="pct"/>
-          </w:tcPr>
-          <w:p>
-            <w:pPr>
-              <w:rPr>
-                <w:sz w:val="15"/>
-              </w:rPr>
-            </w:pPr>
-            <w:r>
-              <w:rPr>
-                <w:sz w:val="15"/>
-              </w:rPr>
-              <w:t>&lt;RIFERIMENTO&gt;</w:t>
-            </w:r>
-          </w:p>
-        </w:tc>
-      </w:tr>
-      <w:tr>
-        <w:tc>
-          <w:tcPr>
-            <w:tcW w:w="2500" w:type="pct"/>
-          </w:tcPr>
-          <w:p>
-            <w:pPr>
-              <w:rPr>
-                <w:sz w:val="15"/>
-              </w:rPr>
-            </w:pPr>
-            <w:r>
-              <w:rPr>
+            <w:tcW w:w="4680" w:type="dxa"/>
+          </w:tcPr>
+          <w:p>
+            <w:pPr>
+              <w:rPr>
+                <w:rFonts w:ascii="Aptos" w:hAnsi="Aptos"/>
+                <w:sz w:val="15"/>
+              </w:rPr>
+            </w:pPr>
+            <w:r>
+              <w:rPr>
+                <w:rFonts w:ascii="Aptos" w:hAnsi="Aptos"/>
+                <w:sz w:val="15"/>
+              </w:rPr>
+              <w:t>Active Data Guard</w:t>
+            </w:r>
+          </w:p>
+        </w:tc>
+        <w:tc>
+          <w:tcPr>
+            <w:tcW w:w="4680" w:type="dxa"/>
+          </w:tcPr>
+          <w:p>
+            <w:pPr>
+              <w:rPr>
+                <w:rFonts w:ascii="Aptos" w:hAnsi="Aptos"/>
+                <w:sz w:val="15"/>
+              </w:rPr>
+            </w:pPr>
+            <w:r>
+              <w:rPr>
+                <w:rFonts w:ascii="Aptos" w:hAnsi="Aptos"/>
+                <w:sz w:val="15"/>
+              </w:rPr>
+              <w:t>&lt;PRODUZIONE_CON_EVIDENZA/LAB_PERSONALE/NO&gt;</w:t>
+            </w:r>
+          </w:p>
+        </w:tc>
+      </w:tr>
+      <w:tr>
+        <w:tc>
+          <w:tcPr>
+            <w:tcW w:w="4680" w:type="dxa"/>
+          </w:tcPr>
+          <w:p>
+            <w:pPr>
+              <w:rPr>
+                <w:rFonts w:ascii="Aptos" w:hAnsi="Aptos"/>
+                <w:sz w:val="15"/>
+              </w:rPr>
+            </w:pPr>
+            <w:r>
+              <w:rPr>
+                <w:rFonts w:ascii="Aptos" w:hAnsi="Aptos"/>
                 <w:sz w:val="15"/>
               </w:rPr>
               <w:t>Decisione TDE</w:t>
@@ -624,16 +732,18 @@
         </w:tc>
         <w:tc>
           <w:tcPr>
-            <w:tcW w:w="2500" w:type="pct"/>
-          </w:tcPr>
-          <w:p>
-            <w:pPr>
-              <w:rPr>
-                <w:sz w:val="15"/>
-              </w:rPr>
-            </w:pPr>
-            <w:r>
-              <w:rPr>
+            <w:tcW w:w="4680" w:type="dxa"/>
+          </w:tcPr>
+          <w:p>
+            <w:pPr>
+              <w:rPr>
+                <w:rFonts w:ascii="Aptos" w:hAnsi="Aptos"/>
+                <w:sz w:val="15"/>
+              </w:rPr>
+            </w:pPr>
+            <w:r>
+              <w:rPr>
+                <w:rFonts w:ascii="Aptos" w:hAnsi="Aptos"/>
                 <w:sz w:val="15"/>
               </w:rPr>
               <w:t>&lt;SI/NO - RIFERIMENTO&gt;</w:t>
@@ -644,16 +754,18 @@
       <w:tr>
         <w:tc>
           <w:tcPr>
-            <w:tcW w:w="2500" w:type="pct"/>
-          </w:tcPr>
-          <w:p>
-            <w:pPr>
-              <w:rPr>
-                <w:sz w:val="15"/>
-              </w:rPr>
-            </w:pPr>
-            <w:r>
-              <w:rPr>
+            <w:tcW w:w="4680" w:type="dxa"/>
+          </w:tcPr>
+          <w:p>
+            <w:pPr>
+              <w:rPr>
+                <w:rFonts w:ascii="Aptos" w:hAnsi="Aptos"/>
+                <w:sz w:val="15"/>
+              </w:rPr>
+            </w:pPr>
+            <w:r>
+              <w:rPr>
+                <w:rFonts w:ascii="Aptos" w:hAnsi="Aptos"/>
                 <w:sz w:val="15"/>
               </w:rPr>
               <w:t>Metodo creazione primary</w:t>
@@ -662,16 +774,18 @@
         </w:tc>
         <w:tc>
           <w:tcPr>
-            <w:tcW w:w="2500" w:type="pct"/>
-          </w:tcPr>
-          <w:p>
-            <w:pPr>
-              <w:rPr>
-                <w:sz w:val="15"/>
-              </w:rPr>
-            </w:pPr>
-            <w:r>
-              <w:rPr>
+            <w:tcW w:w="4680" w:type="dxa"/>
+          </w:tcPr>
+          <w:p>
+            <w:pPr>
+              <w:rPr>
+                <w:rFonts w:ascii="Aptos" w:hAnsi="Aptos"/>
+                <w:sz w:val="15"/>
+              </w:rPr>
+            </w:pPr>
+            <w:r>
+              <w:rPr>
+                <w:rFonts w:ascii="Aptos" w:hAnsi="Aptos"/>
                 <w:sz w:val="15"/>
               </w:rPr>
               <w:t>&lt;DBCA_SCRIPT_REVIEW/GOLDEN_RMAN&gt;</w:t>
@@ -682,16 +796,18 @@
       <w:tr>
         <w:tc>
           <w:tcPr>
-            <w:tcW w:w="2500" w:type="pct"/>
-          </w:tcPr>
-          <w:p>
-            <w:pPr>
-              <w:rPr>
-                <w:sz w:val="15"/>
-              </w:rPr>
-            </w:pPr>
-            <w:r>
-              <w:rPr>
+            <w:tcW w:w="4680" w:type="dxa"/>
+          </w:tcPr>
+          <w:p>
+            <w:pPr>
+              <w:rPr>
+                <w:rFonts w:ascii="Aptos" w:hAnsi="Aptos"/>
+                <w:sz w:val="15"/>
+              </w:rPr>
+            </w:pPr>
+            <w:r>
+              <w:rPr>
+                <w:rFonts w:ascii="Aptos" w:hAnsi="Aptos"/>
                 <w:sz w:val="15"/>
               </w:rPr>
               <w:t>Trasporto approvato</w:t>
@@ -700,16 +816,18 @@
         </w:tc>
         <w:tc>
           <w:tcPr>
-            <w:tcW w:w="2500" w:type="pct"/>
-          </w:tcPr>
-          <w:p>
-            <w:pPr>
-              <w:rPr>
-                <w:sz w:val="15"/>
-              </w:rPr>
-            </w:pPr>
-            <w:r>
-              <w:rPr>
+            <w:tcW w:w="4680" w:type="dxa"/>
+          </w:tcPr>
+          <w:p>
+            <w:pPr>
+              <w:rPr>
+                <w:rFonts w:ascii="Aptos" w:hAnsi="Aptos"/>
+                <w:sz w:val="15"/>
+              </w:rPr>
+            </w:pPr>
+            <w:r>
+              <w:rPr>
+                <w:rFonts w:ascii="Aptos" w:hAnsi="Aptos"/>
                 <w:sz w:val="15"/>
               </w:rPr>
               <w:t>&lt;SYNC_AFFIRM/FASTSYNC_NOAFFIRM&gt;</w:t>
@@ -730,29 +848,42 @@
     <w:tbl>
       <w:tblPr>
         <w:tblStyle w:val="TableGrid"/>
-        <w:tblW w:w="5000" w:type="pct"/>
+        <w:tblW w:w="9360" w:type="dxa"/>
+        <w:tblInd w:w="-5" w:type="dxa"/>
+        <w:tblLayout w:type="fixed"/>
+        <w:tblCellMar>
+          <w:top w:w="80" w:type="dxa"/>
+          <w:left w:w="120" w:type="dxa"/>
+          <w:bottom w:w="80" w:type="dxa"/>
+          <w:right w:w="120" w:type="dxa"/>
+        </w:tblCellMar>
         <w:tblLook w:val="04A0" w:firstRow="1" w:lastRow="0" w:firstColumn="1" w:lastColumn="0" w:noHBand="0" w:noVBand="1"/>
       </w:tblPr>
       <w:tblGrid>
-        <w:gridCol w:w="3324"/>
-        <w:gridCol w:w="3326"/>
-        <w:gridCol w:w="3326"/>
+        <w:gridCol w:w="3120"/>
+        <w:gridCol w:w="3120"/>
+        <w:gridCol w:w="3120"/>
       </w:tblGrid>
       <w:tr>
-        <w:tc>
-          <w:tcPr>
-            <w:tcW w:w="1666" w:type="pct"/>
+        <w:trPr>
+          <w:tblHeader/>
+        </w:trPr>
+        <w:tc>
+          <w:tcPr>
+            <w:tcW w:w="3120" w:type="dxa"/>
             <w:shd w:val="clear" w:color="auto" w:fill="E6E6E6"/>
           </w:tcPr>
           <w:p>
             <w:pPr>
               <w:rPr>
+                <w:rFonts w:ascii="Aptos" w:hAnsi="Aptos"/>
                 <w:b/>
                 <w:sz w:val="15"/>
               </w:rPr>
             </w:pPr>
             <w:r>
               <w:rPr>
+                <w:rFonts w:ascii="Aptos" w:hAnsi="Aptos"/>
                 <w:b/>
                 <w:sz w:val="15"/>
               </w:rPr>
@@ -762,18 +893,20 @@
         </w:tc>
         <w:tc>
           <w:tcPr>
-            <w:tcW w:w="1667" w:type="pct"/>
+            <w:tcW w:w="3120" w:type="dxa"/>
             <w:shd w:val="clear" w:color="auto" w:fill="E6E6E6"/>
           </w:tcPr>
           <w:p>
             <w:pPr>
               <w:rPr>
+                <w:rFonts w:ascii="Aptos" w:hAnsi="Aptos"/>
                 <w:b/>
                 <w:sz w:val="15"/>
               </w:rPr>
             </w:pPr>
             <w:r>
               <w:rPr>
+                <w:rFonts w:ascii="Aptos" w:hAnsi="Aptos"/>
                 <w:b/>
                 <w:sz w:val="15"/>
               </w:rPr>
@@ -783,18 +916,20 @@
         </w:tc>
         <w:tc>
           <w:tcPr>
-            <w:tcW w:w="1667" w:type="pct"/>
+            <w:tcW w:w="3120" w:type="dxa"/>
             <w:shd w:val="clear" w:color="auto" w:fill="E6E6E6"/>
           </w:tcPr>
           <w:p>
             <w:pPr>
               <w:rPr>
+                <w:rFonts w:ascii="Aptos" w:hAnsi="Aptos"/>
                 <w:b/>
                 <w:sz w:val="15"/>
               </w:rPr>
             </w:pPr>
             <w:r>
               <w:rPr>
+                <w:rFonts w:ascii="Aptos" w:hAnsi="Aptos"/>
                 <w:b/>
                 <w:sz w:val="15"/>
               </w:rPr>
@@ -806,16 +941,18 @@
       <w:tr>
         <w:tc>
           <w:tcPr>
-            <w:tcW w:w="1666" w:type="pct"/>
-          </w:tcPr>
-          <w:p>
-            <w:pPr>
-              <w:rPr>
-                <w:sz w:val="15"/>
-              </w:rPr>
-            </w:pPr>
-            <w:r>
-              <w:rPr>
+            <w:tcW w:w="3120" w:type="dxa"/>
+          </w:tcPr>
+          <w:p>
+            <w:pPr>
+              <w:rPr>
+                <w:rFonts w:ascii="Aptos" w:hAnsi="Aptos"/>
+                <w:sz w:val="15"/>
+              </w:rPr>
+            </w:pPr>
+            <w:r>
+              <w:rPr>
+                <w:rFonts w:ascii="Aptos" w:hAnsi="Aptos"/>
                 <w:sz w:val="15"/>
               </w:rPr>
               <w:t>Host</w:t>
@@ -824,16 +961,18 @@
         </w:tc>
         <w:tc>
           <w:tcPr>
-            <w:tcW w:w="1667" w:type="pct"/>
-          </w:tcPr>
-          <w:p>
-            <w:pPr>
-              <w:rPr>
-                <w:sz w:val="15"/>
-              </w:rPr>
-            </w:pPr>
-            <w:r>
-              <w:rPr>
+            <w:tcW w:w="3120" w:type="dxa"/>
+          </w:tcPr>
+          <w:p>
+            <w:pPr>
+              <w:rPr>
+                <w:rFonts w:ascii="Aptos" w:hAnsi="Aptos"/>
+                <w:sz w:val="15"/>
+              </w:rPr>
+            </w:pPr>
+            <w:r>
+              <w:rPr>
+                <w:rFonts w:ascii="Aptos" w:hAnsi="Aptos"/>
                 <w:sz w:val="15"/>
               </w:rPr>
               <w:t>Oracle Restart, ASM, DNS, NTP e listener DG validi</w:t>
@@ -842,16 +981,18 @@
         </w:tc>
         <w:tc>
           <w:tcPr>
-            <w:tcW w:w="1667" w:type="pct"/>
-          </w:tcPr>
-          <w:p>
-            <w:pPr>
-              <w:rPr>
-                <w:sz w:val="15"/>
-              </w:rPr>
-            </w:pPr>
-            <w:r>
-              <w:rPr>
+            <w:tcW w:w="3120" w:type="dxa"/>
+          </w:tcPr>
+          <w:p>
+            <w:pPr>
+              <w:rPr>
+                <w:rFonts w:ascii="Aptos" w:hAnsi="Aptos"/>
+                <w:sz w:val="15"/>
+              </w:rPr>
+            </w:pPr>
+            <w:r>
+              <w:rPr>
+                <w:rFonts w:ascii="Aptos" w:hAnsi="Aptos"/>
                 <w:sz w:val="15"/>
               </w:rPr>
               <w:t>&lt;GO/NO-GO&gt;</w:t>
@@ -862,16 +1003,18 @@
       <w:tr>
         <w:tc>
           <w:tcPr>
-            <w:tcW w:w="1666" w:type="pct"/>
-          </w:tcPr>
-          <w:p>
-            <w:pPr>
-              <w:rPr>
-                <w:sz w:val="15"/>
-              </w:rPr>
-            </w:pPr>
-            <w:r>
-              <w:rPr>
+            <w:tcW w:w="3120" w:type="dxa"/>
+          </w:tcPr>
+          <w:p>
+            <w:pPr>
+              <w:rPr>
+                <w:rFonts w:ascii="Aptos" w:hAnsi="Aptos"/>
+                <w:sz w:val="15"/>
+              </w:rPr>
+            </w:pPr>
+            <w:r>
+              <w:rPr>
+                <w:rFonts w:ascii="Aptos" w:hAnsi="Aptos"/>
                 <w:sz w:val="15"/>
               </w:rPr>
               <w:t>Patch</w:t>
@@ -880,16 +1023,18 @@
         </w:tc>
         <w:tc>
           <w:tcPr>
-            <w:tcW w:w="1667" w:type="pct"/>
-          </w:tcPr>
-          <w:p>
-            <w:pPr>
-              <w:rPr>
-                <w:sz w:val="15"/>
-              </w:rPr>
-            </w:pPr>
-            <w:r>
-              <w:rPr>
+            <w:tcW w:w="3120" w:type="dxa"/>
+          </w:tcPr>
+          <w:p>
+            <w:pPr>
+              <w:rPr>
+                <w:rFonts w:ascii="Aptos" w:hAnsi="Aptos"/>
+                <w:sz w:val="15"/>
+              </w:rPr>
+            </w:pPr>
+            <w:r>
+              <w:rPr>
+                <w:rFonts w:ascii="Aptos" w:hAnsi="Aptos"/>
                 <w:sz w:val="15"/>
               </w:rPr>
               <w:t>Grid e DB Home PE/SE hanno stessa RU</w:t>
@@ -898,16 +1043,18 @@
         </w:tc>
         <w:tc>
           <w:tcPr>
-            <w:tcW w:w="1667" w:type="pct"/>
-          </w:tcPr>
-          <w:p>
-            <w:pPr>
-              <w:rPr>
-                <w:sz w:val="15"/>
-              </w:rPr>
-            </w:pPr>
-            <w:r>
-              <w:rPr>
+            <w:tcW w:w="3120" w:type="dxa"/>
+          </w:tcPr>
+          <w:p>
+            <w:pPr>
+              <w:rPr>
+                <w:rFonts w:ascii="Aptos" w:hAnsi="Aptos"/>
+                <w:sz w:val="15"/>
+              </w:rPr>
+            </w:pPr>
+            <w:r>
+              <w:rPr>
+                <w:rFonts w:ascii="Aptos" w:hAnsi="Aptos"/>
                 <w:sz w:val="15"/>
               </w:rPr>
               <w:t>&lt;GO/NO-GO&gt;</w:t>
@@ -918,16 +1065,18 @@
       <w:tr>
         <w:tc>
           <w:tcPr>
-            <w:tcW w:w="1666" w:type="pct"/>
-          </w:tcPr>
-          <w:p>
-            <w:pPr>
-              <w:rPr>
-                <w:sz w:val="15"/>
-              </w:rPr>
-            </w:pPr>
-            <w:r>
-              <w:rPr>
+            <w:tcW w:w="3120" w:type="dxa"/>
+          </w:tcPr>
+          <w:p>
+            <w:pPr>
+              <w:rPr>
+                <w:rFonts w:ascii="Aptos" w:hAnsi="Aptos"/>
+                <w:sz w:val="15"/>
+              </w:rPr>
+            </w:pPr>
+            <w:r>
+              <w:rPr>
+                <w:rFonts w:ascii="Aptos" w:hAnsi="Aptos"/>
                 <w:sz w:val="15"/>
               </w:rPr>
               <w:t>Storage</w:t>
@@ -936,16 +1085,18 @@
         </w:tc>
         <w:tc>
           <w:tcPr>
-            <w:tcW w:w="1667" w:type="pct"/>
-          </w:tcPr>
-          <w:p>
-            <w:pPr>
-              <w:rPr>
-                <w:sz w:val="15"/>
-              </w:rPr>
-            </w:pPr>
-            <w:r>
-              <w:rPr>
+            <w:tcW w:w="3120" w:type="dxa"/>
+          </w:tcPr>
+          <w:p>
+            <w:pPr>
+              <w:rPr>
+                <w:rFonts w:ascii="Aptos" w:hAnsi="Aptos"/>
+                <w:sz w:val="15"/>
+              </w:rPr>
+            </w:pPr>
+            <w:r>
+              <w:rPr>
+                <w:rFonts w:ascii="Aptos" w:hAnsi="Aptos"/>
                 <w:sz w:val="15"/>
               </w:rPr>
               <w:t>DATA e FRA dimensionati con crescita disponibile</w:t>
@@ -954,16 +1105,18 @@
         </w:tc>
         <w:tc>
           <w:tcPr>
-            <w:tcW w:w="1667" w:type="pct"/>
-          </w:tcPr>
-          <w:p>
-            <w:pPr>
-              <w:rPr>
-                <w:sz w:val="15"/>
-              </w:rPr>
-            </w:pPr>
-            <w:r>
-              <w:rPr>
+            <w:tcW w:w="3120" w:type="dxa"/>
+          </w:tcPr>
+          <w:p>
+            <w:pPr>
+              <w:rPr>
+                <w:rFonts w:ascii="Aptos" w:hAnsi="Aptos"/>
+                <w:sz w:val="15"/>
+              </w:rPr>
+            </w:pPr>
+            <w:r>
+              <w:rPr>
+                <w:rFonts w:ascii="Aptos" w:hAnsi="Aptos"/>
                 <w:sz w:val="15"/>
               </w:rPr>
               <w:t>&lt;GO/NO-GO&gt;</w:t>
@@ -974,16 +1127,18 @@
       <w:tr>
         <w:tc>
           <w:tcPr>
-            <w:tcW w:w="1666" w:type="pct"/>
-          </w:tcPr>
-          <w:p>
-            <w:pPr>
-              <w:rPr>
-                <w:sz w:val="15"/>
-              </w:rPr>
-            </w:pPr>
-            <w:r>
-              <w:rPr>
+            <w:tcW w:w="3120" w:type="dxa"/>
+          </w:tcPr>
+          <w:p>
+            <w:pPr>
+              <w:rPr>
+                <w:rFonts w:ascii="Aptos" w:hAnsi="Aptos"/>
+                <w:sz w:val="15"/>
+              </w:rPr>
+            </w:pPr>
+            <w:r>
+              <w:rPr>
+                <w:rFonts w:ascii="Aptos" w:hAnsi="Aptos"/>
                 <w:sz w:val="15"/>
               </w:rPr>
               <w:t>Licensing</w:t>
@@ -992,34 +1147,38 @@
         </w:tc>
         <w:tc>
           <w:tcPr>
-            <w:tcW w:w="1667" w:type="pct"/>
-          </w:tcPr>
-          <w:p>
-            <w:pPr>
-              <w:rPr>
-                <w:sz w:val="15"/>
-              </w:rPr>
-            </w:pPr>
-            <w:r>
-              <w:rPr>
-                <w:sz w:val="15"/>
-              </w:rPr>
-              <w:t>Active Data Guard formalmente verificato</w:t>
-            </w:r>
-          </w:p>
-        </w:tc>
-        <w:tc>
-          <w:tcPr>
-            <w:tcW w:w="1667" w:type="pct"/>
-          </w:tcPr>
-          <w:p>
-            <w:pPr>
-              <w:rPr>
-                <w:sz w:val="15"/>
-              </w:rPr>
-            </w:pPr>
-            <w:r>
-              <w:rPr>
+            <w:tcW w:w="3120" w:type="dxa"/>
+          </w:tcPr>
+          <w:p>
+            <w:pPr>
+              <w:rPr>
+                <w:rFonts w:ascii="Aptos" w:hAnsi="Aptos"/>
+                <w:sz w:val="15"/>
+              </w:rPr>
+            </w:pPr>
+            <w:r>
+              <w:rPr>
+                <w:rFonts w:ascii="Aptos" w:hAnsi="Aptos"/>
+                <w:sz w:val="15"/>
+              </w:rPr>
+              <w:t>ADG disattivo oppure evidenza formale; lab personale marcato</w:t>
+            </w:r>
+          </w:p>
+        </w:tc>
+        <w:tc>
+          <w:tcPr>
+            <w:tcW w:w="3120" w:type="dxa"/>
+          </w:tcPr>
+          <w:p>
+            <w:pPr>
+              <w:rPr>
+                <w:rFonts w:ascii="Aptos" w:hAnsi="Aptos"/>
+                <w:sz w:val="15"/>
+              </w:rPr>
+            </w:pPr>
+            <w:r>
+              <w:rPr>
+                <w:rFonts w:ascii="Aptos" w:hAnsi="Aptos"/>
                 <w:sz w:val="15"/>
               </w:rPr>
               <w:t>&lt;GO/NO-GO&gt;</w:t>
@@ -1030,16 +1189,18 @@
       <w:tr>
         <w:tc>
           <w:tcPr>
-            <w:tcW w:w="1666" w:type="pct"/>
-          </w:tcPr>
-          <w:p>
-            <w:pPr>
-              <w:rPr>
-                <w:sz w:val="15"/>
-              </w:rPr>
-            </w:pPr>
-            <w:r>
-              <w:rPr>
+            <w:tcW w:w="3120" w:type="dxa"/>
+          </w:tcPr>
+          <w:p>
+            <w:pPr>
+              <w:rPr>
+                <w:rFonts w:ascii="Aptos" w:hAnsi="Aptos"/>
+                <w:sz w:val="15"/>
+              </w:rPr>
+            </w:pPr>
+            <w:r>
+              <w:rPr>
+                <w:rFonts w:ascii="Aptos" w:hAnsi="Aptos"/>
                 <w:sz w:val="15"/>
               </w:rPr>
               <w:t>TDE</w:t>
@@ -1048,16 +1209,18 @@
         </w:tc>
         <w:tc>
           <w:tcPr>
-            <w:tcW w:w="1667" w:type="pct"/>
-          </w:tcPr>
-          <w:p>
-            <w:pPr>
-              <w:rPr>
-                <w:sz w:val="15"/>
-              </w:rPr>
-            </w:pPr>
-            <w:r>
-              <w:rPr>
+            <w:tcW w:w="3120" w:type="dxa"/>
+          </w:tcPr>
+          <w:p>
+            <w:pPr>
+              <w:rPr>
+                <w:rFonts w:ascii="Aptos" w:hAnsi="Aptos"/>
+                <w:sz w:val="15"/>
+              </w:rPr>
+            </w:pPr>
+            <w:r>
+              <w:rPr>
+                <w:rFonts w:ascii="Aptos" w:hAnsi="Aptos"/>
                 <w:sz w:val="15"/>
               </w:rPr>
               <w:t>decisione Security registrata e keystore distribuito se necessario</w:t>
@@ -1066,16 +1229,18 @@
         </w:tc>
         <w:tc>
           <w:tcPr>
-            <w:tcW w:w="1667" w:type="pct"/>
-          </w:tcPr>
-          <w:p>
-            <w:pPr>
-              <w:rPr>
-                <w:sz w:val="15"/>
-              </w:rPr>
-            </w:pPr>
-            <w:r>
-              <w:rPr>
+            <w:tcW w:w="3120" w:type="dxa"/>
+          </w:tcPr>
+          <w:p>
+            <w:pPr>
+              <w:rPr>
+                <w:rFonts w:ascii="Aptos" w:hAnsi="Aptos"/>
+                <w:sz w:val="15"/>
+              </w:rPr>
+            </w:pPr>
+            <w:r>
+              <w:rPr>
+                <w:rFonts w:ascii="Aptos" w:hAnsi="Aptos"/>
                 <w:sz w:val="15"/>
               </w:rPr>
               <w:t>&lt;GO/NO-GO&gt;</w:t>
@@ -1086,34 +1251,39 @@
       <w:tr>
         <w:tc>
           <w:tcPr>
-            <w:tcW w:w="1666" w:type="pct"/>
-          </w:tcPr>
-          <w:p>
-            <w:pPr>
-              <w:rPr>
-                <w:sz w:val="15"/>
-              </w:rPr>
-            </w:pPr>
-            <w:r>
-              <w:rPr>
-                <w:sz w:val="15"/>
-              </w:rPr>
+            <w:tcW w:w="3120" w:type="dxa"/>
+          </w:tcPr>
+          <w:p>
+            <w:pPr>
+              <w:rPr>
+                <w:rFonts w:ascii="Aptos" w:hAnsi="Aptos"/>
+                <w:sz w:val="15"/>
+              </w:rPr>
+            </w:pPr>
+            <w:r>
+              <w:rPr>
+                <w:rFonts w:ascii="Aptos" w:hAnsi="Aptos"/>
+                <w:sz w:val="15"/>
+              </w:rPr>
+              <w:lastRenderedPageBreak/>
               <w:t>RMAN</w:t>
             </w:r>
           </w:p>
         </w:tc>
         <w:tc>
           <w:tcPr>
-            <w:tcW w:w="1667" w:type="pct"/>
-          </w:tcPr>
-          <w:p>
-            <w:pPr>
-              <w:rPr>
-                <w:sz w:val="15"/>
-              </w:rPr>
-            </w:pPr>
-            <w:r>
-              <w:rPr>
+            <w:tcW w:w="3120" w:type="dxa"/>
+          </w:tcPr>
+          <w:p>
+            <w:pPr>
+              <w:rPr>
+                <w:rFonts w:ascii="Aptos" w:hAnsi="Aptos"/>
+                <w:sz w:val="15"/>
+              </w:rPr>
+            </w:pPr>
+            <w:r>
+              <w:rPr>
+                <w:rFonts w:ascii="Aptos" w:hAnsi="Aptos"/>
                 <w:sz w:val="15"/>
               </w:rPr>
               <w:t>catalogo e destinazione backup raggiungibili dallo standby</w:t>
@@ -1122,16 +1292,18 @@
         </w:tc>
         <w:tc>
           <w:tcPr>
-            <w:tcW w:w="1667" w:type="pct"/>
-          </w:tcPr>
-          <w:p>
-            <w:pPr>
-              <w:rPr>
-                <w:sz w:val="15"/>
-              </w:rPr>
-            </w:pPr>
-            <w:r>
-              <w:rPr>
+            <w:tcW w:w="3120" w:type="dxa"/>
+          </w:tcPr>
+          <w:p>
+            <w:pPr>
+              <w:rPr>
+                <w:rFonts w:ascii="Aptos" w:hAnsi="Aptos"/>
+                <w:sz w:val="15"/>
+              </w:rPr>
+            </w:pPr>
+            <w:r>
+              <w:rPr>
+                <w:rFonts w:ascii="Aptos" w:hAnsi="Aptos"/>
                 <w:sz w:val="15"/>
               </w:rPr>
               <w:t>&lt;GO/NO-GO&gt;</w:t>
@@ -1142,16 +1314,18 @@
       <w:tr>
         <w:tc>
           <w:tcPr>
-            <w:tcW w:w="1666" w:type="pct"/>
-          </w:tcPr>
-          <w:p>
-            <w:pPr>
-              <w:rPr>
-                <w:sz w:val="15"/>
-              </w:rPr>
-            </w:pPr>
-            <w:r>
-              <w:rPr>
+            <w:tcW w:w="3120" w:type="dxa"/>
+          </w:tcPr>
+          <w:p>
+            <w:pPr>
+              <w:rPr>
+                <w:rFonts w:ascii="Aptos" w:hAnsi="Aptos"/>
+                <w:sz w:val="15"/>
+              </w:rPr>
+            </w:pPr>
+            <w:r>
+              <w:rPr>
+                <w:rFonts w:ascii="Aptos" w:hAnsi="Aptos"/>
                 <w:sz w:val="15"/>
               </w:rPr>
               <w:t>Rete</w:t>
@@ -1160,16 +1334,18 @@
         </w:tc>
         <w:tc>
           <w:tcPr>
-            <w:tcW w:w="1667" w:type="pct"/>
-          </w:tcPr>
-          <w:p>
-            <w:pPr>
-              <w:rPr>
-                <w:sz w:val="15"/>
-              </w:rPr>
-            </w:pPr>
-            <w:r>
-              <w:rPr>
+            <w:tcW w:w="3120" w:type="dxa"/>
+          </w:tcPr>
+          <w:p>
+            <w:pPr>
+              <w:rPr>
+                <w:rFonts w:ascii="Aptos" w:hAnsi="Aptos"/>
+                <w:sz w:val="15"/>
+              </w:rPr>
+            </w:pPr>
+            <w:r>
+              <w:rPr>
+                <w:rFonts w:ascii="Aptos" w:hAnsi="Aptos"/>
                 <w:sz w:val="15"/>
               </w:rPr>
               <w:t>test latenza e stabilita' compatibili con il profilo scelto</w:t>
@@ -1178,16 +1354,18 @@
         </w:tc>
         <w:tc>
           <w:tcPr>
-            <w:tcW w:w="1667" w:type="pct"/>
-          </w:tcPr>
-          <w:p>
-            <w:pPr>
-              <w:rPr>
-                <w:sz w:val="15"/>
-              </w:rPr>
-            </w:pPr>
-            <w:r>
-              <w:rPr>
+            <w:tcW w:w="3120" w:type="dxa"/>
+          </w:tcPr>
+          <w:p>
+            <w:pPr>
+              <w:rPr>
+                <w:rFonts w:ascii="Aptos" w:hAnsi="Aptos"/>
+                <w:sz w:val="15"/>
+              </w:rPr>
+            </w:pPr>
+            <w:r>
+              <w:rPr>
+                <w:rFonts w:ascii="Aptos" w:hAnsi="Aptos"/>
                 <w:sz w:val="15"/>
               </w:rPr>
               <w:t>&lt;GO/NO-GO&gt;</w:t>
@@ -1281,28 +1459,41 @@
     <w:tbl>
       <w:tblPr>
         <w:tblStyle w:val="TableGrid"/>
-        <w:tblW w:w="5000" w:type="pct"/>
+        <w:tblW w:w="9360" w:type="dxa"/>
+        <w:tblInd w:w="-5" w:type="dxa"/>
+        <w:tblLayout w:type="fixed"/>
+        <w:tblCellMar>
+          <w:top w:w="80" w:type="dxa"/>
+          <w:left w:w="120" w:type="dxa"/>
+          <w:bottom w:w="80" w:type="dxa"/>
+          <w:right w:w="120" w:type="dxa"/>
+        </w:tblCellMar>
         <w:tblLook w:val="04A0" w:firstRow="1" w:lastRow="0" w:firstColumn="1" w:lastColumn="0" w:noHBand="0" w:noVBand="1"/>
       </w:tblPr>
       <w:tblGrid>
-        <w:gridCol w:w="4988"/>
-        <w:gridCol w:w="4988"/>
+        <w:gridCol w:w="4680"/>
+        <w:gridCol w:w="4680"/>
       </w:tblGrid>
       <w:tr>
-        <w:tc>
-          <w:tcPr>
-            <w:tcW w:w="2500" w:type="pct"/>
+        <w:trPr>
+          <w:tblHeader/>
+        </w:trPr>
+        <w:tc>
+          <w:tcPr>
+            <w:tcW w:w="4680" w:type="dxa"/>
             <w:shd w:val="clear" w:color="auto" w:fill="E6E6E6"/>
           </w:tcPr>
           <w:p>
             <w:pPr>
               <w:rPr>
+                <w:rFonts w:ascii="Aptos" w:hAnsi="Aptos"/>
                 <w:b/>
                 <w:sz w:val="15"/>
               </w:rPr>
             </w:pPr>
             <w:r>
               <w:rPr>
+                <w:rFonts w:ascii="Aptos" w:hAnsi="Aptos"/>
                 <w:b/>
                 <w:sz w:val="15"/>
               </w:rPr>
@@ -1312,18 +1503,20 @@
         </w:tc>
         <w:tc>
           <w:tcPr>
-            <w:tcW w:w="2500" w:type="pct"/>
+            <w:tcW w:w="4680" w:type="dxa"/>
             <w:shd w:val="clear" w:color="auto" w:fill="E6E6E6"/>
           </w:tcPr>
           <w:p>
             <w:pPr>
               <w:rPr>
+                <w:rFonts w:ascii="Aptos" w:hAnsi="Aptos"/>
                 <w:b/>
                 <w:sz w:val="15"/>
               </w:rPr>
             </w:pPr>
             <w:r>
               <w:rPr>
+                <w:rFonts w:ascii="Aptos" w:hAnsi="Aptos"/>
                 <w:b/>
                 <w:sz w:val="15"/>
               </w:rPr>
@@ -1335,16 +1528,18 @@
       <w:tr>
         <w:tc>
           <w:tcPr>
-            <w:tcW w:w="2500" w:type="pct"/>
-          </w:tcPr>
-          <w:p>
-            <w:pPr>
-              <w:rPr>
-                <w:sz w:val="15"/>
-              </w:rPr>
-            </w:pPr>
-            <w:r>
-              <w:rPr>
+            <w:tcW w:w="4680" w:type="dxa"/>
+          </w:tcPr>
+          <w:p>
+            <w:pPr>
+              <w:rPr>
+                <w:rFonts w:ascii="Aptos" w:hAnsi="Aptos"/>
+                <w:sz w:val="15"/>
+              </w:rPr>
+            </w:pPr>
+            <w:r>
+              <w:rPr>
+                <w:rFonts w:ascii="Aptos" w:hAnsi="Aptos"/>
                 <w:sz w:val="15"/>
               </w:rPr>
               <w:t>DBCA Generate Database Creation Scripts, review, esecuzione</w:t>
@@ -1353,16 +1548,18 @@
         </w:tc>
         <w:tc>
           <w:tcPr>
-            <w:tcW w:w="2500" w:type="pct"/>
-          </w:tcPr>
-          <w:p>
-            <w:pPr>
-              <w:rPr>
-                <w:sz w:val="15"/>
-              </w:rPr>
-            </w:pPr>
-            <w:r>
-              <w:rPr>
+            <w:tcW w:w="4680" w:type="dxa"/>
+          </w:tcPr>
+          <w:p>
+            <w:pPr>
+              <w:rPr>
+                <w:rFonts w:ascii="Aptos" w:hAnsi="Aptos"/>
+                <w:sz w:val="15"/>
+              </w:rPr>
+            </w:pPr>
+            <w:r>
+              <w:rPr>
+                <w:rFonts w:ascii="Aptos" w:hAnsi="Aptos"/>
                 <w:sz w:val="15"/>
               </w:rPr>
               <w:t>&lt;OK/KO&gt;</w:t>
@@ -1373,16 +1570,18 @@
       <w:tr>
         <w:tc>
           <w:tcPr>
-            <w:tcW w:w="2500" w:type="pct"/>
-          </w:tcPr>
-          <w:p>
-            <w:pPr>
-              <w:rPr>
-                <w:sz w:val="15"/>
-              </w:rPr>
-            </w:pPr>
-            <w:r>
-              <w:rPr>
+            <w:tcW w:w="4680" w:type="dxa"/>
+          </w:tcPr>
+          <w:p>
+            <w:pPr>
+              <w:rPr>
+                <w:rFonts w:ascii="Aptos" w:hAnsi="Aptos"/>
+                <w:sz w:val="15"/>
+              </w:rPr>
+            </w:pPr>
+            <w:r>
+              <w:rPr>
+                <w:rFonts w:ascii="Aptos" w:hAnsi="Aptos"/>
                 <w:sz w:val="15"/>
               </w:rPr>
               <w:t>Golden template RMAN vuoto approvato</w:t>
@@ -1391,16 +1590,18 @@
         </w:tc>
         <w:tc>
           <w:tcPr>
-            <w:tcW w:w="2500" w:type="pct"/>
-          </w:tcPr>
-          <w:p>
-            <w:pPr>
-              <w:rPr>
-                <w:sz w:val="15"/>
-              </w:rPr>
-            </w:pPr>
-            <w:r>
-              <w:rPr>
+            <w:tcW w:w="4680" w:type="dxa"/>
+          </w:tcPr>
+          <w:p>
+            <w:pPr>
+              <w:rPr>
+                <w:rFonts w:ascii="Aptos" w:hAnsi="Aptos"/>
+                <w:sz w:val="15"/>
+              </w:rPr>
+            </w:pPr>
+            <w:r>
+              <w:rPr>
+                <w:rFonts w:ascii="Aptos" w:hAnsi="Aptos"/>
                 <w:sz w:val="15"/>
               </w:rPr>
               <w:t>&lt;OK/KO&gt;</w:t>
@@ -1418,28 +1619,41 @@
     <w:tbl>
       <w:tblPr>
         <w:tblStyle w:val="TableGrid"/>
-        <w:tblW w:w="5000" w:type="pct"/>
+        <w:tblW w:w="9360" w:type="dxa"/>
+        <w:tblInd w:w="-5" w:type="dxa"/>
+        <w:tblLayout w:type="fixed"/>
+        <w:tblCellMar>
+          <w:top w:w="80" w:type="dxa"/>
+          <w:left w:w="120" w:type="dxa"/>
+          <w:bottom w:w="80" w:type="dxa"/>
+          <w:right w:w="120" w:type="dxa"/>
+        </w:tblCellMar>
         <w:tblLook w:val="04A0" w:firstRow="1" w:lastRow="0" w:firstColumn="1" w:lastColumn="0" w:noHBand="0" w:noVBand="1"/>
       </w:tblPr>
       <w:tblGrid>
-        <w:gridCol w:w="4988"/>
-        <w:gridCol w:w="4988"/>
+        <w:gridCol w:w="4680"/>
+        <w:gridCol w:w="4680"/>
       </w:tblGrid>
       <w:tr>
-        <w:tc>
-          <w:tcPr>
-            <w:tcW w:w="2500" w:type="pct"/>
+        <w:trPr>
+          <w:tblHeader/>
+        </w:trPr>
+        <w:tc>
+          <w:tcPr>
+            <w:tcW w:w="4680" w:type="dxa"/>
             <w:shd w:val="clear" w:color="auto" w:fill="E6E6E6"/>
           </w:tcPr>
           <w:p>
             <w:pPr>
               <w:rPr>
+                <w:rFonts w:ascii="Aptos" w:hAnsi="Aptos"/>
                 <w:b/>
                 <w:sz w:val="15"/>
               </w:rPr>
             </w:pPr>
             <w:r>
               <w:rPr>
+                <w:rFonts w:ascii="Aptos" w:hAnsi="Aptos"/>
                 <w:b/>
                 <w:sz w:val="15"/>
               </w:rPr>
@@ -1449,18 +1663,20 @@
         </w:tc>
         <w:tc>
           <w:tcPr>
-            <w:tcW w:w="2500" w:type="pct"/>
+            <w:tcW w:w="4680" w:type="dxa"/>
             <w:shd w:val="clear" w:color="auto" w:fill="E6E6E6"/>
           </w:tcPr>
           <w:p>
             <w:pPr>
               <w:rPr>
+                <w:rFonts w:ascii="Aptos" w:hAnsi="Aptos"/>
                 <w:b/>
                 <w:sz w:val="15"/>
               </w:rPr>
             </w:pPr>
             <w:r>
               <w:rPr>
+                <w:rFonts w:ascii="Aptos" w:hAnsi="Aptos"/>
                 <w:b/>
                 <w:sz w:val="15"/>
               </w:rPr>
@@ -1472,16 +1688,18 @@
       <w:tr>
         <w:tc>
           <w:tcPr>
-            <w:tcW w:w="2500" w:type="pct"/>
-          </w:tcPr>
-          <w:p>
-            <w:pPr>
-              <w:rPr>
-                <w:sz w:val="15"/>
-              </w:rPr>
-            </w:pPr>
-            <w:r>
-              <w:rPr>
+            <w:tcW w:w="4680" w:type="dxa"/>
+          </w:tcPr>
+          <w:p>
+            <w:pPr>
+              <w:rPr>
+                <w:rFonts w:ascii="Aptos" w:hAnsi="Aptos"/>
+                <w:sz w:val="15"/>
+              </w:rPr>
+            </w:pPr>
+            <w:r>
+              <w:rPr>
+                <w:rFonts w:ascii="Aptos" w:hAnsi="Aptos"/>
                 <w:sz w:val="15"/>
               </w:rPr>
               <w:t>Global Database Name</w:t>
@@ -1490,16 +1708,18 @@
         </w:tc>
         <w:tc>
           <w:tcPr>
-            <w:tcW w:w="2500" w:type="pct"/>
-          </w:tcPr>
-          <w:p>
-            <w:pPr>
-              <w:rPr>
-                <w:sz w:val="15"/>
-              </w:rPr>
-            </w:pPr>
-            <w:r>
-              <w:rPr>
+            <w:tcW w:w="4680" w:type="dxa"/>
+          </w:tcPr>
+          <w:p>
+            <w:pPr>
+              <w:rPr>
+                <w:rFonts w:ascii="Aptos" w:hAnsi="Aptos"/>
+                <w:sz w:val="15"/>
+              </w:rPr>
+            </w:pPr>
+            <w:r>
+              <w:rPr>
+                <w:rFonts w:ascii="Aptos" w:hAnsi="Aptos"/>
                 <w:sz w:val="15"/>
               </w:rPr>
               <w:t>M24SHAMSPEC oppure M24SHAMSPEC.&lt;DB_DOMAIN&gt;</w:t>
@@ -1510,16 +1730,18 @@
       <w:tr>
         <w:tc>
           <w:tcPr>
-            <w:tcW w:w="2500" w:type="pct"/>
-          </w:tcPr>
-          <w:p>
-            <w:pPr>
-              <w:rPr>
-                <w:sz w:val="15"/>
-              </w:rPr>
-            </w:pPr>
-            <w:r>
-              <w:rPr>
+            <w:tcW w:w="4680" w:type="dxa"/>
+          </w:tcPr>
+          <w:p>
+            <w:pPr>
+              <w:rPr>
+                <w:rFonts w:ascii="Aptos" w:hAnsi="Aptos"/>
+                <w:sz w:val="15"/>
+              </w:rPr>
+            </w:pPr>
+            <w:r>
+              <w:rPr>
+                <w:rFonts w:ascii="Aptos" w:hAnsi="Aptos"/>
                 <w:sz w:val="15"/>
               </w:rPr>
               <w:t>SID</w:t>
@@ -1528,16 +1750,18 @@
         </w:tc>
         <w:tc>
           <w:tcPr>
-            <w:tcW w:w="2500" w:type="pct"/>
-          </w:tcPr>
-          <w:p>
-            <w:pPr>
-              <w:rPr>
-                <w:sz w:val="15"/>
-              </w:rPr>
-            </w:pPr>
-            <w:r>
-              <w:rPr>
+            <w:tcW w:w="4680" w:type="dxa"/>
+          </w:tcPr>
+          <w:p>
+            <w:pPr>
+              <w:rPr>
+                <w:rFonts w:ascii="Aptos" w:hAnsi="Aptos"/>
+                <w:sz w:val="15"/>
+              </w:rPr>
+            </w:pPr>
+            <w:r>
+              <w:rPr>
+                <w:rFonts w:ascii="Aptos" w:hAnsi="Aptos"/>
                 <w:sz w:val="15"/>
               </w:rPr>
               <w:t>M24SHAMSPEC</w:t>
@@ -1548,34 +1772,39 @@
       <w:tr>
         <w:tc>
           <w:tcPr>
-            <w:tcW w:w="2500" w:type="pct"/>
-          </w:tcPr>
-          <w:p>
-            <w:pPr>
-              <w:rPr>
-                <w:sz w:val="15"/>
-              </w:rPr>
-            </w:pPr>
-            <w:r>
-              <w:rPr>
-                <w:sz w:val="15"/>
-              </w:rPr>
+            <w:tcW w:w="4680" w:type="dxa"/>
+          </w:tcPr>
+          <w:p>
+            <w:pPr>
+              <w:rPr>
+                <w:rFonts w:ascii="Aptos" w:hAnsi="Aptos"/>
+                <w:sz w:val="15"/>
+              </w:rPr>
+            </w:pPr>
+            <w:r>
+              <w:rPr>
+                <w:rFonts w:ascii="Aptos" w:hAnsi="Aptos"/>
+                <w:sz w:val="15"/>
+              </w:rPr>
+              <w:lastRenderedPageBreak/>
               <w:t>All Initialization Parameters: DB_NAME</w:t>
             </w:r>
           </w:p>
         </w:tc>
         <w:tc>
           <w:tcPr>
-            <w:tcW w:w="2500" w:type="pct"/>
-          </w:tcPr>
-          <w:p>
-            <w:pPr>
-              <w:rPr>
-                <w:sz w:val="15"/>
-              </w:rPr>
-            </w:pPr>
-            <w:r>
-              <w:rPr>
+            <w:tcW w:w="4680" w:type="dxa"/>
+          </w:tcPr>
+          <w:p>
+            <w:pPr>
+              <w:rPr>
+                <w:rFonts w:ascii="Aptos" w:hAnsi="Aptos"/>
+                <w:sz w:val="15"/>
+              </w:rPr>
+            </w:pPr>
+            <w:r>
+              <w:rPr>
+                <w:rFonts w:ascii="Aptos" w:hAnsi="Aptos"/>
                 <w:sz w:val="15"/>
               </w:rPr>
               <w:t>M24SHAMS</w:t>
@@ -1586,16 +1815,18 @@
       <w:tr>
         <w:tc>
           <w:tcPr>
-            <w:tcW w:w="2500" w:type="pct"/>
-          </w:tcPr>
-          <w:p>
-            <w:pPr>
-              <w:rPr>
-                <w:sz w:val="15"/>
-              </w:rPr>
-            </w:pPr>
-            <w:r>
-              <w:rPr>
+            <w:tcW w:w="4680" w:type="dxa"/>
+          </w:tcPr>
+          <w:p>
+            <w:pPr>
+              <w:rPr>
+                <w:rFonts w:ascii="Aptos" w:hAnsi="Aptos"/>
+                <w:sz w:val="15"/>
+              </w:rPr>
+            </w:pPr>
+            <w:r>
+              <w:rPr>
+                <w:rFonts w:ascii="Aptos" w:hAnsi="Aptos"/>
                 <w:sz w:val="15"/>
               </w:rPr>
               <w:t>All Initialization Parameters: DB_UNIQUE_NAME</w:t>
@@ -1604,16 +1835,18 @@
         </w:tc>
         <w:tc>
           <w:tcPr>
-            <w:tcW w:w="2500" w:type="pct"/>
-          </w:tcPr>
-          <w:p>
-            <w:pPr>
-              <w:rPr>
-                <w:sz w:val="15"/>
-              </w:rPr>
-            </w:pPr>
-            <w:r>
-              <w:rPr>
+            <w:tcW w:w="4680" w:type="dxa"/>
+          </w:tcPr>
+          <w:p>
+            <w:pPr>
+              <w:rPr>
+                <w:rFonts w:ascii="Aptos" w:hAnsi="Aptos"/>
+                <w:sz w:val="15"/>
+              </w:rPr>
+            </w:pPr>
+            <w:r>
+              <w:rPr>
+                <w:rFonts w:ascii="Aptos" w:hAnsi="Aptos"/>
                 <w:sz w:val="15"/>
               </w:rPr>
               <w:t>M24SHAMSPEC</w:t>
@@ -1682,28 +1915,41 @@
     <w:tbl>
       <w:tblPr>
         <w:tblStyle w:val="TableGrid"/>
-        <w:tblW w:w="5000" w:type="pct"/>
+        <w:tblW w:w="9360" w:type="dxa"/>
+        <w:tblInd w:w="-5" w:type="dxa"/>
+        <w:tblLayout w:type="fixed"/>
+        <w:tblCellMar>
+          <w:top w:w="80" w:type="dxa"/>
+          <w:left w:w="120" w:type="dxa"/>
+          <w:bottom w:w="80" w:type="dxa"/>
+          <w:right w:w="120" w:type="dxa"/>
+        </w:tblCellMar>
         <w:tblLook w:val="04A0" w:firstRow="1" w:lastRow="0" w:firstColumn="1" w:lastColumn="0" w:noHBand="0" w:noVBand="1"/>
       </w:tblPr>
       <w:tblGrid>
-        <w:gridCol w:w="4988"/>
-        <w:gridCol w:w="4988"/>
+        <w:gridCol w:w="4680"/>
+        <w:gridCol w:w="4680"/>
       </w:tblGrid>
       <w:tr>
-        <w:tc>
-          <w:tcPr>
-            <w:tcW w:w="2500" w:type="pct"/>
+        <w:trPr>
+          <w:tblHeader/>
+        </w:trPr>
+        <w:tc>
+          <w:tcPr>
+            <w:tcW w:w="4680" w:type="dxa"/>
             <w:shd w:val="clear" w:color="auto" w:fill="E6E6E6"/>
           </w:tcPr>
           <w:p>
             <w:pPr>
               <w:rPr>
+                <w:rFonts w:ascii="Aptos" w:hAnsi="Aptos"/>
                 <w:b/>
                 <w:sz w:val="15"/>
               </w:rPr>
             </w:pPr>
             <w:r>
               <w:rPr>
+                <w:rFonts w:ascii="Aptos" w:hAnsi="Aptos"/>
                 <w:b/>
                 <w:sz w:val="15"/>
               </w:rPr>
@@ -1713,18 +1959,20 @@
         </w:tc>
         <w:tc>
           <w:tcPr>
-            <w:tcW w:w="2500" w:type="pct"/>
+            <w:tcW w:w="4680" w:type="dxa"/>
             <w:shd w:val="clear" w:color="auto" w:fill="E6E6E6"/>
           </w:tcPr>
           <w:p>
             <w:pPr>
               <w:rPr>
+                <w:rFonts w:ascii="Aptos" w:hAnsi="Aptos"/>
                 <w:b/>
                 <w:sz w:val="15"/>
               </w:rPr>
             </w:pPr>
             <w:r>
               <w:rPr>
+                <w:rFonts w:ascii="Aptos" w:hAnsi="Aptos"/>
                 <w:b/>
                 <w:sz w:val="15"/>
               </w:rPr>
@@ -1736,16 +1984,18 @@
       <w:tr>
         <w:tc>
           <w:tcPr>
-            <w:tcW w:w="2500" w:type="pct"/>
-          </w:tcPr>
-          <w:p>
-            <w:pPr>
-              <w:rPr>
-                <w:sz w:val="15"/>
-              </w:rPr>
-            </w:pPr>
-            <w:r>
-              <w:rPr>
+            <w:tcW w:w="4680" w:type="dxa"/>
+          </w:tcPr>
+          <w:p>
+            <w:pPr>
+              <w:rPr>
+                <w:rFonts w:ascii="Aptos" w:hAnsi="Aptos"/>
+                <w:sz w:val="15"/>
+              </w:rPr>
+            </w:pPr>
+            <w:r>
+              <w:rPr>
+                <w:rFonts w:ascii="Aptos" w:hAnsi="Aptos"/>
                 <w:sz w:val="15"/>
               </w:rPr>
               <w:t>DB_NAME=M24SHAMS</w:t>
@@ -1754,16 +2004,18 @@
         </w:tc>
         <w:tc>
           <w:tcPr>
-            <w:tcW w:w="2500" w:type="pct"/>
-          </w:tcPr>
-          <w:p>
-            <w:pPr>
-              <w:rPr>
-                <w:sz w:val="15"/>
-              </w:rPr>
-            </w:pPr>
-            <w:r>
-              <w:rPr>
+            <w:tcW w:w="4680" w:type="dxa"/>
+          </w:tcPr>
+          <w:p>
+            <w:pPr>
+              <w:rPr>
+                <w:rFonts w:ascii="Aptos" w:hAnsi="Aptos"/>
+                <w:sz w:val="15"/>
+              </w:rPr>
+            </w:pPr>
+            <w:r>
+              <w:rPr>
+                <w:rFonts w:ascii="Aptos" w:hAnsi="Aptos"/>
                 <w:sz w:val="15"/>
               </w:rPr>
               <w:t>&lt;OK/KO&gt;</w:t>
@@ -1774,16 +2026,18 @@
       <w:tr>
         <w:tc>
           <w:tcPr>
-            <w:tcW w:w="2500" w:type="pct"/>
-          </w:tcPr>
-          <w:p>
-            <w:pPr>
-              <w:rPr>
-                <w:sz w:val="15"/>
-              </w:rPr>
-            </w:pPr>
-            <w:r>
-              <w:rPr>
+            <w:tcW w:w="4680" w:type="dxa"/>
+          </w:tcPr>
+          <w:p>
+            <w:pPr>
+              <w:rPr>
+                <w:rFonts w:ascii="Aptos" w:hAnsi="Aptos"/>
+                <w:sz w:val="15"/>
+              </w:rPr>
+            </w:pPr>
+            <w:r>
+              <w:rPr>
+                <w:rFonts w:ascii="Aptos" w:hAnsi="Aptos"/>
                 <w:sz w:val="15"/>
               </w:rPr>
               <w:t>primary DB_UNIQUE_NAME=M24SHAMSPEC</w:t>
@@ -1792,16 +2046,18 @@
         </w:tc>
         <w:tc>
           <w:tcPr>
-            <w:tcW w:w="2500" w:type="pct"/>
-          </w:tcPr>
-          <w:p>
-            <w:pPr>
-              <w:rPr>
-                <w:sz w:val="15"/>
-              </w:rPr>
-            </w:pPr>
-            <w:r>
-              <w:rPr>
+            <w:tcW w:w="4680" w:type="dxa"/>
+          </w:tcPr>
+          <w:p>
+            <w:pPr>
+              <w:rPr>
+                <w:rFonts w:ascii="Aptos" w:hAnsi="Aptos"/>
+                <w:sz w:val="15"/>
+              </w:rPr>
+            </w:pPr>
+            <w:r>
+              <w:rPr>
+                <w:rFonts w:ascii="Aptos" w:hAnsi="Aptos"/>
                 <w:sz w:val="15"/>
               </w:rPr>
               <w:t>&lt;OK/KO&gt;</w:t>
@@ -1812,16 +2068,18 @@
       <w:tr>
         <w:tc>
           <w:tcPr>
-            <w:tcW w:w="2500" w:type="pct"/>
-          </w:tcPr>
-          <w:p>
-            <w:pPr>
-              <w:rPr>
-                <w:sz w:val="15"/>
-              </w:rPr>
-            </w:pPr>
-            <w:r>
-              <w:rPr>
+            <w:tcW w:w="4680" w:type="dxa"/>
+          </w:tcPr>
+          <w:p>
+            <w:pPr>
+              <w:rPr>
+                <w:rFonts w:ascii="Aptos" w:hAnsi="Aptos"/>
+                <w:sz w:val="15"/>
+              </w:rPr>
+            </w:pPr>
+            <w:r>
+              <w:rPr>
+                <w:rFonts w:ascii="Aptos" w:hAnsi="Aptos"/>
                 <w:sz w:val="15"/>
               </w:rPr>
               <w:t>primary SID M24SHAMSPEC</w:t>
@@ -1830,16 +2088,18 @@
         </w:tc>
         <w:tc>
           <w:tcPr>
-            <w:tcW w:w="2500" w:type="pct"/>
-          </w:tcPr>
-          <w:p>
-            <w:pPr>
-              <w:rPr>
-                <w:sz w:val="15"/>
-              </w:rPr>
-            </w:pPr>
-            <w:r>
-              <w:rPr>
+            <w:tcW w:w="4680" w:type="dxa"/>
+          </w:tcPr>
+          <w:p>
+            <w:pPr>
+              <w:rPr>
+                <w:rFonts w:ascii="Aptos" w:hAnsi="Aptos"/>
+                <w:sz w:val="15"/>
+              </w:rPr>
+            </w:pPr>
+            <w:r>
+              <w:rPr>
+                <w:rFonts w:ascii="Aptos" w:hAnsi="Aptos"/>
                 <w:sz w:val="15"/>
               </w:rPr>
               <w:t>&lt;OK/KO&gt;</w:t>
@@ -1850,16 +2110,18 @@
       <w:tr>
         <w:tc>
           <w:tcPr>
-            <w:tcW w:w="2500" w:type="pct"/>
-          </w:tcPr>
-          <w:p>
-            <w:pPr>
-              <w:rPr>
-                <w:sz w:val="15"/>
-              </w:rPr>
-            </w:pPr>
-            <w:r>
-              <w:rPr>
+            <w:tcW w:w="4680" w:type="dxa"/>
+          </w:tcPr>
+          <w:p>
+            <w:pPr>
+              <w:rPr>
+                <w:rFonts w:ascii="Aptos" w:hAnsi="Aptos"/>
+                <w:sz w:val="15"/>
+              </w:rPr>
+            </w:pPr>
+            <w:r>
+              <w:rPr>
+                <w:rFonts w:ascii="Aptos" w:hAnsi="Aptos"/>
                 <w:sz w:val="15"/>
               </w:rPr>
               <w:t>standby SID M24SHAMSSEC</w:t>
@@ -1868,16 +2130,18 @@
         </w:tc>
         <w:tc>
           <w:tcPr>
-            <w:tcW w:w="2500" w:type="pct"/>
-          </w:tcPr>
-          <w:p>
-            <w:pPr>
-              <w:rPr>
-                <w:sz w:val="15"/>
-              </w:rPr>
-            </w:pPr>
-            <w:r>
-              <w:rPr>
+            <w:tcW w:w="4680" w:type="dxa"/>
+          </w:tcPr>
+          <w:p>
+            <w:pPr>
+              <w:rPr>
+                <w:rFonts w:ascii="Aptos" w:hAnsi="Aptos"/>
+                <w:sz w:val="15"/>
+              </w:rPr>
+            </w:pPr>
+            <w:r>
+              <w:rPr>
+                <w:rFonts w:ascii="Aptos" w:hAnsi="Aptos"/>
                 <w:sz w:val="15"/>
               </w:rPr>
               <w:t>&lt;OK/KO&gt;</w:t>
@@ -1888,16 +2152,18 @@
       <w:tr>
         <w:tc>
           <w:tcPr>
-            <w:tcW w:w="2500" w:type="pct"/>
-          </w:tcPr>
-          <w:p>
-            <w:pPr>
-              <w:rPr>
-                <w:sz w:val="15"/>
-              </w:rPr>
-            </w:pPr>
-            <w:r>
-              <w:rPr>
+            <w:tcW w:w="4680" w:type="dxa"/>
+          </w:tcPr>
+          <w:p>
+            <w:pPr>
+              <w:rPr>
+                <w:rFonts w:ascii="Aptos" w:hAnsi="Aptos"/>
+                <w:sz w:val="15"/>
+              </w:rPr>
+            </w:pPr>
+            <w:r>
+              <w:rPr>
+                <w:rFonts w:ascii="Aptos" w:hAnsi="Aptos"/>
                 <w:sz w:val="15"/>
               </w:rPr>
               <w:t>ARCHIVELOG e FORCE LOGGING</w:t>
@@ -1906,16 +2172,18 @@
         </w:tc>
         <w:tc>
           <w:tcPr>
-            <w:tcW w:w="2500" w:type="pct"/>
-          </w:tcPr>
-          <w:p>
-            <w:pPr>
-              <w:rPr>
-                <w:sz w:val="15"/>
-              </w:rPr>
-            </w:pPr>
-            <w:r>
-              <w:rPr>
+            <w:tcW w:w="4680" w:type="dxa"/>
+          </w:tcPr>
+          <w:p>
+            <w:pPr>
+              <w:rPr>
+                <w:rFonts w:ascii="Aptos" w:hAnsi="Aptos"/>
+                <w:sz w:val="15"/>
+              </w:rPr>
+            </w:pPr>
+            <w:r>
+              <w:rPr>
+                <w:rFonts w:ascii="Aptos" w:hAnsi="Aptos"/>
                 <w:sz w:val="15"/>
               </w:rPr>
               <w:t>&lt;OK/KO&gt;</w:t>
@@ -1926,16 +2194,18 @@
       <w:tr>
         <w:tc>
           <w:tcPr>
-            <w:tcW w:w="2500" w:type="pct"/>
-          </w:tcPr>
-          <w:p>
-            <w:pPr>
-              <w:rPr>
-                <w:sz w:val="15"/>
-              </w:rPr>
-            </w:pPr>
-            <w:r>
-              <w:rPr>
+            <w:tcW w:w="4680" w:type="dxa"/>
+          </w:tcPr>
+          <w:p>
+            <w:pPr>
+              <w:rPr>
+                <w:rFonts w:ascii="Aptos" w:hAnsi="Aptos"/>
+                <w:sz w:val="15"/>
+              </w:rPr>
+            </w:pPr>
+            <w:r>
+              <w:rPr>
+                <w:rFonts w:ascii="Aptos" w:hAnsi="Aptos"/>
                 <w:sz w:val="15"/>
               </w:rPr>
               <w:t>OMF DATA/FRA</w:t>
@@ -1944,16 +2214,18 @@
         </w:tc>
         <w:tc>
           <w:tcPr>
-            <w:tcW w:w="2500" w:type="pct"/>
-          </w:tcPr>
-          <w:p>
-            <w:pPr>
-              <w:rPr>
-                <w:sz w:val="15"/>
-              </w:rPr>
-            </w:pPr>
-            <w:r>
-              <w:rPr>
+            <w:tcW w:w="4680" w:type="dxa"/>
+          </w:tcPr>
+          <w:p>
+            <w:pPr>
+              <w:rPr>
+                <w:rFonts w:ascii="Aptos" w:hAnsi="Aptos"/>
+                <w:sz w:val="15"/>
+              </w:rPr>
+            </w:pPr>
+            <w:r>
+              <w:rPr>
+                <w:rFonts w:ascii="Aptos" w:hAnsi="Aptos"/>
                 <w:sz w:val="15"/>
               </w:rPr>
               <w:t>&lt;OK/KO&gt;</w:t>
@@ -1964,16 +2236,18 @@
       <w:tr>
         <w:tc>
           <w:tcPr>
-            <w:tcW w:w="2500" w:type="pct"/>
-          </w:tcPr>
-          <w:p>
-            <w:pPr>
-              <w:rPr>
-                <w:sz w:val="15"/>
-              </w:rPr>
-            </w:pPr>
-            <w:r>
-              <w:rPr>
+            <w:tcW w:w="4680" w:type="dxa"/>
+          </w:tcPr>
+          <w:p>
+            <w:pPr>
+              <w:rPr>
+                <w:rFonts w:ascii="Aptos" w:hAnsi="Aptos"/>
+                <w:sz w:val="15"/>
+              </w:rPr>
+            </w:pPr>
+            <w:r>
+              <w:rPr>
+                <w:rFonts w:ascii="Aptos" w:hAnsi="Aptos"/>
                 <w:sz w:val="15"/>
               </w:rPr>
               <w:t>password file trasferito in modo sicuro</w:t>
@@ -1982,16 +2256,18 @@
         </w:tc>
         <w:tc>
           <w:tcPr>
-            <w:tcW w:w="2500" w:type="pct"/>
-          </w:tcPr>
-          <w:p>
-            <w:pPr>
-              <w:rPr>
-                <w:sz w:val="15"/>
-              </w:rPr>
-            </w:pPr>
-            <w:r>
-              <w:rPr>
+            <w:tcW w:w="4680" w:type="dxa"/>
+          </w:tcPr>
+          <w:p>
+            <w:pPr>
+              <w:rPr>
+                <w:rFonts w:ascii="Aptos" w:hAnsi="Aptos"/>
+                <w:sz w:val="15"/>
+              </w:rPr>
+            </w:pPr>
+            <w:r>
+              <w:rPr>
+                <w:rFonts w:ascii="Aptos" w:hAnsi="Aptos"/>
                 <w:sz w:val="15"/>
               </w:rPr>
               <w:t>&lt;OK/KO&gt;</w:t>
@@ -2002,16 +2278,18 @@
       <w:tr>
         <w:tc>
           <w:tcPr>
-            <w:tcW w:w="2500" w:type="pct"/>
-          </w:tcPr>
-          <w:p>
-            <w:pPr>
-              <w:rPr>
-                <w:sz w:val="15"/>
-              </w:rPr>
-            </w:pPr>
-            <w:r>
-              <w:rPr>
+            <w:tcW w:w="4680" w:type="dxa"/>
+          </w:tcPr>
+          <w:p>
+            <w:pPr>
+              <w:rPr>
+                <w:rFonts w:ascii="Aptos" w:hAnsi="Aptos"/>
+                <w:sz w:val="15"/>
+              </w:rPr>
+            </w:pPr>
+            <w:r>
+              <w:rPr>
+                <w:rFonts w:ascii="Aptos" w:hAnsi="Aptos"/>
                 <w:sz w:val="15"/>
               </w:rPr>
               <w:t>TNS M24SHAMSPEC_DG, M24SHAMSSEC_DG</w:t>
@@ -2020,16 +2298,18 @@
         </w:tc>
         <w:tc>
           <w:tcPr>
-            <w:tcW w:w="2500" w:type="pct"/>
-          </w:tcPr>
-          <w:p>
-            <w:pPr>
-              <w:rPr>
-                <w:sz w:val="15"/>
-              </w:rPr>
-            </w:pPr>
-            <w:r>
-              <w:rPr>
+            <w:tcW w:w="4680" w:type="dxa"/>
+          </w:tcPr>
+          <w:p>
+            <w:pPr>
+              <w:rPr>
+                <w:rFonts w:ascii="Aptos" w:hAnsi="Aptos"/>
+                <w:sz w:val="15"/>
+              </w:rPr>
+            </w:pPr>
+            <w:r>
+              <w:rPr>
+                <w:rFonts w:ascii="Aptos" w:hAnsi="Aptos"/>
                 <w:sz w:val="15"/>
               </w:rPr>
               <w:t>&lt;OK/KO&gt;</w:t>
@@ -2040,16 +2320,18 @@
       <w:tr>
         <w:tc>
           <w:tcPr>
-            <w:tcW w:w="2500" w:type="pct"/>
-          </w:tcPr>
-          <w:p>
-            <w:pPr>
-              <w:rPr>
-                <w:sz w:val="15"/>
-              </w:rPr>
-            </w:pPr>
-            <w:r>
-              <w:rPr>
+            <w:tcW w:w="4680" w:type="dxa"/>
+          </w:tcPr>
+          <w:p>
+            <w:pPr>
+              <w:rPr>
+                <w:rFonts w:ascii="Aptos" w:hAnsi="Aptos"/>
+                <w:sz w:val="15"/>
+              </w:rPr>
+            </w:pPr>
+            <w:r>
+              <w:rPr>
+                <w:rFonts w:ascii="Aptos" w:hAnsi="Aptos"/>
                 <w:sz w:val="15"/>
               </w:rPr>
               <w:t>static listener su 1531/TCP</w:t>
@@ -2058,16 +2340,18 @@
         </w:tc>
         <w:tc>
           <w:tcPr>
-            <w:tcW w:w="2500" w:type="pct"/>
-          </w:tcPr>
-          <w:p>
-            <w:pPr>
-              <w:rPr>
-                <w:sz w:val="15"/>
-              </w:rPr>
-            </w:pPr>
-            <w:r>
-              <w:rPr>
+            <w:tcW w:w="4680" w:type="dxa"/>
+          </w:tcPr>
+          <w:p>
+            <w:pPr>
+              <w:rPr>
+                <w:rFonts w:ascii="Aptos" w:hAnsi="Aptos"/>
+                <w:sz w:val="15"/>
+              </w:rPr>
+            </w:pPr>
+            <w:r>
+              <w:rPr>
+                <w:rFonts w:ascii="Aptos" w:hAnsi="Aptos"/>
                 <w:sz w:val="15"/>
               </w:rPr>
               <w:t>&lt;OK/KO&gt;</w:t>
@@ -2078,16 +2362,18 @@
       <w:tr>
         <w:tc>
           <w:tcPr>
-            <w:tcW w:w="2500" w:type="pct"/>
-          </w:tcPr>
-          <w:p>
-            <w:pPr>
-              <w:rPr>
-                <w:sz w:val="15"/>
-              </w:rPr>
-            </w:pPr>
-            <w:r>
-              <w:rPr>
+            <w:tcW w:w="4680" w:type="dxa"/>
+          </w:tcPr>
+          <w:p>
+            <w:pPr>
+              <w:rPr>
+                <w:rFonts w:ascii="Aptos" w:hAnsi="Aptos"/>
+                <w:sz w:val="15"/>
+              </w:rPr>
+            </w:pPr>
+            <w:r>
+              <w:rPr>
+                <w:rFonts w:ascii="Aptos" w:hAnsi="Aptos"/>
                 <w:sz w:val="15"/>
               </w:rPr>
               <w:t>cinque SRL da 4G o sizing approvato sul primary</w:t>
@@ -2096,16 +2382,18 @@
         </w:tc>
         <w:tc>
           <w:tcPr>
-            <w:tcW w:w="2500" w:type="pct"/>
-          </w:tcPr>
-          <w:p>
-            <w:pPr>
-              <w:rPr>
-                <w:sz w:val="15"/>
-              </w:rPr>
-            </w:pPr>
-            <w:r>
-              <w:rPr>
+            <w:tcW w:w="4680" w:type="dxa"/>
+          </w:tcPr>
+          <w:p>
+            <w:pPr>
+              <w:rPr>
+                <w:rFonts w:ascii="Aptos" w:hAnsi="Aptos"/>
+                <w:sz w:val="15"/>
+              </w:rPr>
+            </w:pPr>
+            <w:r>
+              <w:rPr>
+                <w:rFonts w:ascii="Aptos" w:hAnsi="Aptos"/>
                 <w:sz w:val="15"/>
               </w:rPr>
               <w:t>&lt;OK/KO&gt;</w:t>
@@ -2165,17 +2453,7 @@
     </w:p>
     <w:p>
       <w:r>
-        <w:t>Sullo standby crea gli SRL approvati e abilita:</w:t>
-      </w:r>
-    </w:p>
-    <w:p>
-      <w:r>
-        <w:t>ALTER DATABASE RECOVER MANAGED STANDBY DATABASE CANCEL;</w:t>
-      </w:r>
-    </w:p>
-    <w:p>
-      <w:r>
-        <w:t>ALTER DATABASE OPEN READ ONLY;</w:t>
+        <w:t>Sullo standby crea gli SRL approvati e abilita il Redo Apply base:</w:t>
       </w:r>
     </w:p>
     <w:p>
@@ -2197,7 +2475,17 @@
     </w:p>
     <w:p>
       <w:r>
-        <w:t>Atteso:</w:t>
+        <w:t>Solo se ADG e' autorizzato, applica la sequenza:</w:t>
+      </w:r>
+    </w:p>
+    <w:p>
+      <w:r>
+        <w:t>ALTER DATABASE RECOVER MANAGED STANDBY DATABASE CANCEL;</w:t>
+      </w:r>
+    </w:p>
+    <w:p>
+      <w:r>
+        <w:t>ALTER DATABASE OPEN READ ONLY;</w:t>
       </w:r>
     </w:p>
     <w:p>
@@ -2214,7 +2502,12 @@
           <w:rFonts w:ascii="Consolas" w:hAnsi="Consolas"/>
           <w:sz w:val="14"/>
         </w:rPr>
-        <w:t>SELECT open_mode, database_role FROM v$database;</w:t>
+        <w:t>ALTER DATABASE RECOVER MANAGED STANDBY DATABASE DISCONNECT FROM SESSION;</w:t>
+      </w:r>
+    </w:p>
+    <w:p>
+      <w:r>
+        <w:t>Atteso:</w:t>
       </w:r>
     </w:p>
     <w:p>
@@ -2231,30 +2524,7 @@
           <w:rFonts w:ascii="Consolas" w:hAnsi="Consolas"/>
           <w:sz w:val="14"/>
         </w:rPr>
-        <w:t>READ ONLY WITH APPLY | PHYSICAL STANDBY</w:t>
-      </w:r>
-    </w:p>
-    <w:p>
-      <w:pPr>
-        <w:pStyle w:val="Heading2"/>
-      </w:pPr>
-      <w:r>
-        <w:t>6. Broker e protection mode</w:t>
-      </w:r>
-    </w:p>
-    <w:p>
-      <w:r>
-        <w:t>Da dgmgrl, con autenticazione interattiva o wallet:</w:t>
-      </w:r>
-    </w:p>
-    <w:p>
-      <w:r>
-        <w:t>SHOW CONFIGURATION;</w:t>
-      </w:r>
-    </w:p>
-    <w:p>
-      <w:r>
-        <w:t>VALIDATE DATABASE M24SHAMSPEC;</w:t>
+        <w:t>SELECT open_mode, database_role FROM v$database;</w:t>
       </w:r>
     </w:p>
     <w:p>
@@ -2271,159 +2541,30 @@
           <w:rFonts w:ascii="Consolas" w:hAnsi="Consolas"/>
           <w:sz w:val="14"/>
         </w:rPr>
-        <w:t>VALIDATE DATABASE M24SHAMSSEC;</w:t>
-      </w:r>
-    </w:p>
-    <w:p>
-      <w:r>
-        <w:t>Applica il profilo approvato:</w:t>
-      </w:r>
-    </w:p>
-    <w:tbl>
-      <w:tblPr>
-        <w:tblStyle w:val="TableGrid"/>
-        <w:tblW w:w="5000" w:type="pct"/>
-        <w:tblLook w:val="04A0" w:firstRow="1" w:lastRow="0" w:firstColumn="1" w:lastColumn="0" w:noHBand="0" w:noVBand="1"/>
-      </w:tblPr>
-      <w:tblGrid>
-        <w:gridCol w:w="4988"/>
-        <w:gridCol w:w="4988"/>
-      </w:tblGrid>
-      <w:tr>
-        <w:tc>
-          <w:tcPr>
-            <w:tcW w:w="2500" w:type="pct"/>
-            <w:shd w:val="clear" w:color="auto" w:fill="E6E6E6"/>
-          </w:tcPr>
-          <w:p>
-            <w:pPr>
-              <w:rPr>
-                <w:b/>
-                <w:sz w:val="15"/>
-              </w:rPr>
-            </w:pPr>
-            <w:r>
-              <w:rPr>
-                <w:b/>
-                <w:sz w:val="15"/>
-              </w:rPr>
-              <w:t>Profilo</w:t>
-            </w:r>
-          </w:p>
-        </w:tc>
-        <w:tc>
-          <w:tcPr>
-            <w:tcW w:w="2500" w:type="pct"/>
-            <w:shd w:val="clear" w:color="auto" w:fill="E6E6E6"/>
-          </w:tcPr>
-          <w:p>
-            <w:pPr>
-              <w:rPr>
-                <w:b/>
-                <w:sz w:val="15"/>
-              </w:rPr>
-            </w:pPr>
-            <w:r>
-              <w:rPr>
-                <w:b/>
-                <w:sz w:val="15"/>
-              </w:rPr>
-              <w:t>Uso</w:t>
-            </w:r>
-          </w:p>
-        </w:tc>
-      </w:tr>
-      <w:tr>
-        <w:tc>
-          <w:tcPr>
-            <w:tcW w:w="2500" w:type="pct"/>
-          </w:tcPr>
-          <w:p>
-            <w:pPr>
-              <w:rPr>
-                <w:sz w:val="15"/>
-              </w:rPr>
-            </w:pPr>
-            <w:r>
-              <w:rPr>
-                <w:sz w:val="15"/>
-              </w:rPr>
-              <w:t>SYNC</w:t>
-            </w:r>
-          </w:p>
-        </w:tc>
-        <w:tc>
-          <w:tcPr>
-            <w:tcW w:w="2500" w:type="pct"/>
-          </w:tcPr>
-          <w:p>
-            <w:pPr>
-              <w:rPr>
-                <w:sz w:val="15"/>
-              </w:rPr>
-            </w:pPr>
-            <w:r>
-              <w:rPr>
-                <w:sz w:val="15"/>
-              </w:rPr>
-              <w:t>SYNC AFFIRM, preferito se latenza commit accettabile</w:t>
-            </w:r>
-          </w:p>
-        </w:tc>
-      </w:tr>
-      <w:tr>
-        <w:tc>
-          <w:tcPr>
-            <w:tcW w:w="2500" w:type="pct"/>
-          </w:tcPr>
-          <w:p>
-            <w:pPr>
-              <w:rPr>
-                <w:sz w:val="15"/>
-              </w:rPr>
-            </w:pPr>
-            <w:r>
-              <w:rPr>
-                <w:sz w:val="15"/>
-              </w:rPr>
-              <w:t>FASTSYNC</w:t>
-            </w:r>
-          </w:p>
-        </w:tc>
-        <w:tc>
-          <w:tcPr>
-            <w:tcW w:w="2500" w:type="pct"/>
-          </w:tcPr>
-          <w:p>
-            <w:pPr>
-              <w:rPr>
-                <w:sz w:val="15"/>
-              </w:rPr>
-            </w:pPr>
-            <w:r>
-              <w:rPr>
-                <w:sz w:val="15"/>
-              </w:rPr>
-              <w:t>SYNC NOAFFIRM, solo con rischio residuo approvato</w:t>
-            </w:r>
-          </w:p>
-        </w:tc>
-      </w:tr>
-    </w:tbl>
-    <w:p/>
-    <w:p>
-      <w:r>
-        <w:t>Imposta:</w:t>
-      </w:r>
-    </w:p>
-    <w:p>
-      <w:r>
-        <w:t>EDIT DATABASE 'M24SHAMSSEC' SET PROPERTY 'LogXptMode'='&lt;SYNC oppure FASTSYNC&gt;';</w:t>
-      </w:r>
-    </w:p>
-    <w:p>
-      <w:r>
-        <w:t>EDIT CONFIGURATION SET PROTECTION MODE AS MAXAVAILABILITY;</w:t>
+        <w:t>READ ONLY WITH APPLY | PHYSICAL STANDBY</w:t>
+      </w:r>
+    </w:p>
+    <w:p>
+      <w:pPr>
+        <w:pStyle w:val="Heading2"/>
+      </w:pPr>
+      <w:r>
+        <w:t>6. Broker e protection mode</w:t>
+      </w:r>
+    </w:p>
+    <w:p>
+      <w:r>
+        <w:t>Da dgmgrl, con autenticazione interattiva o wallet:</w:t>
+      </w:r>
+    </w:p>
+    <w:p>
+      <w:r>
+        <w:t>SHOW CONFIGURATION;</w:t>
+      </w:r>
+    </w:p>
+    <w:p>
+      <w:r>
+        <w:t>VALIDATE DATABASE M24SHAMSPEC;</w:t>
       </w:r>
     </w:p>
     <w:p>
@@ -2440,20 +2581,182 @@
           <w:rFonts w:ascii="Consolas" w:hAnsi="Consolas"/>
           <w:sz w:val="14"/>
         </w:rPr>
-        <w:t>SHOW CONFIGURATION;</w:t>
-      </w:r>
-    </w:p>
-    <w:p>
-      <w:pPr>
-        <w:pStyle w:val="Heading2"/>
-      </w:pPr>
-      <w:r>
-        <w:t>7. RMAN sullo standby</w:t>
-      </w:r>
-    </w:p>
-    <w:p>
-      <w:r>
-        <w:t>Connetti standby e recovery catalog:</w:t>
+        <w:t>VALIDATE DATABASE M24SHAMSSEC;</w:t>
+      </w:r>
+    </w:p>
+    <w:p>
+      <w:r>
+        <w:t>Applica il profilo approvato:</w:t>
+      </w:r>
+    </w:p>
+    <w:tbl>
+      <w:tblPr>
+        <w:tblStyle w:val="TableGrid"/>
+        <w:tblW w:w="9360" w:type="dxa"/>
+        <w:tblInd w:w="-5" w:type="dxa"/>
+        <w:tblLayout w:type="fixed"/>
+        <w:tblCellMar>
+          <w:top w:w="80" w:type="dxa"/>
+          <w:left w:w="120" w:type="dxa"/>
+          <w:bottom w:w="80" w:type="dxa"/>
+          <w:right w:w="120" w:type="dxa"/>
+        </w:tblCellMar>
+        <w:tblLook w:val="04A0" w:firstRow="1" w:lastRow="0" w:firstColumn="1" w:lastColumn="0" w:noHBand="0" w:noVBand="1"/>
+      </w:tblPr>
+      <w:tblGrid>
+        <w:gridCol w:w="4680"/>
+        <w:gridCol w:w="4680"/>
+      </w:tblGrid>
+      <w:tr>
+        <w:trPr>
+          <w:tblHeader/>
+        </w:trPr>
+        <w:tc>
+          <w:tcPr>
+            <w:tcW w:w="4680" w:type="dxa"/>
+            <w:shd w:val="clear" w:color="auto" w:fill="E6E6E6"/>
+          </w:tcPr>
+          <w:p>
+            <w:pPr>
+              <w:rPr>
+                <w:rFonts w:ascii="Aptos" w:hAnsi="Aptos"/>
+                <w:b/>
+                <w:sz w:val="15"/>
+              </w:rPr>
+            </w:pPr>
+            <w:r>
+              <w:rPr>
+                <w:rFonts w:ascii="Aptos" w:hAnsi="Aptos"/>
+                <w:b/>
+                <w:sz w:val="15"/>
+              </w:rPr>
+              <w:t>Profilo</w:t>
+            </w:r>
+          </w:p>
+        </w:tc>
+        <w:tc>
+          <w:tcPr>
+            <w:tcW w:w="4680" w:type="dxa"/>
+            <w:shd w:val="clear" w:color="auto" w:fill="E6E6E6"/>
+          </w:tcPr>
+          <w:p>
+            <w:pPr>
+              <w:rPr>
+                <w:rFonts w:ascii="Aptos" w:hAnsi="Aptos"/>
+                <w:b/>
+                <w:sz w:val="15"/>
+              </w:rPr>
+            </w:pPr>
+            <w:r>
+              <w:rPr>
+                <w:rFonts w:ascii="Aptos" w:hAnsi="Aptos"/>
+                <w:b/>
+                <w:sz w:val="15"/>
+              </w:rPr>
+              <w:t>Uso</w:t>
+            </w:r>
+          </w:p>
+        </w:tc>
+      </w:tr>
+      <w:tr>
+        <w:tc>
+          <w:tcPr>
+            <w:tcW w:w="4680" w:type="dxa"/>
+          </w:tcPr>
+          <w:p>
+            <w:pPr>
+              <w:rPr>
+                <w:rFonts w:ascii="Aptos" w:hAnsi="Aptos"/>
+                <w:sz w:val="15"/>
+              </w:rPr>
+            </w:pPr>
+            <w:r>
+              <w:rPr>
+                <w:rFonts w:ascii="Aptos" w:hAnsi="Aptos"/>
+                <w:sz w:val="15"/>
+              </w:rPr>
+              <w:t>SYNC</w:t>
+            </w:r>
+          </w:p>
+        </w:tc>
+        <w:tc>
+          <w:tcPr>
+            <w:tcW w:w="4680" w:type="dxa"/>
+          </w:tcPr>
+          <w:p>
+            <w:pPr>
+              <w:rPr>
+                <w:rFonts w:ascii="Aptos" w:hAnsi="Aptos"/>
+                <w:sz w:val="15"/>
+              </w:rPr>
+            </w:pPr>
+            <w:r>
+              <w:rPr>
+                <w:rFonts w:ascii="Aptos" w:hAnsi="Aptos"/>
+                <w:sz w:val="15"/>
+              </w:rPr>
+              <w:t>SYNC AFFIRM, preferito se latenza commit accettabile</w:t>
+            </w:r>
+          </w:p>
+        </w:tc>
+      </w:tr>
+      <w:tr>
+        <w:tc>
+          <w:tcPr>
+            <w:tcW w:w="4680" w:type="dxa"/>
+          </w:tcPr>
+          <w:p>
+            <w:pPr>
+              <w:rPr>
+                <w:rFonts w:ascii="Aptos" w:hAnsi="Aptos"/>
+                <w:sz w:val="15"/>
+              </w:rPr>
+            </w:pPr>
+            <w:r>
+              <w:rPr>
+                <w:rFonts w:ascii="Aptos" w:hAnsi="Aptos"/>
+                <w:sz w:val="15"/>
+              </w:rPr>
+              <w:t>FASTSYNC</w:t>
+            </w:r>
+          </w:p>
+        </w:tc>
+        <w:tc>
+          <w:tcPr>
+            <w:tcW w:w="4680" w:type="dxa"/>
+          </w:tcPr>
+          <w:p>
+            <w:pPr>
+              <w:rPr>
+                <w:rFonts w:ascii="Aptos" w:hAnsi="Aptos"/>
+                <w:sz w:val="15"/>
+              </w:rPr>
+            </w:pPr>
+            <w:r>
+              <w:rPr>
+                <w:rFonts w:ascii="Aptos" w:hAnsi="Aptos"/>
+                <w:sz w:val="15"/>
+              </w:rPr>
+              <w:t>SYNC NOAFFIRM, solo con rischio residuo approvato</w:t>
+            </w:r>
+          </w:p>
+        </w:tc>
+      </w:tr>
+    </w:tbl>
+    <w:p/>
+    <w:p>
+      <w:r>
+        <w:t>Imposta:</w:t>
+      </w:r>
+    </w:p>
+    <w:p>
+      <w:r>
+        <w:t>EDIT DATABASE 'M24SHAMSSEC' SET PROPERTY 'LogXptMode'='&lt;SYNC oppure FASTSYNC&gt;';</w:t>
+      </w:r>
+    </w:p>
+    <w:p>
+      <w:r>
+        <w:t>EDIT CONFIGURATION SET PROTECTION MODE AS MAXAVAILABILITY;</w:t>
       </w:r>
     </w:p>
     <w:p>
@@ -2470,32 +2773,20 @@
           <w:rFonts w:ascii="Consolas" w:hAnsi="Consolas"/>
           <w:sz w:val="14"/>
         </w:rPr>
-        <w:t>rman target sys@M24SHAMSSEC_DG catalog &lt;CATALOG_USER&gt;@&lt;RMAN_CATALOG_TNS&gt;</w:t>
-      </w:r>
-    </w:p>
-    <w:p>
-      <w:r>
-        <w:t>Verifica configurazione e avvia backup baseline:</w:t>
-      </w:r>
-    </w:p>
-    <w:p>
-      <w:r>
-        <w:t>LIST DB_UNIQUE_NAME OF DATABASE;</w:t>
-      </w:r>
-    </w:p>
-    <w:p>
-      <w:r>
-        <w:t>SHOW ALL;</w:t>
-      </w:r>
-    </w:p>
-    <w:p>
-      <w:r>
-        <w:t>BACKUP AS COMPRESSED BACKUPSET DATABASE TAG 'M24SHAMS_STBY_BASELINE';</w:t>
-      </w:r>
-    </w:p>
-    <w:p>
-      <w:r>
-        <w:t>BACKUP ARCHIVELOG ALL NOT BACKED UP 1 TIMES TAG 'M24SHAMS_STBY_ARCH';</w:t>
+        <w:t>SHOW CONFIGURATION;</w:t>
+      </w:r>
+    </w:p>
+    <w:p>
+      <w:pPr>
+        <w:pStyle w:val="Heading2"/>
+      </w:pPr>
+      <w:r>
+        <w:t>7. RMAN sullo standby</w:t>
+      </w:r>
+    </w:p>
+    <w:p>
+      <w:r>
+        <w:t>Connetti standby e recovery catalog:</w:t>
       </w:r>
     </w:p>
     <w:p>
@@ -2512,30 +2803,32 @@
           <w:rFonts w:ascii="Consolas" w:hAnsi="Consolas"/>
           <w:sz w:val="14"/>
         </w:rPr>
-        <w:t>LIST BACKUP SUMMARY;</w:t>
-      </w:r>
-    </w:p>
-    <w:p>
-      <w:r>
-        <w:t>Esegui backup SPFILE locale anche sul primary.</w:t>
-      </w:r>
-    </w:p>
-    <w:p>
-      <w:pPr>
-        <w:pStyle w:val="Heading2"/>
-      </w:pPr>
-      <w:r>
-        <w:t>8. Drill switchover</w:t>
-      </w:r>
-    </w:p>
-    <w:p>
-      <w:r>
-        <w:t>Con applicazione drenata:</w:t>
-      </w:r>
-    </w:p>
-    <w:p>
-      <w:r>
-        <w:t>SWITCHOVER TO M24SHAMSSEC;</w:t>
+        <w:t>rman target sys@M24SHAMSSEC_DG catalog &lt;CATALOG_USER&gt;@&lt;RMAN_CATALOG_TNS&gt;</w:t>
+      </w:r>
+    </w:p>
+    <w:p>
+      <w:r>
+        <w:t>Verifica configurazione e avvia backup baseline:</w:t>
+      </w:r>
+    </w:p>
+    <w:p>
+      <w:r>
+        <w:t>LIST DB_UNIQUE_NAME OF DATABASE;</w:t>
+      </w:r>
+    </w:p>
+    <w:p>
+      <w:r>
+        <w:t>SHOW ALL;</w:t>
+      </w:r>
+    </w:p>
+    <w:p>
+      <w:r>
+        <w:t>BACKUP AS COMPRESSED BACKUPSET DATABASE TAG 'M24SHAMS_STBY_BASELINE';</w:t>
+      </w:r>
+    </w:p>
+    <w:p>
+      <w:r>
+        <w:t>BACKUP ARCHIVELOG ALL NOT BACKED UP 1 TIMES TAG 'M24SHAMS_STBY_ARCH';</w:t>
       </w:r>
     </w:p>
     <w:p>
@@ -2552,22 +2845,30 @@
           <w:rFonts w:ascii="Consolas" w:hAnsi="Consolas"/>
           <w:sz w:val="14"/>
         </w:rPr>
-        <w:t>SHOW CONFIGURATION;</w:t>
-      </w:r>
-    </w:p>
-    <w:p>
-      <w:r>
-        <w:t>Verifica servizi, scrittura su M24SHAMSC_PRY, lettura su M24SHAMSC_RO e</w:t>
-      </w:r>
-    </w:p>
-    <w:p>
-      <w:r>
-        <w:t>apply. Esegui switchback:</w:t>
-      </w:r>
-    </w:p>
-    <w:p>
-      <w:r>
-        <w:t>SWITCHOVER TO M24SHAMSPEC;</w:t>
+        <w:t>LIST BACKUP SUMMARY;</w:t>
+      </w:r>
+    </w:p>
+    <w:p>
+      <w:r>
+        <w:t>Esegui backup SPFILE locale anche sul primary.</w:t>
+      </w:r>
+    </w:p>
+    <w:p>
+      <w:pPr>
+        <w:pStyle w:val="Heading2"/>
+      </w:pPr>
+      <w:r>
+        <w:t>8. Drill switchover</w:t>
+      </w:r>
+    </w:p>
+    <w:p>
+      <w:r>
+        <w:t>Con applicazione drenata:</w:t>
+      </w:r>
+    </w:p>
+    <w:p>
+      <w:r>
+        <w:t>SWITCHOVER TO M24SHAMSSEC;</w:t>
       </w:r>
     </w:p>
     <w:p>
@@ -2589,842 +2890,17 @@
     </w:p>
     <w:p>
       <w:r>
-        <w:t>FSFO resta fuori dal change. Pianifica la</w:t>
-      </w:r>
-    </w:p>
-    <w:p>
-      <w:r>
-        <w:t>Observer FSFO PEYTECH dopo stabilizzazione.</w:t>
-      </w:r>
-    </w:p>
-    <w:p>
-      <w:pPr>
-        <w:pStyle w:val="Heading1"/>
-      </w:pPr>
-      <w:r>
-        <w:t>Validazione finale</w:t>
-      </w:r>
-    </w:p>
-    <w:tbl>
-      <w:tblPr>
-        <w:tblStyle w:val="TableGrid"/>
-        <w:tblW w:w="5000" w:type="pct"/>
-        <w:tblLook w:val="04A0" w:firstRow="1" w:lastRow="0" w:firstColumn="1" w:lastColumn="0" w:noHBand="0" w:noVBand="1"/>
-      </w:tblPr>
-      <w:tblGrid>
-        <w:gridCol w:w="4988"/>
-        <w:gridCol w:w="4988"/>
-      </w:tblGrid>
-      <w:tr>
-        <w:tc>
-          <w:tcPr>
-            <w:tcW w:w="2500" w:type="pct"/>
-            <w:shd w:val="clear" w:color="auto" w:fill="E6E6E6"/>
-          </w:tcPr>
-          <w:p>
-            <w:pPr>
-              <w:rPr>
-                <w:b/>
-                <w:sz w:val="15"/>
-              </w:rPr>
-            </w:pPr>
-            <w:r>
-              <w:rPr>
-                <w:b/>
-                <w:sz w:val="15"/>
-              </w:rPr>
-              <w:t>Evidenza</w:t>
-            </w:r>
-          </w:p>
-        </w:tc>
-        <w:tc>
-          <w:tcPr>
-            <w:tcW w:w="2500" w:type="pct"/>
-            <w:shd w:val="clear" w:color="auto" w:fill="E6E6E6"/>
-          </w:tcPr>
-          <w:p>
-            <w:pPr>
-              <w:rPr>
-                <w:b/>
-                <w:sz w:val="15"/>
-              </w:rPr>
-            </w:pPr>
-            <w:r>
-              <w:rPr>
-                <w:b/>
-                <w:sz w:val="15"/>
-              </w:rPr>
-              <w:t>Esito</w:t>
-            </w:r>
-          </w:p>
-        </w:tc>
-      </w:tr>
-      <w:tr>
-        <w:tc>
-          <w:tcPr>
-            <w:tcW w:w="2500" w:type="pct"/>
-          </w:tcPr>
-          <w:p>
-            <w:pPr>
-              <w:rPr>
-                <w:sz w:val="15"/>
-              </w:rPr>
-            </w:pPr>
-            <w:r>
-              <w:rPr>
-                <w:sz w:val="15"/>
-              </w:rPr>
-              <w:t>SHOW CONFIGURATION senza errori bloccanti</w:t>
-            </w:r>
-          </w:p>
-        </w:tc>
-        <w:tc>
-          <w:tcPr>
-            <w:tcW w:w="2500" w:type="pct"/>
-          </w:tcPr>
-          <w:p>
-            <w:pPr>
-              <w:rPr>
-                <w:sz w:val="15"/>
-              </w:rPr>
-            </w:pPr>
-            <w:r>
-              <w:rPr>
-                <w:sz w:val="15"/>
-              </w:rPr>
-              <w:t>&lt;OK/KO&gt;</w:t>
-            </w:r>
-          </w:p>
-        </w:tc>
-      </w:tr>
-      <w:tr>
-        <w:tc>
-          <w:tcPr>
-            <w:tcW w:w="2500" w:type="pct"/>
-          </w:tcPr>
-          <w:p>
-            <w:pPr>
-              <w:rPr>
-                <w:sz w:val="15"/>
-              </w:rPr>
-            </w:pPr>
-            <w:r>
-              <w:rPr>
-                <w:sz w:val="15"/>
-              </w:rPr>
-              <w:t>VALIDATE DATABASE primary e standby</w:t>
-            </w:r>
-          </w:p>
-        </w:tc>
-        <w:tc>
-          <w:tcPr>
-            <w:tcW w:w="2500" w:type="pct"/>
-          </w:tcPr>
-          <w:p>
-            <w:pPr>
-              <w:rPr>
-                <w:sz w:val="15"/>
-              </w:rPr>
-            </w:pPr>
-            <w:r>
-              <w:rPr>
-                <w:sz w:val="15"/>
-              </w:rPr>
-              <w:t>&lt;OK/KO&gt;</w:t>
-            </w:r>
-          </w:p>
-        </w:tc>
-      </w:tr>
-      <w:tr>
-        <w:tc>
-          <w:tcPr>
-            <w:tcW w:w="2500" w:type="pct"/>
-          </w:tcPr>
-          <w:p>
-            <w:pPr>
-              <w:rPr>
-                <w:sz w:val="15"/>
-              </w:rPr>
-            </w:pPr>
-            <w:r>
-              <w:rPr>
-                <w:sz w:val="15"/>
-              </w:rPr>
-              <w:t>transport lag e apply lag entro soglia</w:t>
-            </w:r>
-          </w:p>
-        </w:tc>
-        <w:tc>
-          <w:tcPr>
-            <w:tcW w:w="2500" w:type="pct"/>
-          </w:tcPr>
-          <w:p>
-            <w:pPr>
-              <w:rPr>
-                <w:sz w:val="15"/>
-              </w:rPr>
-            </w:pPr>
-            <w:r>
-              <w:rPr>
-                <w:sz w:val="15"/>
-              </w:rPr>
-              <w:t>&lt;OK/KO&gt;</w:t>
-            </w:r>
-          </w:p>
-        </w:tc>
-      </w:tr>
-      <w:tr>
-        <w:tc>
-          <w:tcPr>
-            <w:tcW w:w="2500" w:type="pct"/>
-          </w:tcPr>
-          <w:p>
-            <w:pPr>
-              <w:rPr>
-                <w:sz w:val="15"/>
-              </w:rPr>
-            </w:pPr>
-            <w:r>
-              <w:rPr>
-                <w:sz w:val="15"/>
-              </w:rPr>
-              <w:t>standby READ ONLY WITH APPLY</w:t>
-            </w:r>
-          </w:p>
-        </w:tc>
-        <w:tc>
-          <w:tcPr>
-            <w:tcW w:w="2500" w:type="pct"/>
-          </w:tcPr>
-          <w:p>
-            <w:pPr>
-              <w:rPr>
-                <w:sz w:val="15"/>
-              </w:rPr>
-            </w:pPr>
-            <w:r>
-              <w:rPr>
-                <w:sz w:val="15"/>
-              </w:rPr>
-              <w:t>&lt;OK/KO&gt;</w:t>
-            </w:r>
-          </w:p>
-        </w:tc>
-      </w:tr>
-      <w:tr>
-        <w:tc>
-          <w:tcPr>
-            <w:tcW w:w="2500" w:type="pct"/>
-          </w:tcPr>
-          <w:p>
-            <w:pPr>
-              <w:rPr>
-                <w:sz w:val="15"/>
-              </w:rPr>
-            </w:pPr>
-            <w:r>
-              <w:rPr>
-                <w:sz w:val="15"/>
-              </w:rPr>
-              <w:t>servizio M24SHAMSC_PRY sul primary</w:t>
-            </w:r>
-          </w:p>
-        </w:tc>
-        <w:tc>
-          <w:tcPr>
-            <w:tcW w:w="2500" w:type="pct"/>
-          </w:tcPr>
-          <w:p>
-            <w:pPr>
-              <w:rPr>
-                <w:sz w:val="15"/>
-              </w:rPr>
-            </w:pPr>
-            <w:r>
-              <w:rPr>
-                <w:sz w:val="15"/>
-              </w:rPr>
-              <w:t>&lt;OK/KO&gt;</w:t>
-            </w:r>
-          </w:p>
-        </w:tc>
-      </w:tr>
-      <w:tr>
-        <w:tc>
-          <w:tcPr>
-            <w:tcW w:w="2500" w:type="pct"/>
-          </w:tcPr>
-          <w:p>
-            <w:pPr>
-              <w:rPr>
-                <w:sz w:val="15"/>
-              </w:rPr>
-            </w:pPr>
-            <w:r>
-              <w:rPr>
-                <w:sz w:val="15"/>
-              </w:rPr>
-              <w:t>servizio M24SHAMSC_RO sullo standby</w:t>
-            </w:r>
-          </w:p>
-        </w:tc>
-        <w:tc>
-          <w:tcPr>
-            <w:tcW w:w="2500" w:type="pct"/>
-          </w:tcPr>
-          <w:p>
-            <w:pPr>
-              <w:rPr>
-                <w:sz w:val="15"/>
-              </w:rPr>
-            </w:pPr>
-            <w:r>
-              <w:rPr>
-                <w:sz w:val="15"/>
-              </w:rPr>
-              <w:t>&lt;OK/KO&gt;</w:t>
-            </w:r>
-          </w:p>
-        </w:tc>
-      </w:tr>
-      <w:tr>
-        <w:tc>
-          <w:tcPr>
-            <w:tcW w:w="2500" w:type="pct"/>
-          </w:tcPr>
-          <w:p>
-            <w:pPr>
-              <w:rPr>
-                <w:sz w:val="15"/>
-              </w:rPr>
-            </w:pPr>
-            <w:r>
-              <w:rPr>
-                <w:sz w:val="15"/>
-              </w:rPr>
-              <w:t>backup RMAN standby visibile nel catalogo</w:t>
-            </w:r>
-          </w:p>
-        </w:tc>
-        <w:tc>
-          <w:tcPr>
-            <w:tcW w:w="2500" w:type="pct"/>
-          </w:tcPr>
-          <w:p>
-            <w:pPr>
-              <w:rPr>
-                <w:sz w:val="15"/>
-              </w:rPr>
-            </w:pPr>
-            <w:r>
-              <w:rPr>
-                <w:sz w:val="15"/>
-              </w:rPr>
-              <w:t>&lt;OK/KO&gt;</w:t>
-            </w:r>
-          </w:p>
-        </w:tc>
-      </w:tr>
-      <w:tr>
-        <w:tc>
-          <w:tcPr>
-            <w:tcW w:w="2500" w:type="pct"/>
-          </w:tcPr>
-          <w:p>
-            <w:pPr>
-              <w:rPr>
-                <w:sz w:val="15"/>
-              </w:rPr>
-            </w:pPr>
-            <w:r>
-              <w:rPr>
-                <w:sz w:val="15"/>
-              </w:rPr>
-              <w:t>backup SPFILE locale PE e SE</w:t>
-            </w:r>
-          </w:p>
-        </w:tc>
-        <w:tc>
-          <w:tcPr>
-            <w:tcW w:w="2500" w:type="pct"/>
-          </w:tcPr>
-          <w:p>
-            <w:pPr>
-              <w:rPr>
-                <w:sz w:val="15"/>
-              </w:rPr>
-            </w:pPr>
-            <w:r>
-              <w:rPr>
-                <w:sz w:val="15"/>
-              </w:rPr>
-              <w:t>&lt;OK/KO&gt;</w:t>
-            </w:r>
-          </w:p>
-        </w:tc>
-      </w:tr>
-      <w:tr>
-        <w:tc>
-          <w:tcPr>
-            <w:tcW w:w="2500" w:type="pct"/>
-          </w:tcPr>
-          <w:p>
-            <w:pPr>
-              <w:rPr>
-                <w:sz w:val="15"/>
-              </w:rPr>
-            </w:pPr>
-            <w:r>
-              <w:rPr>
-                <w:sz w:val="15"/>
-              </w:rPr>
-              <w:t>restore test registrato</w:t>
-            </w:r>
-          </w:p>
-        </w:tc>
-        <w:tc>
-          <w:tcPr>
-            <w:tcW w:w="2500" w:type="pct"/>
-          </w:tcPr>
-          <w:p>
-            <w:pPr>
-              <w:rPr>
-                <w:sz w:val="15"/>
-              </w:rPr>
-            </w:pPr>
-            <w:r>
-              <w:rPr>
-                <w:sz w:val="15"/>
-              </w:rPr>
-              <w:t>&lt;OK/KO&gt;</w:t>
-            </w:r>
-          </w:p>
-        </w:tc>
-      </w:tr>
-      <w:tr>
-        <w:tc>
-          <w:tcPr>
-            <w:tcW w:w="2500" w:type="pct"/>
-          </w:tcPr>
-          <w:p>
-            <w:pPr>
-              <w:rPr>
-                <w:sz w:val="15"/>
-              </w:rPr>
-            </w:pPr>
-            <w:r>
-              <w:rPr>
-                <w:sz w:val="15"/>
-              </w:rPr>
-              <w:t>switchover e switchback completati</w:t>
-            </w:r>
-          </w:p>
-        </w:tc>
-        <w:tc>
-          <w:tcPr>
-            <w:tcW w:w="2500" w:type="pct"/>
-          </w:tcPr>
-          <w:p>
-            <w:pPr>
-              <w:rPr>
-                <w:sz w:val="15"/>
-              </w:rPr>
-            </w:pPr>
-            <w:r>
-              <w:rPr>
-                <w:sz w:val="15"/>
-              </w:rPr>
-              <w:t>&lt;OK/KO&gt;</w:t>
-            </w:r>
-          </w:p>
-        </w:tc>
-      </w:tr>
-    </w:tbl>
-    <w:p/>
-    <w:p>
-      <w:r>
-        <w:t>Firme:</w:t>
-      </w:r>
-    </w:p>
-    <w:tbl>
-      <w:tblPr>
-        <w:tblStyle w:val="TableGrid"/>
-        <w:tblW w:w="5000" w:type="pct"/>
-        <w:tblLook w:val="04A0" w:firstRow="1" w:lastRow="0" w:firstColumn="1" w:lastColumn="0" w:noHBand="0" w:noVBand="1"/>
-      </w:tblPr>
-      <w:tblGrid>
-        <w:gridCol w:w="3324"/>
-        <w:gridCol w:w="3326"/>
-        <w:gridCol w:w="3326"/>
-      </w:tblGrid>
-      <w:tr>
-        <w:tc>
-          <w:tcPr>
-            <w:tcW w:w="1666" w:type="pct"/>
-            <w:shd w:val="clear" w:color="auto" w:fill="E6E6E6"/>
-          </w:tcPr>
-          <w:p>
-            <w:pPr>
-              <w:rPr>
-                <w:b/>
-                <w:sz w:val="15"/>
-              </w:rPr>
-            </w:pPr>
-            <w:r>
-              <w:rPr>
-                <w:b/>
-                <w:sz w:val="15"/>
-              </w:rPr>
-              <w:t>Ruolo</w:t>
-            </w:r>
-          </w:p>
-        </w:tc>
-        <w:tc>
-          <w:tcPr>
-            <w:tcW w:w="1667" w:type="pct"/>
-            <w:shd w:val="clear" w:color="auto" w:fill="E6E6E6"/>
-          </w:tcPr>
-          <w:p>
-            <w:pPr>
-              <w:rPr>
-                <w:b/>
-                <w:sz w:val="15"/>
-              </w:rPr>
-            </w:pPr>
-            <w:r>
-              <w:rPr>
-                <w:b/>
-                <w:sz w:val="15"/>
-              </w:rPr>
-              <w:t>Nome</w:t>
-            </w:r>
-          </w:p>
-        </w:tc>
-        <w:tc>
-          <w:tcPr>
-            <w:tcW w:w="1667" w:type="pct"/>
-            <w:shd w:val="clear" w:color="auto" w:fill="E6E6E6"/>
-          </w:tcPr>
-          <w:p>
-            <w:pPr>
-              <w:rPr>
-                <w:b/>
-                <w:sz w:val="15"/>
-              </w:rPr>
-            </w:pPr>
-            <w:r>
-              <w:rPr>
-                <w:b/>
-                <w:sz w:val="15"/>
-              </w:rPr>
-              <w:t>Firma / ticket</w:t>
-            </w:r>
-          </w:p>
-        </w:tc>
-      </w:tr>
-      <w:tr>
-        <w:tc>
-          <w:tcPr>
-            <w:tcW w:w="1666" w:type="pct"/>
-          </w:tcPr>
-          <w:p>
-            <w:pPr>
-              <w:rPr>
-                <w:sz w:val="15"/>
-              </w:rPr>
-            </w:pPr>
-            <w:r>
-              <w:rPr>
-                <w:sz w:val="15"/>
-              </w:rPr>
-              <w:t>DBA</w:t>
-            </w:r>
-          </w:p>
-        </w:tc>
-        <w:tc>
-          <w:tcPr>
-            <w:tcW w:w="1667" w:type="pct"/>
-          </w:tcPr>
-          <w:p>
-            <w:pPr>
-              <w:rPr>
-                <w:sz w:val="15"/>
-              </w:rPr>
-            </w:pPr>
-            <w:r>
-              <w:rPr>
-                <w:sz w:val="15"/>
-              </w:rPr>
-              <w:t>&lt;NOME&gt;</w:t>
-            </w:r>
-          </w:p>
-        </w:tc>
-        <w:tc>
-          <w:tcPr>
-            <w:tcW w:w="1667" w:type="pct"/>
-          </w:tcPr>
-          <w:p>
-            <w:pPr>
-              <w:rPr>
-                <w:sz w:val="15"/>
-              </w:rPr>
-            </w:pPr>
-            <w:r>
-              <w:rPr>
-                <w:sz w:val="15"/>
-              </w:rPr>
-              <w:t>&lt;RIFERIMENTO&gt;</w:t>
-            </w:r>
-          </w:p>
-        </w:tc>
-      </w:tr>
-      <w:tr>
-        <w:tc>
-          <w:tcPr>
-            <w:tcW w:w="1666" w:type="pct"/>
-          </w:tcPr>
-          <w:p>
-            <w:pPr>
-              <w:rPr>
-                <w:sz w:val="15"/>
-              </w:rPr>
-            </w:pPr>
-            <w:r>
-              <w:rPr>
-                <w:sz w:val="15"/>
-              </w:rPr>
-              <w:t>Application owner</w:t>
-            </w:r>
-          </w:p>
-        </w:tc>
-        <w:tc>
-          <w:tcPr>
-            <w:tcW w:w="1667" w:type="pct"/>
-          </w:tcPr>
-          <w:p>
-            <w:pPr>
-              <w:rPr>
-                <w:sz w:val="15"/>
-              </w:rPr>
-            </w:pPr>
-            <w:r>
-              <w:rPr>
-                <w:sz w:val="15"/>
-              </w:rPr>
-              <w:t>&lt;NOME&gt;</w:t>
-            </w:r>
-          </w:p>
-        </w:tc>
-        <w:tc>
-          <w:tcPr>
-            <w:tcW w:w="1667" w:type="pct"/>
-          </w:tcPr>
-          <w:p>
-            <w:pPr>
-              <w:rPr>
-                <w:sz w:val="15"/>
-              </w:rPr>
-            </w:pPr>
-            <w:r>
-              <w:rPr>
-                <w:sz w:val="15"/>
-              </w:rPr>
-              <w:t>&lt;RIFERIMENTO&gt;</w:t>
-            </w:r>
-          </w:p>
-        </w:tc>
-      </w:tr>
-      <w:tr>
-        <w:tc>
-          <w:tcPr>
-            <w:tcW w:w="1666" w:type="pct"/>
-          </w:tcPr>
-          <w:p>
-            <w:pPr>
-              <w:rPr>
-                <w:sz w:val="15"/>
-              </w:rPr>
-            </w:pPr>
-            <w:r>
-              <w:rPr>
-                <w:sz w:val="15"/>
-              </w:rPr>
-              <w:t>Networking</w:t>
-            </w:r>
-          </w:p>
-        </w:tc>
-        <w:tc>
-          <w:tcPr>
-            <w:tcW w:w="1667" w:type="pct"/>
-          </w:tcPr>
-          <w:p>
-            <w:pPr>
-              <w:rPr>
-                <w:sz w:val="15"/>
-              </w:rPr>
-            </w:pPr>
-            <w:r>
-              <w:rPr>
-                <w:sz w:val="15"/>
-              </w:rPr>
-              <w:t>&lt;NOME&gt;</w:t>
-            </w:r>
-          </w:p>
-        </w:tc>
-        <w:tc>
-          <w:tcPr>
-            <w:tcW w:w="1667" w:type="pct"/>
-          </w:tcPr>
-          <w:p>
-            <w:pPr>
-              <w:rPr>
-                <w:sz w:val="15"/>
-              </w:rPr>
-            </w:pPr>
-            <w:r>
-              <w:rPr>
-                <w:sz w:val="15"/>
-              </w:rPr>
-              <w:t>&lt;RIFERIMENTO&gt;</w:t>
-            </w:r>
-          </w:p>
-        </w:tc>
-      </w:tr>
-      <w:tr>
-        <w:tc>
-          <w:tcPr>
-            <w:tcW w:w="1666" w:type="pct"/>
-          </w:tcPr>
-          <w:p>
-            <w:pPr>
-              <w:rPr>
-                <w:sz w:val="15"/>
-              </w:rPr>
-            </w:pPr>
-            <w:r>
-              <w:rPr>
-                <w:sz w:val="15"/>
-              </w:rPr>
-              <w:t>Security / licensing</w:t>
-            </w:r>
-          </w:p>
-        </w:tc>
-        <w:tc>
-          <w:tcPr>
-            <w:tcW w:w="1667" w:type="pct"/>
-          </w:tcPr>
-          <w:p>
-            <w:pPr>
-              <w:rPr>
-                <w:sz w:val="15"/>
-              </w:rPr>
-            </w:pPr>
-            <w:r>
-              <w:rPr>
-                <w:sz w:val="15"/>
-              </w:rPr>
-              <w:t>&lt;NOME&gt;</w:t>
-            </w:r>
-          </w:p>
-        </w:tc>
-        <w:tc>
-          <w:tcPr>
-            <w:tcW w:w="1667" w:type="pct"/>
-          </w:tcPr>
-          <w:p>
-            <w:pPr>
-              <w:rPr>
-                <w:sz w:val="15"/>
-              </w:rPr>
-            </w:pPr>
-            <w:r>
-              <w:rPr>
-                <w:sz w:val="15"/>
-              </w:rPr>
-              <w:t>&lt;RIFERIMENTO&gt;</w:t>
-            </w:r>
-          </w:p>
-        </w:tc>
-      </w:tr>
-      <w:tr>
-        <w:tc>
-          <w:tcPr>
-            <w:tcW w:w="1666" w:type="pct"/>
-          </w:tcPr>
-          <w:p>
-            <w:pPr>
-              <w:rPr>
-                <w:sz w:val="15"/>
-              </w:rPr>
-            </w:pPr>
-            <w:r>
-              <w:rPr>
-                <w:sz w:val="15"/>
-              </w:rPr>
-              <w:t>Change manager</w:t>
-            </w:r>
-          </w:p>
-        </w:tc>
-        <w:tc>
-          <w:tcPr>
-            <w:tcW w:w="1667" w:type="pct"/>
-          </w:tcPr>
-          <w:p>
-            <w:pPr>
-              <w:rPr>
-                <w:sz w:val="15"/>
-              </w:rPr>
-            </w:pPr>
-            <w:r>
-              <w:rPr>
-                <w:sz w:val="15"/>
-              </w:rPr>
-              <w:t>&lt;NOME&gt;</w:t>
-            </w:r>
-          </w:p>
-        </w:tc>
-        <w:tc>
-          <w:tcPr>
-            <w:tcW w:w="1667" w:type="pct"/>
-          </w:tcPr>
-          <w:p>
-            <w:pPr>
-              <w:rPr>
-                <w:sz w:val="15"/>
-              </w:rPr>
-            </w:pPr>
-            <w:r>
-              <w:rPr>
-                <w:sz w:val="15"/>
-              </w:rPr>
-              <w:t>&lt;RIFERIMENTO&gt;</w:t>
-            </w:r>
-          </w:p>
-        </w:tc>
-      </w:tr>
-    </w:tbl>
-    <w:p/>
-    <w:p>
-      <w:pPr>
-        <w:pStyle w:val="Heading1"/>
-      </w:pPr>
-      <w:r>
-        <w:t>Rollback rapido</w:t>
-      </w:r>
-    </w:p>
-    <w:p>
-      <w:r>
-        <w:t>Se il trasporto sincrono impatta l'applicazione:</w:t>
-      </w:r>
-    </w:p>
-    <w:p>
-      <w:r>
-        <w:t>EDIT CONFIGURATION SET PROTECTION MODE AS MAXPERFORMANCE;</w:t>
-      </w:r>
-    </w:p>
-    <w:p>
-      <w:r>
-        <w:t>EDIT DATABASE 'M24SHAMSSEC' SET PROPERTY 'LogXptMode'='ASYNC';</w:t>
+        <w:t>Verifica servizi, scrittura su M24SHAMSC_PRY, lettura su M24SHAMSC_RO e</w:t>
+      </w:r>
+    </w:p>
+    <w:p>
+      <w:r>
+        <w:t>apply. Esegui switchback:</w:t>
+      </w:r>
+    </w:p>
+    <w:p>
+      <w:r>
+        <w:t>SWITCHOVER TO M24SHAMSPEC;</w:t>
       </w:r>
     </w:p>
     <w:p>
@@ -3446,17 +2922,12 @@
     </w:p>
     <w:p>
       <w:r>
-        <w:t>Se lo standby non e' affidabile, mantieni il primary aperto, preserva gli</w:t>
-      </w:r>
-    </w:p>
-    <w:p>
-      <w:r>
-        <w:t>archivelog e pianifica la ricostruzione. Non eseguire purge ciechi e non</w:t>
-      </w:r>
-    </w:p>
-    <w:p>
-      <w:r>
-        <w:t>improvvisare un failover.</w:t>
+        <w:t>FSFO resta fuori dal change. Pianifica la</w:t>
+      </w:r>
+    </w:p>
+    <w:p>
+      <w:r>
+        <w:t>Observer FSFO PEYTECH dopo stabilizzazione.</w:t>
       </w:r>
     </w:p>
     <w:p>
@@ -3464,55 +2935,1034 @@
         <w:pStyle w:val="Heading1"/>
       </w:pPr>
       <w:r>
-        <w:t>Troubleshooting rapido</w:t>
+        <w:t>Validazione finale</w:t>
       </w:r>
     </w:p>
     <w:tbl>
       <w:tblPr>
         <w:tblStyle w:val="TableGrid"/>
-        <w:tblW w:w="5000" w:type="pct"/>
+        <w:tblW w:w="9360" w:type="dxa"/>
+        <w:tblInd w:w="-5" w:type="dxa"/>
+        <w:tblLayout w:type="fixed"/>
+        <w:tblCellMar>
+          <w:top w:w="80" w:type="dxa"/>
+          <w:left w:w="120" w:type="dxa"/>
+          <w:bottom w:w="80" w:type="dxa"/>
+          <w:right w:w="120" w:type="dxa"/>
+        </w:tblCellMar>
         <w:tblLook w:val="04A0" w:firstRow="1" w:lastRow="0" w:firstColumn="1" w:lastColumn="0" w:noHBand="0" w:noVBand="1"/>
       </w:tblPr>
       <w:tblGrid>
-        <w:gridCol w:w="4988"/>
-        <w:gridCol w:w="4988"/>
+        <w:gridCol w:w="4680"/>
+        <w:gridCol w:w="4680"/>
       </w:tblGrid>
       <w:tr>
-        <w:tc>
-          <w:tcPr>
-            <w:tcW w:w="2500" w:type="pct"/>
+        <w:trPr>
+          <w:tblHeader/>
+        </w:trPr>
+        <w:tc>
+          <w:tcPr>
+            <w:tcW w:w="4680" w:type="dxa"/>
             <w:shd w:val="clear" w:color="auto" w:fill="E6E6E6"/>
           </w:tcPr>
           <w:p>
             <w:pPr>
               <w:rPr>
+                <w:rFonts w:ascii="Aptos" w:hAnsi="Aptos"/>
                 <w:b/>
                 <w:sz w:val="15"/>
               </w:rPr>
             </w:pPr>
             <w:r>
               <w:rPr>
+                <w:rFonts w:ascii="Aptos" w:hAnsi="Aptos"/>
                 <w:b/>
                 <w:sz w:val="15"/>
               </w:rPr>
+              <w:t>Evidenza</w:t>
+            </w:r>
+          </w:p>
+        </w:tc>
+        <w:tc>
+          <w:tcPr>
+            <w:tcW w:w="4680" w:type="dxa"/>
+            <w:shd w:val="clear" w:color="auto" w:fill="E6E6E6"/>
+          </w:tcPr>
+          <w:p>
+            <w:pPr>
+              <w:rPr>
+                <w:rFonts w:ascii="Aptos" w:hAnsi="Aptos"/>
+                <w:b/>
+                <w:sz w:val="15"/>
+              </w:rPr>
+            </w:pPr>
+            <w:r>
+              <w:rPr>
+                <w:rFonts w:ascii="Aptos" w:hAnsi="Aptos"/>
+                <w:b/>
+                <w:sz w:val="15"/>
+              </w:rPr>
+              <w:t>Esito</w:t>
+            </w:r>
+          </w:p>
+        </w:tc>
+      </w:tr>
+      <w:tr>
+        <w:tc>
+          <w:tcPr>
+            <w:tcW w:w="4680" w:type="dxa"/>
+          </w:tcPr>
+          <w:p>
+            <w:pPr>
+              <w:rPr>
+                <w:rFonts w:ascii="Aptos" w:hAnsi="Aptos"/>
+                <w:sz w:val="15"/>
+              </w:rPr>
+            </w:pPr>
+            <w:r>
+              <w:rPr>
+                <w:rFonts w:ascii="Aptos" w:hAnsi="Aptos"/>
+                <w:sz w:val="15"/>
+              </w:rPr>
+              <w:t>SHOW CONFIGURATION senza errori bloccanti</w:t>
+            </w:r>
+          </w:p>
+        </w:tc>
+        <w:tc>
+          <w:tcPr>
+            <w:tcW w:w="4680" w:type="dxa"/>
+          </w:tcPr>
+          <w:p>
+            <w:pPr>
+              <w:rPr>
+                <w:rFonts w:ascii="Aptos" w:hAnsi="Aptos"/>
+                <w:sz w:val="15"/>
+              </w:rPr>
+            </w:pPr>
+            <w:r>
+              <w:rPr>
+                <w:rFonts w:ascii="Aptos" w:hAnsi="Aptos"/>
+                <w:sz w:val="15"/>
+              </w:rPr>
+              <w:t>&lt;OK/KO&gt;</w:t>
+            </w:r>
+          </w:p>
+        </w:tc>
+      </w:tr>
+      <w:tr>
+        <w:tc>
+          <w:tcPr>
+            <w:tcW w:w="4680" w:type="dxa"/>
+          </w:tcPr>
+          <w:p>
+            <w:pPr>
+              <w:rPr>
+                <w:rFonts w:ascii="Aptos" w:hAnsi="Aptos"/>
+                <w:sz w:val="15"/>
+              </w:rPr>
+            </w:pPr>
+            <w:r>
+              <w:rPr>
+                <w:rFonts w:ascii="Aptos" w:hAnsi="Aptos"/>
+                <w:sz w:val="15"/>
+              </w:rPr>
+              <w:t>VALIDATE DATABASE primary e standby</w:t>
+            </w:r>
+          </w:p>
+        </w:tc>
+        <w:tc>
+          <w:tcPr>
+            <w:tcW w:w="4680" w:type="dxa"/>
+          </w:tcPr>
+          <w:p>
+            <w:pPr>
+              <w:rPr>
+                <w:rFonts w:ascii="Aptos" w:hAnsi="Aptos"/>
+                <w:sz w:val="15"/>
+              </w:rPr>
+            </w:pPr>
+            <w:r>
+              <w:rPr>
+                <w:rFonts w:ascii="Aptos" w:hAnsi="Aptos"/>
+                <w:sz w:val="15"/>
+              </w:rPr>
+              <w:t>&lt;OK/KO&gt;</w:t>
+            </w:r>
+          </w:p>
+        </w:tc>
+      </w:tr>
+      <w:tr>
+        <w:tc>
+          <w:tcPr>
+            <w:tcW w:w="4680" w:type="dxa"/>
+          </w:tcPr>
+          <w:p>
+            <w:pPr>
+              <w:rPr>
+                <w:rFonts w:ascii="Aptos" w:hAnsi="Aptos"/>
+                <w:sz w:val="15"/>
+              </w:rPr>
+            </w:pPr>
+            <w:r>
+              <w:rPr>
+                <w:rFonts w:ascii="Aptos" w:hAnsi="Aptos"/>
+                <w:sz w:val="15"/>
+              </w:rPr>
+              <w:t>transport lag e apply lag entro soglia</w:t>
+            </w:r>
+          </w:p>
+        </w:tc>
+        <w:tc>
+          <w:tcPr>
+            <w:tcW w:w="4680" w:type="dxa"/>
+          </w:tcPr>
+          <w:p>
+            <w:pPr>
+              <w:rPr>
+                <w:rFonts w:ascii="Aptos" w:hAnsi="Aptos"/>
+                <w:sz w:val="15"/>
+              </w:rPr>
+            </w:pPr>
+            <w:r>
+              <w:rPr>
+                <w:rFonts w:ascii="Aptos" w:hAnsi="Aptos"/>
+                <w:sz w:val="15"/>
+              </w:rPr>
+              <w:t>&lt;OK/KO&gt;</w:t>
+            </w:r>
+          </w:p>
+        </w:tc>
+      </w:tr>
+      <w:tr>
+        <w:tc>
+          <w:tcPr>
+            <w:tcW w:w="4680" w:type="dxa"/>
+          </w:tcPr>
+          <w:p>
+            <w:pPr>
+              <w:rPr>
+                <w:rFonts w:ascii="Aptos" w:hAnsi="Aptos"/>
+                <w:sz w:val="15"/>
+              </w:rPr>
+            </w:pPr>
+            <w:r>
+              <w:rPr>
+                <w:rFonts w:ascii="Aptos" w:hAnsi="Aptos"/>
+                <w:sz w:val="15"/>
+              </w:rPr>
+              <w:t>standby MOUNTED oppure READ ONLY WITH APPLY autorizzato</w:t>
+            </w:r>
+          </w:p>
+        </w:tc>
+        <w:tc>
+          <w:tcPr>
+            <w:tcW w:w="4680" w:type="dxa"/>
+          </w:tcPr>
+          <w:p>
+            <w:pPr>
+              <w:rPr>
+                <w:rFonts w:ascii="Aptos" w:hAnsi="Aptos"/>
+                <w:sz w:val="15"/>
+              </w:rPr>
+            </w:pPr>
+            <w:r>
+              <w:rPr>
+                <w:rFonts w:ascii="Aptos" w:hAnsi="Aptos"/>
+                <w:sz w:val="15"/>
+              </w:rPr>
+              <w:t>&lt;OK/KO&gt;</w:t>
+            </w:r>
+          </w:p>
+        </w:tc>
+      </w:tr>
+      <w:tr>
+        <w:tc>
+          <w:tcPr>
+            <w:tcW w:w="4680" w:type="dxa"/>
+          </w:tcPr>
+          <w:p>
+            <w:pPr>
+              <w:rPr>
+                <w:rFonts w:ascii="Aptos" w:hAnsi="Aptos"/>
+                <w:sz w:val="15"/>
+              </w:rPr>
+            </w:pPr>
+            <w:r>
+              <w:rPr>
+                <w:rFonts w:ascii="Aptos" w:hAnsi="Aptos"/>
+                <w:sz w:val="15"/>
+              </w:rPr>
+              <w:t>servizio M24SHAMSC_PRY sul primary</w:t>
+            </w:r>
+          </w:p>
+        </w:tc>
+        <w:tc>
+          <w:tcPr>
+            <w:tcW w:w="4680" w:type="dxa"/>
+          </w:tcPr>
+          <w:p>
+            <w:pPr>
+              <w:rPr>
+                <w:rFonts w:ascii="Aptos" w:hAnsi="Aptos"/>
+                <w:sz w:val="15"/>
+              </w:rPr>
+            </w:pPr>
+            <w:r>
+              <w:rPr>
+                <w:rFonts w:ascii="Aptos" w:hAnsi="Aptos"/>
+                <w:sz w:val="15"/>
+              </w:rPr>
+              <w:t>&lt;OK/KO&gt;</w:t>
+            </w:r>
+          </w:p>
+        </w:tc>
+      </w:tr>
+      <w:tr>
+        <w:tc>
+          <w:tcPr>
+            <w:tcW w:w="4680" w:type="dxa"/>
+          </w:tcPr>
+          <w:p>
+            <w:pPr>
+              <w:rPr>
+                <w:rFonts w:ascii="Aptos" w:hAnsi="Aptos"/>
+                <w:sz w:val="15"/>
+              </w:rPr>
+            </w:pPr>
+            <w:r>
+              <w:rPr>
+                <w:rFonts w:ascii="Aptos" w:hAnsi="Aptos"/>
+                <w:sz w:val="15"/>
+              </w:rPr>
+              <w:t>servizio M24SHAMSC_RO sullo standby se ADG autorizzato</w:t>
+            </w:r>
+          </w:p>
+        </w:tc>
+        <w:tc>
+          <w:tcPr>
+            <w:tcW w:w="4680" w:type="dxa"/>
+          </w:tcPr>
+          <w:p>
+            <w:pPr>
+              <w:rPr>
+                <w:rFonts w:ascii="Aptos" w:hAnsi="Aptos"/>
+                <w:sz w:val="15"/>
+              </w:rPr>
+            </w:pPr>
+            <w:r>
+              <w:rPr>
+                <w:rFonts w:ascii="Aptos" w:hAnsi="Aptos"/>
+                <w:sz w:val="15"/>
+              </w:rPr>
+              <w:t>&lt;OK/KO/N.A.&gt;</w:t>
+            </w:r>
+          </w:p>
+        </w:tc>
+      </w:tr>
+      <w:tr>
+        <w:tc>
+          <w:tcPr>
+            <w:tcW w:w="4680" w:type="dxa"/>
+          </w:tcPr>
+          <w:p>
+            <w:pPr>
+              <w:rPr>
+                <w:rFonts w:ascii="Aptos" w:hAnsi="Aptos"/>
+                <w:sz w:val="15"/>
+              </w:rPr>
+            </w:pPr>
+            <w:r>
+              <w:rPr>
+                <w:rFonts w:ascii="Aptos" w:hAnsi="Aptos"/>
+                <w:sz w:val="15"/>
+              </w:rPr>
+              <w:t>backup RMAN standby visibile nel catalogo</w:t>
+            </w:r>
+          </w:p>
+        </w:tc>
+        <w:tc>
+          <w:tcPr>
+            <w:tcW w:w="4680" w:type="dxa"/>
+          </w:tcPr>
+          <w:p>
+            <w:pPr>
+              <w:rPr>
+                <w:rFonts w:ascii="Aptos" w:hAnsi="Aptos"/>
+                <w:sz w:val="15"/>
+              </w:rPr>
+            </w:pPr>
+            <w:r>
+              <w:rPr>
+                <w:rFonts w:ascii="Aptos" w:hAnsi="Aptos"/>
+                <w:sz w:val="15"/>
+              </w:rPr>
+              <w:t>&lt;OK/KO&gt;</w:t>
+            </w:r>
+          </w:p>
+        </w:tc>
+      </w:tr>
+      <w:tr>
+        <w:tc>
+          <w:tcPr>
+            <w:tcW w:w="4680" w:type="dxa"/>
+          </w:tcPr>
+          <w:p>
+            <w:pPr>
+              <w:rPr>
+                <w:rFonts w:ascii="Aptos" w:hAnsi="Aptos"/>
+                <w:sz w:val="15"/>
+              </w:rPr>
+            </w:pPr>
+            <w:r>
+              <w:rPr>
+                <w:rFonts w:ascii="Aptos" w:hAnsi="Aptos"/>
+                <w:sz w:val="15"/>
+              </w:rPr>
+              <w:t>backup SPFILE locale PE e SE</w:t>
+            </w:r>
+          </w:p>
+        </w:tc>
+        <w:tc>
+          <w:tcPr>
+            <w:tcW w:w="4680" w:type="dxa"/>
+          </w:tcPr>
+          <w:p>
+            <w:pPr>
+              <w:rPr>
+                <w:rFonts w:ascii="Aptos" w:hAnsi="Aptos"/>
+                <w:sz w:val="15"/>
+              </w:rPr>
+            </w:pPr>
+            <w:r>
+              <w:rPr>
+                <w:rFonts w:ascii="Aptos" w:hAnsi="Aptos"/>
+                <w:sz w:val="15"/>
+              </w:rPr>
+              <w:t>&lt;OK/KO&gt;</w:t>
+            </w:r>
+          </w:p>
+        </w:tc>
+      </w:tr>
+      <w:tr>
+        <w:tc>
+          <w:tcPr>
+            <w:tcW w:w="4680" w:type="dxa"/>
+          </w:tcPr>
+          <w:p>
+            <w:pPr>
+              <w:rPr>
+                <w:rFonts w:ascii="Aptos" w:hAnsi="Aptos"/>
+                <w:sz w:val="15"/>
+              </w:rPr>
+            </w:pPr>
+            <w:r>
+              <w:rPr>
+                <w:rFonts w:ascii="Aptos" w:hAnsi="Aptos"/>
+                <w:sz w:val="15"/>
+              </w:rPr>
+              <w:t>restore test registrato</w:t>
+            </w:r>
+          </w:p>
+        </w:tc>
+        <w:tc>
+          <w:tcPr>
+            <w:tcW w:w="4680" w:type="dxa"/>
+          </w:tcPr>
+          <w:p>
+            <w:pPr>
+              <w:rPr>
+                <w:rFonts w:ascii="Aptos" w:hAnsi="Aptos"/>
+                <w:sz w:val="15"/>
+              </w:rPr>
+            </w:pPr>
+            <w:r>
+              <w:rPr>
+                <w:rFonts w:ascii="Aptos" w:hAnsi="Aptos"/>
+                <w:sz w:val="15"/>
+              </w:rPr>
+              <w:t>&lt;OK/KO&gt;</w:t>
+            </w:r>
+          </w:p>
+        </w:tc>
+      </w:tr>
+      <w:tr>
+        <w:tc>
+          <w:tcPr>
+            <w:tcW w:w="4680" w:type="dxa"/>
+          </w:tcPr>
+          <w:p>
+            <w:pPr>
+              <w:rPr>
+                <w:rFonts w:ascii="Aptos" w:hAnsi="Aptos"/>
+                <w:sz w:val="15"/>
+              </w:rPr>
+            </w:pPr>
+            <w:r>
+              <w:rPr>
+                <w:rFonts w:ascii="Aptos" w:hAnsi="Aptos"/>
+                <w:sz w:val="15"/>
+              </w:rPr>
+              <w:t>switchover e switchback completati</w:t>
+            </w:r>
+          </w:p>
+        </w:tc>
+        <w:tc>
+          <w:tcPr>
+            <w:tcW w:w="4680" w:type="dxa"/>
+          </w:tcPr>
+          <w:p>
+            <w:pPr>
+              <w:rPr>
+                <w:rFonts w:ascii="Aptos" w:hAnsi="Aptos"/>
+                <w:sz w:val="15"/>
+              </w:rPr>
+            </w:pPr>
+            <w:r>
+              <w:rPr>
+                <w:rFonts w:ascii="Aptos" w:hAnsi="Aptos"/>
+                <w:sz w:val="15"/>
+              </w:rPr>
+              <w:t>&lt;OK/KO&gt;</w:t>
+            </w:r>
+          </w:p>
+        </w:tc>
+      </w:tr>
+    </w:tbl>
+    <w:p/>
+    <w:p>
+      <w:r>
+        <w:t>Firme:</w:t>
+      </w:r>
+    </w:p>
+    <w:tbl>
+      <w:tblPr>
+        <w:tblStyle w:val="TableGrid"/>
+        <w:tblW w:w="9360" w:type="dxa"/>
+        <w:tblInd w:w="-5" w:type="dxa"/>
+        <w:tblLayout w:type="fixed"/>
+        <w:tblCellMar>
+          <w:top w:w="80" w:type="dxa"/>
+          <w:left w:w="120" w:type="dxa"/>
+          <w:bottom w:w="80" w:type="dxa"/>
+          <w:right w:w="120" w:type="dxa"/>
+        </w:tblCellMar>
+        <w:tblLook w:val="04A0" w:firstRow="1" w:lastRow="0" w:firstColumn="1" w:lastColumn="0" w:noHBand="0" w:noVBand="1"/>
+      </w:tblPr>
+      <w:tblGrid>
+        <w:gridCol w:w="3120"/>
+        <w:gridCol w:w="3120"/>
+        <w:gridCol w:w="3120"/>
+      </w:tblGrid>
+      <w:tr>
+        <w:trPr>
+          <w:tblHeader/>
+        </w:trPr>
+        <w:tc>
+          <w:tcPr>
+            <w:tcW w:w="3120" w:type="dxa"/>
+            <w:shd w:val="clear" w:color="auto" w:fill="E6E6E6"/>
+          </w:tcPr>
+          <w:p>
+            <w:pPr>
+              <w:rPr>
+                <w:rFonts w:ascii="Aptos" w:hAnsi="Aptos"/>
+                <w:b/>
+                <w:sz w:val="15"/>
+              </w:rPr>
+            </w:pPr>
+            <w:r>
+              <w:rPr>
+                <w:rFonts w:ascii="Aptos" w:hAnsi="Aptos"/>
+                <w:b/>
+                <w:sz w:val="15"/>
+              </w:rPr>
+              <w:t>Ruolo</w:t>
+            </w:r>
+          </w:p>
+        </w:tc>
+        <w:tc>
+          <w:tcPr>
+            <w:tcW w:w="3120" w:type="dxa"/>
+            <w:shd w:val="clear" w:color="auto" w:fill="E6E6E6"/>
+          </w:tcPr>
+          <w:p>
+            <w:pPr>
+              <w:rPr>
+                <w:rFonts w:ascii="Aptos" w:hAnsi="Aptos"/>
+                <w:b/>
+                <w:sz w:val="15"/>
+              </w:rPr>
+            </w:pPr>
+            <w:r>
+              <w:rPr>
+                <w:rFonts w:ascii="Aptos" w:hAnsi="Aptos"/>
+                <w:b/>
+                <w:sz w:val="15"/>
+              </w:rPr>
+              <w:t>Nome</w:t>
+            </w:r>
+          </w:p>
+        </w:tc>
+        <w:tc>
+          <w:tcPr>
+            <w:tcW w:w="3120" w:type="dxa"/>
+            <w:shd w:val="clear" w:color="auto" w:fill="E6E6E6"/>
+          </w:tcPr>
+          <w:p>
+            <w:pPr>
+              <w:rPr>
+                <w:rFonts w:ascii="Aptos" w:hAnsi="Aptos"/>
+                <w:b/>
+                <w:sz w:val="15"/>
+              </w:rPr>
+            </w:pPr>
+            <w:r>
+              <w:rPr>
+                <w:rFonts w:ascii="Aptos" w:hAnsi="Aptos"/>
+                <w:b/>
+                <w:sz w:val="15"/>
+              </w:rPr>
+              <w:t>Firma / ticket</w:t>
+            </w:r>
+          </w:p>
+        </w:tc>
+      </w:tr>
+      <w:tr>
+        <w:tc>
+          <w:tcPr>
+            <w:tcW w:w="3120" w:type="dxa"/>
+          </w:tcPr>
+          <w:p>
+            <w:pPr>
+              <w:rPr>
+                <w:rFonts w:ascii="Aptos" w:hAnsi="Aptos"/>
+                <w:sz w:val="15"/>
+              </w:rPr>
+            </w:pPr>
+            <w:r>
+              <w:rPr>
+                <w:rFonts w:ascii="Aptos" w:hAnsi="Aptos"/>
+                <w:sz w:val="15"/>
+              </w:rPr>
+              <w:t>DBA</w:t>
+            </w:r>
+          </w:p>
+        </w:tc>
+        <w:tc>
+          <w:tcPr>
+            <w:tcW w:w="3120" w:type="dxa"/>
+          </w:tcPr>
+          <w:p>
+            <w:pPr>
+              <w:rPr>
+                <w:rFonts w:ascii="Aptos" w:hAnsi="Aptos"/>
+                <w:sz w:val="15"/>
+              </w:rPr>
+            </w:pPr>
+            <w:r>
+              <w:rPr>
+                <w:rFonts w:ascii="Aptos" w:hAnsi="Aptos"/>
+                <w:sz w:val="15"/>
+              </w:rPr>
+              <w:t>&lt;NOME&gt;</w:t>
+            </w:r>
+          </w:p>
+        </w:tc>
+        <w:tc>
+          <w:tcPr>
+            <w:tcW w:w="3120" w:type="dxa"/>
+          </w:tcPr>
+          <w:p>
+            <w:pPr>
+              <w:rPr>
+                <w:rFonts w:ascii="Aptos" w:hAnsi="Aptos"/>
+                <w:sz w:val="15"/>
+              </w:rPr>
+            </w:pPr>
+            <w:r>
+              <w:rPr>
+                <w:rFonts w:ascii="Aptos" w:hAnsi="Aptos"/>
+                <w:sz w:val="15"/>
+              </w:rPr>
+              <w:t>&lt;RIFERIMENTO&gt;</w:t>
+            </w:r>
+          </w:p>
+        </w:tc>
+      </w:tr>
+      <w:tr>
+        <w:tc>
+          <w:tcPr>
+            <w:tcW w:w="3120" w:type="dxa"/>
+          </w:tcPr>
+          <w:p>
+            <w:pPr>
+              <w:rPr>
+                <w:rFonts w:ascii="Aptos" w:hAnsi="Aptos"/>
+                <w:sz w:val="15"/>
+              </w:rPr>
+            </w:pPr>
+            <w:r>
+              <w:rPr>
+                <w:rFonts w:ascii="Aptos" w:hAnsi="Aptos"/>
+                <w:sz w:val="15"/>
+              </w:rPr>
+              <w:t>Application owner</w:t>
+            </w:r>
+          </w:p>
+        </w:tc>
+        <w:tc>
+          <w:tcPr>
+            <w:tcW w:w="3120" w:type="dxa"/>
+          </w:tcPr>
+          <w:p>
+            <w:pPr>
+              <w:rPr>
+                <w:rFonts w:ascii="Aptos" w:hAnsi="Aptos"/>
+                <w:sz w:val="15"/>
+              </w:rPr>
+            </w:pPr>
+            <w:r>
+              <w:rPr>
+                <w:rFonts w:ascii="Aptos" w:hAnsi="Aptos"/>
+                <w:sz w:val="15"/>
+              </w:rPr>
+              <w:t>&lt;NOME&gt;</w:t>
+            </w:r>
+          </w:p>
+        </w:tc>
+        <w:tc>
+          <w:tcPr>
+            <w:tcW w:w="3120" w:type="dxa"/>
+          </w:tcPr>
+          <w:p>
+            <w:pPr>
+              <w:rPr>
+                <w:rFonts w:ascii="Aptos" w:hAnsi="Aptos"/>
+                <w:sz w:val="15"/>
+              </w:rPr>
+            </w:pPr>
+            <w:r>
+              <w:rPr>
+                <w:rFonts w:ascii="Aptos" w:hAnsi="Aptos"/>
+                <w:sz w:val="15"/>
+              </w:rPr>
+              <w:t>&lt;RIFERIMENTO&gt;</w:t>
+            </w:r>
+          </w:p>
+        </w:tc>
+      </w:tr>
+      <w:tr>
+        <w:tc>
+          <w:tcPr>
+            <w:tcW w:w="3120" w:type="dxa"/>
+          </w:tcPr>
+          <w:p>
+            <w:pPr>
+              <w:rPr>
+                <w:rFonts w:ascii="Aptos" w:hAnsi="Aptos"/>
+                <w:sz w:val="15"/>
+              </w:rPr>
+            </w:pPr>
+            <w:r>
+              <w:rPr>
+                <w:rFonts w:ascii="Aptos" w:hAnsi="Aptos"/>
+                <w:sz w:val="15"/>
+              </w:rPr>
+              <w:t>Networking</w:t>
+            </w:r>
+          </w:p>
+        </w:tc>
+        <w:tc>
+          <w:tcPr>
+            <w:tcW w:w="3120" w:type="dxa"/>
+          </w:tcPr>
+          <w:p>
+            <w:pPr>
+              <w:rPr>
+                <w:rFonts w:ascii="Aptos" w:hAnsi="Aptos"/>
+                <w:sz w:val="15"/>
+              </w:rPr>
+            </w:pPr>
+            <w:r>
+              <w:rPr>
+                <w:rFonts w:ascii="Aptos" w:hAnsi="Aptos"/>
+                <w:sz w:val="15"/>
+              </w:rPr>
+              <w:t>&lt;NOME&gt;</w:t>
+            </w:r>
+          </w:p>
+        </w:tc>
+        <w:tc>
+          <w:tcPr>
+            <w:tcW w:w="3120" w:type="dxa"/>
+          </w:tcPr>
+          <w:p>
+            <w:pPr>
+              <w:rPr>
+                <w:rFonts w:ascii="Aptos" w:hAnsi="Aptos"/>
+                <w:sz w:val="15"/>
+              </w:rPr>
+            </w:pPr>
+            <w:r>
+              <w:rPr>
+                <w:rFonts w:ascii="Aptos" w:hAnsi="Aptos"/>
+                <w:sz w:val="15"/>
+              </w:rPr>
+              <w:t>&lt;RIFERIMENTO&gt;</w:t>
+            </w:r>
+          </w:p>
+        </w:tc>
+      </w:tr>
+      <w:tr>
+        <w:tc>
+          <w:tcPr>
+            <w:tcW w:w="3120" w:type="dxa"/>
+          </w:tcPr>
+          <w:p>
+            <w:pPr>
+              <w:rPr>
+                <w:rFonts w:ascii="Aptos" w:hAnsi="Aptos"/>
+                <w:sz w:val="15"/>
+              </w:rPr>
+            </w:pPr>
+            <w:r>
+              <w:rPr>
+                <w:rFonts w:ascii="Aptos" w:hAnsi="Aptos"/>
+                <w:sz w:val="15"/>
+              </w:rPr>
+              <w:t>Security / licensing</w:t>
+            </w:r>
+          </w:p>
+        </w:tc>
+        <w:tc>
+          <w:tcPr>
+            <w:tcW w:w="3120" w:type="dxa"/>
+          </w:tcPr>
+          <w:p>
+            <w:pPr>
+              <w:rPr>
+                <w:rFonts w:ascii="Aptos" w:hAnsi="Aptos"/>
+                <w:sz w:val="15"/>
+              </w:rPr>
+            </w:pPr>
+            <w:r>
+              <w:rPr>
+                <w:rFonts w:ascii="Aptos" w:hAnsi="Aptos"/>
+                <w:sz w:val="15"/>
+              </w:rPr>
+              <w:t>&lt;NOME&gt;</w:t>
+            </w:r>
+          </w:p>
+        </w:tc>
+        <w:tc>
+          <w:tcPr>
+            <w:tcW w:w="3120" w:type="dxa"/>
+          </w:tcPr>
+          <w:p>
+            <w:pPr>
+              <w:rPr>
+                <w:rFonts w:ascii="Aptos" w:hAnsi="Aptos"/>
+                <w:sz w:val="15"/>
+              </w:rPr>
+            </w:pPr>
+            <w:r>
+              <w:rPr>
+                <w:rFonts w:ascii="Aptos" w:hAnsi="Aptos"/>
+                <w:sz w:val="15"/>
+              </w:rPr>
+              <w:t>&lt;RIFERIMENTO&gt;</w:t>
+            </w:r>
+          </w:p>
+        </w:tc>
+      </w:tr>
+      <w:tr>
+        <w:tc>
+          <w:tcPr>
+            <w:tcW w:w="3120" w:type="dxa"/>
+          </w:tcPr>
+          <w:p>
+            <w:pPr>
+              <w:rPr>
+                <w:rFonts w:ascii="Aptos" w:hAnsi="Aptos"/>
+                <w:sz w:val="15"/>
+              </w:rPr>
+            </w:pPr>
+            <w:r>
+              <w:rPr>
+                <w:rFonts w:ascii="Aptos" w:hAnsi="Aptos"/>
+                <w:sz w:val="15"/>
+              </w:rPr>
+              <w:t>Change manager</w:t>
+            </w:r>
+          </w:p>
+        </w:tc>
+        <w:tc>
+          <w:tcPr>
+            <w:tcW w:w="3120" w:type="dxa"/>
+          </w:tcPr>
+          <w:p>
+            <w:pPr>
+              <w:rPr>
+                <w:rFonts w:ascii="Aptos" w:hAnsi="Aptos"/>
+                <w:sz w:val="15"/>
+              </w:rPr>
+            </w:pPr>
+            <w:r>
+              <w:rPr>
+                <w:rFonts w:ascii="Aptos" w:hAnsi="Aptos"/>
+                <w:sz w:val="15"/>
+              </w:rPr>
+              <w:t>&lt;NOME&gt;</w:t>
+            </w:r>
+          </w:p>
+        </w:tc>
+        <w:tc>
+          <w:tcPr>
+            <w:tcW w:w="3120" w:type="dxa"/>
+          </w:tcPr>
+          <w:p>
+            <w:pPr>
+              <w:rPr>
+                <w:rFonts w:ascii="Aptos" w:hAnsi="Aptos"/>
+                <w:sz w:val="15"/>
+              </w:rPr>
+            </w:pPr>
+            <w:r>
+              <w:rPr>
+                <w:rFonts w:ascii="Aptos" w:hAnsi="Aptos"/>
+                <w:sz w:val="15"/>
+              </w:rPr>
+              <w:t>&lt;RIFERIMENTO&gt;</w:t>
+            </w:r>
+          </w:p>
+        </w:tc>
+      </w:tr>
+    </w:tbl>
+    <w:p/>
+    <w:p>
+      <w:pPr>
+        <w:pStyle w:val="Heading1"/>
+      </w:pPr>
+      <w:r>
+        <w:t>Rollback rapido</w:t>
+      </w:r>
+    </w:p>
+    <w:p>
+      <w:r>
+        <w:t>Se il trasporto sincrono impatta l'applicazione:</w:t>
+      </w:r>
+    </w:p>
+    <w:p>
+      <w:r>
+        <w:t>EDIT CONFIGURATION SET PROTECTION MODE AS MAXPERFORMANCE;</w:t>
+      </w:r>
+    </w:p>
+    <w:p>
+      <w:r>
+        <w:t>EDIT DATABASE 'M24SHAMSSEC' SET PROPERTY 'LogXptMode'='ASYNC';</w:t>
+      </w:r>
+    </w:p>
+    <w:p>
+      <w:pPr>
+        <w:shd w:val="clear" w:color="auto" w:fill="F2F2F2"/>
+        <w:spacing w:after="80"/>
+        <w:rPr>
+          <w:rFonts w:ascii="Consolas" w:hAnsi="Consolas"/>
+          <w:sz w:val="14"/>
+        </w:rPr>
+      </w:pPr>
+      <w:r>
+        <w:rPr>
+          <w:rFonts w:ascii="Consolas" w:hAnsi="Consolas"/>
+          <w:sz w:val="14"/>
+        </w:rPr>
+        <w:t>SHOW CONFIGURATION;</w:t>
+      </w:r>
+    </w:p>
+    <w:p>
+      <w:r>
+        <w:t>Se lo standby non e' affidabile, mantieni il primary aperto, preserva gli</w:t>
+      </w:r>
+    </w:p>
+    <w:p>
+      <w:r>
+        <w:t>archivelog e pianifica la ricostruzione. Non eseguire purge ciechi e non</w:t>
+      </w:r>
+    </w:p>
+    <w:p>
+      <w:r>
+        <w:t>improvvisare un failover.</w:t>
+      </w:r>
+    </w:p>
+    <w:p>
+      <w:pPr>
+        <w:pStyle w:val="Heading1"/>
+      </w:pPr>
+      <w:r>
+        <w:t>Troubleshooting rapido</w:t>
+      </w:r>
+    </w:p>
+    <w:tbl>
+      <w:tblPr>
+        <w:tblStyle w:val="TableGrid"/>
+        <w:tblW w:w="9360" w:type="dxa"/>
+        <w:tblInd w:w="-5" w:type="dxa"/>
+        <w:tblLayout w:type="fixed"/>
+        <w:tblCellMar>
+          <w:top w:w="80" w:type="dxa"/>
+          <w:left w:w="120" w:type="dxa"/>
+          <w:bottom w:w="80" w:type="dxa"/>
+          <w:right w:w="120" w:type="dxa"/>
+        </w:tblCellMar>
+        <w:tblLook w:val="04A0" w:firstRow="1" w:lastRow="0" w:firstColumn="1" w:lastColumn="0" w:noHBand="0" w:noVBand="1"/>
+      </w:tblPr>
+      <w:tblGrid>
+        <w:gridCol w:w="4680"/>
+        <w:gridCol w:w="4680"/>
+      </w:tblGrid>
+      <w:tr>
+        <w:trPr>
+          <w:tblHeader/>
+        </w:trPr>
+        <w:tc>
+          <w:tcPr>
+            <w:tcW w:w="4680" w:type="dxa"/>
+            <w:shd w:val="clear" w:color="auto" w:fill="E6E6E6"/>
+          </w:tcPr>
+          <w:p>
+            <w:pPr>
+              <w:rPr>
+                <w:rFonts w:ascii="Aptos" w:hAnsi="Aptos"/>
+                <w:b/>
+                <w:sz w:val="15"/>
+              </w:rPr>
+            </w:pPr>
+            <w:r>
+              <w:rPr>
+                <w:rFonts w:ascii="Aptos" w:hAnsi="Aptos"/>
+                <w:b/>
+                <w:sz w:val="15"/>
+              </w:rPr>
               <w:t>Sintomo</w:t>
             </w:r>
           </w:p>
         </w:tc>
         <w:tc>
           <w:tcPr>
-            <w:tcW w:w="2500" w:type="pct"/>
+            <w:tcW w:w="4680" w:type="dxa"/>
             <w:shd w:val="clear" w:color="auto" w:fill="E6E6E6"/>
           </w:tcPr>
           <w:p>
             <w:pPr>
               <w:rPr>
+                <w:rFonts w:ascii="Aptos" w:hAnsi="Aptos"/>
                 <w:b/>
                 <w:sz w:val="15"/>
               </w:rPr>
             </w:pPr>
             <w:r>
               <w:rPr>
+                <w:rFonts w:ascii="Aptos" w:hAnsi="Aptos"/>
                 <w:b/>
                 <w:sz w:val="15"/>
               </w:rPr>
@@ -3524,16 +3974,18 @@
       <w:tr>
         <w:tc>
           <w:tcPr>
-            <w:tcW w:w="2500" w:type="pct"/>
-          </w:tcPr>
-          <w:p>
-            <w:pPr>
-              <w:rPr>
-                <w:sz w:val="15"/>
-              </w:rPr>
-            </w:pPr>
-            <w:r>
-              <w:rPr>
+            <w:tcW w:w="4680" w:type="dxa"/>
+          </w:tcPr>
+          <w:p>
+            <w:pPr>
+              <w:rPr>
+                <w:rFonts w:ascii="Aptos" w:hAnsi="Aptos"/>
+                <w:sz w:val="15"/>
+              </w:rPr>
+            </w:pPr>
+            <w:r>
+              <w:rPr>
+                <w:rFonts w:ascii="Aptos" w:hAnsi="Aptos"/>
                 <w:sz w:val="15"/>
               </w:rPr>
               <w:t>Auxiliary irraggiungibile</w:t>
@@ -3542,16 +3994,18 @@
         </w:tc>
         <w:tc>
           <w:tcPr>
-            <w:tcW w:w="2500" w:type="pct"/>
-          </w:tcPr>
-          <w:p>
-            <w:pPr>
-              <w:rPr>
-                <w:sz w:val="15"/>
-              </w:rPr>
-            </w:pPr>
-            <w:r>
-              <w:rPr>
+            <w:tcW w:w="4680" w:type="dxa"/>
+          </w:tcPr>
+          <w:p>
+            <w:pPr>
+              <w:rPr>
+                <w:rFonts w:ascii="Aptos" w:hAnsi="Aptos"/>
+                <w:sz w:val="15"/>
+              </w:rPr>
+            </w:pPr>
+            <w:r>
+              <w:rPr>
+                <w:rFonts w:ascii="Aptos" w:hAnsi="Aptos"/>
                 <w:sz w:val="15"/>
               </w:rPr>
               <w:t>lsnrctl status LISTENER_DG, tnsping M24SHAMSSEC_DG</w:t>
@@ -3562,16 +4016,18 @@
       <w:tr>
         <w:tc>
           <w:tcPr>
-            <w:tcW w:w="2500" w:type="pct"/>
-          </w:tcPr>
-          <w:p>
-            <w:pPr>
-              <w:rPr>
-                <w:sz w:val="15"/>
-              </w:rPr>
-            </w:pPr>
-            <w:r>
-              <w:rPr>
+            <w:tcW w:w="4680" w:type="dxa"/>
+          </w:tcPr>
+          <w:p>
+            <w:pPr>
+              <w:rPr>
+                <w:rFonts w:ascii="Aptos" w:hAnsi="Aptos"/>
+                <w:sz w:val="15"/>
+              </w:rPr>
+            </w:pPr>
+            <w:r>
+              <w:rPr>
+                <w:rFonts w:ascii="Aptos" w:hAnsi="Aptos"/>
                 <w:sz w:val="15"/>
               </w:rPr>
               <w:t>RMAN duplicate fallisce</w:t>
@@ -3580,16 +4036,18 @@
         </w:tc>
         <w:tc>
           <w:tcPr>
-            <w:tcW w:w="2500" w:type="pct"/>
-          </w:tcPr>
-          <w:p>
-            <w:pPr>
-              <w:rPr>
-                <w:sz w:val="15"/>
-              </w:rPr>
-            </w:pPr>
-            <w:r>
-              <w:rPr>
+            <w:tcW w:w="4680" w:type="dxa"/>
+          </w:tcPr>
+          <w:p>
+            <w:pPr>
+              <w:rPr>
+                <w:rFonts w:ascii="Aptos" w:hAnsi="Aptos"/>
+                <w:sz w:val="15"/>
+              </w:rPr>
+            </w:pPr>
+            <w:r>
+              <w:rPr>
+                <w:rFonts w:ascii="Aptos" w:hAnsi="Aptos"/>
                 <w:sz w:val="15"/>
               </w:rPr>
               <w:t>alert log, password file, NOMOUNT, ASM, rete</w:t>
@@ -3600,16 +4058,18 @@
       <w:tr>
         <w:tc>
           <w:tcPr>
-            <w:tcW w:w="2500" w:type="pct"/>
-          </w:tcPr>
-          <w:p>
-            <w:pPr>
-              <w:rPr>
-                <w:sz w:val="15"/>
-              </w:rPr>
-            </w:pPr>
-            <w:r>
-              <w:rPr>
+            <w:tcW w:w="4680" w:type="dxa"/>
+          </w:tcPr>
+          <w:p>
+            <w:pPr>
+              <w:rPr>
+                <w:rFonts w:ascii="Aptos" w:hAnsi="Aptos"/>
+                <w:sz w:val="15"/>
+              </w:rPr>
+            </w:pPr>
+            <w:r>
+              <w:rPr>
+                <w:rFonts w:ascii="Aptos" w:hAnsi="Aptos"/>
                 <w:sz w:val="15"/>
               </w:rPr>
               <w:t>Apply lag</w:t>
@@ -3618,16 +4078,18 @@
         </w:tc>
         <w:tc>
           <w:tcPr>
-            <w:tcW w:w="2500" w:type="pct"/>
-          </w:tcPr>
-          <w:p>
-            <w:pPr>
-              <w:rPr>
-                <w:sz w:val="15"/>
-              </w:rPr>
-            </w:pPr>
-            <w:r>
-              <w:rPr>
+            <w:tcW w:w="4680" w:type="dxa"/>
+          </w:tcPr>
+          <w:p>
+            <w:pPr>
+              <w:rPr>
+                <w:rFonts w:ascii="Aptos" w:hAnsi="Aptos"/>
+                <w:sz w:val="15"/>
+              </w:rPr>
+            </w:pPr>
+            <w:r>
+              <w:rPr>
+                <w:rFonts w:ascii="Aptos" w:hAnsi="Aptos"/>
                 <w:sz w:val="15"/>
               </w:rPr>
               <w:t>V$DATAGUARD_STATS, V$MANAGED_STANDBY, alert log</w:t>
@@ -3638,16 +4100,18 @@
       <w:tr>
         <w:tc>
           <w:tcPr>
-            <w:tcW w:w="2500" w:type="pct"/>
-          </w:tcPr>
-          <w:p>
-            <w:pPr>
-              <w:rPr>
-                <w:sz w:val="15"/>
-              </w:rPr>
-            </w:pPr>
-            <w:r>
-              <w:rPr>
+            <w:tcW w:w="4680" w:type="dxa"/>
+          </w:tcPr>
+          <w:p>
+            <w:pPr>
+              <w:rPr>
+                <w:rFonts w:ascii="Aptos" w:hAnsi="Aptos"/>
+                <w:sz w:val="15"/>
+              </w:rPr>
+            </w:pPr>
+            <w:r>
+              <w:rPr>
+                <w:rFonts w:ascii="Aptos" w:hAnsi="Aptos"/>
                 <w:sz w:val="15"/>
               </w:rPr>
               <w:t>Wallet chiuso</w:t>
@@ -3656,16 +4120,18 @@
         </w:tc>
         <w:tc>
           <w:tcPr>
-            <w:tcW w:w="2500" w:type="pct"/>
-          </w:tcPr>
-          <w:p>
-            <w:pPr>
-              <w:rPr>
-                <w:sz w:val="15"/>
-              </w:rPr>
-            </w:pPr>
-            <w:r>
-              <w:rPr>
+            <w:tcW w:w="4680" w:type="dxa"/>
+          </w:tcPr>
+          <w:p>
+            <w:pPr>
+              <w:rPr>
+                <w:rFonts w:ascii="Aptos" w:hAnsi="Aptos"/>
+                <w:sz w:val="15"/>
+              </w:rPr>
+            </w:pPr>
+            <w:r>
+              <w:rPr>
+                <w:rFonts w:ascii="Aptos" w:hAnsi="Aptos"/>
                 <w:sz w:val="15"/>
               </w:rPr>
               <w:t>runbook TDE e copia keystore approvata</w:t>
@@ -3676,16 +4142,18 @@
       <w:tr>
         <w:tc>
           <w:tcPr>
-            <w:tcW w:w="2500" w:type="pct"/>
-          </w:tcPr>
-          <w:p>
-            <w:pPr>
-              <w:rPr>
-                <w:sz w:val="15"/>
-              </w:rPr>
-            </w:pPr>
-            <w:r>
-              <w:rPr>
+            <w:tcW w:w="4680" w:type="dxa"/>
+          </w:tcPr>
+          <w:p>
+            <w:pPr>
+              <w:rPr>
+                <w:rFonts w:ascii="Aptos" w:hAnsi="Aptos"/>
+                <w:sz w:val="15"/>
+              </w:rPr>
+            </w:pPr>
+            <w:r>
+              <w:rPr>
+                <w:rFonts w:ascii="Aptos" w:hAnsi="Aptos"/>
                 <w:sz w:val="15"/>
               </w:rPr>
               <w:t>Commit lenti</w:t>
@@ -3694,16 +4162,18 @@
         </w:tc>
         <w:tc>
           <w:tcPr>
-            <w:tcW w:w="2500" w:type="pct"/>
-          </w:tcPr>
-          <w:p>
-            <w:pPr>
-              <w:rPr>
-                <w:sz w:val="15"/>
-              </w:rPr>
-            </w:pPr>
-            <w:r>
-              <w:rPr>
+            <w:tcW w:w="4680" w:type="dxa"/>
+          </w:tcPr>
+          <w:p>
+            <w:pPr>
+              <w:rPr>
+                <w:rFonts w:ascii="Aptos" w:hAnsi="Aptos"/>
+                <w:sz w:val="15"/>
+              </w:rPr>
+            </w:pPr>
+            <w:r>
+              <w:rPr>
+                <w:rFonts w:ascii="Aptos" w:hAnsi="Aptos"/>
                 <w:sz w:val="15"/>
               </w:rPr>
               <w:t>rollback a MaxPerformance ASYNC</w:t>
@@ -3714,16 +4184,18 @@
       <w:tr>
         <w:tc>
           <w:tcPr>
-            <w:tcW w:w="2500" w:type="pct"/>
-          </w:tcPr>
-          <w:p>
-            <w:pPr>
-              <w:rPr>
-                <w:sz w:val="15"/>
-              </w:rPr>
-            </w:pPr>
-            <w:r>
-              <w:rPr>
+            <w:tcW w:w="4680" w:type="dxa"/>
+          </w:tcPr>
+          <w:p>
+            <w:pPr>
+              <w:rPr>
+                <w:rFonts w:ascii="Aptos" w:hAnsi="Aptos"/>
+                <w:sz w:val="15"/>
+              </w:rPr>
+            </w:pPr>
+            <w:r>
+              <w:rPr>
+                <w:rFonts w:ascii="Aptos" w:hAnsi="Aptos"/>
                 <w:sz w:val="15"/>
               </w:rPr>
               <w:t>FRA piena</w:t>
@@ -3732,16 +4204,18 @@
         </w:tc>
         <w:tc>
           <w:tcPr>
-            <w:tcW w:w="2500" w:type="pct"/>
-          </w:tcPr>
-          <w:p>
-            <w:pPr>
-              <w:rPr>
-                <w:sz w:val="15"/>
-              </w:rPr>
-            </w:pPr>
-            <w:r>
-              <w:rPr>
+            <w:tcW w:w="4680" w:type="dxa"/>
+          </w:tcPr>
+          <w:p>
+            <w:pPr>
+              <w:rPr>
+                <w:rFonts w:ascii="Aptos" w:hAnsi="Aptos"/>
+                <w:sz w:val="15"/>
+              </w:rPr>
+            </w:pPr>
+            <w:r>
+              <w:rPr>
+                <w:rFonts w:ascii="Aptos" w:hAnsi="Aptos"/>
                 <w:sz w:val="15"/>
               </w:rPr>
               <w:t>DG-061</w:t>
@@ -3759,8 +4233,8 @@
       <w:footerReference w:type="default" r:id="rId9"/>
       <w:headerReference w:type="first" r:id="rId10"/>
       <w:footerReference w:type="first" r:id="rId11"/>
-      <w:pgSz w:w="11906" w:h="16838"/>
-      <w:pgMar w:top="840" w:right="960" w:bottom="840" w:left="960" w:header="708" w:footer="708" w:gutter="0"/>
+      <w:pgSz w:w="12240" w:h="15840"/>
+      <w:pgMar w:top="1440" w:right="1440" w:bottom="1440" w:left="1440" w:header="700" w:footer="700" w:gutter="0"/>
       <w:cols w:space="708"/>
       <w:docGrid w:linePitch="360"/>
     </w:sectPr>
@@ -3809,15 +4283,18 @@
     <w:pPr>
       <w:pStyle w:val="Footer"/>
       <w:jc w:val="center"/>
-      <w:rPr>
-        <w:sz w:val="16"/>
-      </w:rPr>
     </w:pPr>
     <w:r>
-      <w:rPr>
-        <w:sz w:val="16"/>
-      </w:rPr>
-      <w:t>SHAMS PROJECT | Oracle 19c Data Guard | Documento operativo</w:t>
+      <w:t xml:space="preserve">SHAMS PROJECT | Oracle 19c Data Guard | Documento operativo | Pagina </w:t>
+    </w:r>
+    <w:r>
+      <w:fldChar w:fldCharType="begin"/>
+    </w:r>
+    <w:r>
+      <w:instrText xml:space="preserve">  \* MERGEFORMAT </w:instrText>
+    </w:r>
+    <w:r>
+      <w:fldChar w:fldCharType="end"/>
     </w:r>
   </w:p>
 </w:ftr>
@@ -3875,11 +4352,13 @@
       <w:pStyle w:val="Header"/>
       <w:jc w:val="center"/>
       <w:rPr>
+        <w:rFonts w:cs="Calibri"/>
         <w:sz w:val="16"/>
       </w:rPr>
     </w:pPr>
     <w:r>
       <w:rPr>
+        <w:rFonts w:cs="Calibri"/>
         <w:sz w:val="16"/>
       </w:rPr>
       <w:t>M24SHAMS | Run Sheet Staging Data Guard</w:t>
@@ -4299,11 +4778,11 @@
     <w:name w:val="Normal"/>
     <w:qFormat/>
     <w:pPr>
-      <w:spacing w:after="60"/>
+      <w:spacing w:after="120" w:line="300" w:lineRule="auto"/>
     </w:pPr>
     <w:rPr>
-      <w:rFonts w:ascii="Aptos" w:hAnsi="Aptos"/>
-      <w:sz w:val="18"/>
+      <w:rFonts w:ascii="Calibri" w:hAnsi="Calibri"/>
+      <w:sz w:val="22"/>
     </w:rPr>
   </w:style>
   <w:style w:type="paragraph" w:styleId="Heading1">
@@ -4313,17 +4792,17 @@
     <w:link w:val="Heading1Char"/>
     <w:uiPriority w:val="9"/>
     <w:qFormat/>
-    <w:rsid w:val="00D5610F"/>
+    <w:rsid w:val="007B2A82"/>
     <w:pPr>
       <w:keepNext/>
       <w:keepLines/>
-      <w:spacing w:before="120"/>
+      <w:spacing w:before="360" w:after="200"/>
       <w:outlineLvl w:val="0"/>
     </w:pPr>
     <w:rPr>
-      <w:rFonts w:ascii="Aptos Display" w:eastAsiaTheme="majorEastAsia" w:hAnsi="Aptos Display" w:cstheme="majorBidi"/>
-      <w:color w:val="003B75"/>
-      <w:sz w:val="30"/>
+      <w:rFonts w:eastAsiaTheme="majorEastAsia" w:cstheme="majorBidi"/>
+      <w:color w:val="2E74B5"/>
+      <w:sz w:val="32"/>
       <w:szCs w:val="40"/>
     </w:rPr>
   </w:style>
@@ -4335,17 +4814,17 @@
     <w:uiPriority w:val="9"/>
     <w:unhideWhenUsed/>
     <w:qFormat/>
-    <w:rsid w:val="00D5610F"/>
+    <w:rsid w:val="007B2A82"/>
     <w:pPr>
       <w:keepNext/>
       <w:keepLines/>
-      <w:spacing w:before="120"/>
+      <w:spacing w:before="280" w:after="140"/>
       <w:outlineLvl w:val="1"/>
     </w:pPr>
     <w:rPr>
-      <w:rFonts w:ascii="Aptos Display" w:eastAsiaTheme="majorEastAsia" w:hAnsi="Aptos Display" w:cstheme="majorBidi"/>
-      <w:color w:val="003B75"/>
-      <w:sz w:val="24"/>
+      <w:rFonts w:eastAsiaTheme="majorEastAsia" w:cstheme="majorBidi"/>
+      <w:color w:val="2E74B5"/>
+      <w:sz w:val="26"/>
       <w:szCs w:val="32"/>
     </w:rPr>
   </w:style>
@@ -4358,17 +4837,17 @@
     <w:semiHidden/>
     <w:unhideWhenUsed/>
     <w:qFormat/>
-    <w:rsid w:val="00D5610F"/>
+    <w:rsid w:val="007B2A82"/>
     <w:pPr>
       <w:keepNext/>
       <w:keepLines/>
-      <w:spacing w:before="120"/>
+      <w:spacing w:before="200" w:after="100"/>
       <w:outlineLvl w:val="2"/>
     </w:pPr>
     <w:rPr>
-      <w:rFonts w:ascii="Aptos Display" w:eastAsiaTheme="majorEastAsia" w:hAnsi="Aptos Display" w:cstheme="majorBidi"/>
-      <w:color w:val="003B75"/>
-      <w:sz w:val="20"/>
+      <w:rFonts w:eastAsiaTheme="majorEastAsia" w:cstheme="majorBidi"/>
+      <w:color w:val="2E74B5"/>
+      <w:sz w:val="24"/>
       <w:szCs w:val="28"/>
     </w:rPr>
   </w:style>
@@ -4381,7 +4860,7 @@
     <w:semiHidden/>
     <w:unhideWhenUsed/>
     <w:qFormat/>
-    <w:rsid w:val="00D5610F"/>
+    <w:rsid w:val="007B2A82"/>
     <w:pPr>
       <w:keepNext/>
       <w:keepLines/>
@@ -4404,7 +4883,7 @@
     <w:semiHidden/>
     <w:unhideWhenUsed/>
     <w:qFormat/>
-    <w:rsid w:val="00D5610F"/>
+    <w:rsid w:val="007B2A82"/>
     <w:pPr>
       <w:keepNext/>
       <w:keepLines/>
@@ -4425,7 +4904,7 @@
     <w:semiHidden/>
     <w:unhideWhenUsed/>
     <w:qFormat/>
-    <w:rsid w:val="00D5610F"/>
+    <w:rsid w:val="007B2A82"/>
     <w:pPr>
       <w:keepNext/>
       <w:keepLines/>
@@ -4448,7 +4927,7 @@
     <w:semiHidden/>
     <w:unhideWhenUsed/>
     <w:qFormat/>
-    <w:rsid w:val="00D5610F"/>
+    <w:rsid w:val="007B2A82"/>
     <w:pPr>
       <w:keepNext/>
       <w:keepLines/>
@@ -4469,7 +4948,7 @@
     <w:semiHidden/>
     <w:unhideWhenUsed/>
     <w:qFormat/>
-    <w:rsid w:val="00D5610F"/>
+    <w:rsid w:val="007B2A82"/>
     <w:pPr>
       <w:keepNext/>
       <w:keepLines/>
@@ -4492,7 +4971,7 @@
     <w:semiHidden/>
     <w:unhideWhenUsed/>
     <w:qFormat/>
-    <w:rsid w:val="00D5610F"/>
+    <w:rsid w:val="007B2A82"/>
     <w:pPr>
       <w:keepNext/>
       <w:keepLines/>
@@ -4536,11 +5015,11 @@
     <w:basedOn w:val="DefaultParagraphFont"/>
     <w:link w:val="Heading1"/>
     <w:uiPriority w:val="9"/>
-    <w:rsid w:val="00D5610F"/>
+    <w:rsid w:val="007B2A82"/>
     <w:rPr>
-      <w:rFonts w:ascii="Aptos Display" w:eastAsiaTheme="majorEastAsia" w:hAnsi="Aptos Display" w:cstheme="majorBidi"/>
-      <w:color w:val="003B75"/>
-      <w:sz w:val="30"/>
+      <w:rFonts w:ascii="Calibri" w:eastAsiaTheme="majorEastAsia" w:hAnsi="Calibri" w:cstheme="majorBidi"/>
+      <w:color w:val="2E74B5"/>
+      <w:sz w:val="32"/>
       <w:szCs w:val="40"/>
     </w:rPr>
   </w:style>
@@ -4549,10 +5028,11 @@
     <w:basedOn w:val="DefaultParagraphFont"/>
     <w:link w:val="Heading2"/>
     <w:uiPriority w:val="9"/>
-    <w:rsid w:val="00D5610F"/>
+    <w:rsid w:val="007B2A82"/>
     <w:rPr>
-      <w:rFonts w:ascii="Aptos Display" w:eastAsiaTheme="majorEastAsia" w:hAnsi="Aptos Display" w:cstheme="majorBidi"/>
-      <w:color w:val="003B75"/>
+      <w:rFonts w:ascii="Calibri" w:eastAsiaTheme="majorEastAsia" w:hAnsi="Calibri" w:cstheme="majorBidi"/>
+      <w:color w:val="2E74B5"/>
+      <w:sz w:val="26"/>
       <w:szCs w:val="32"/>
     </w:rPr>
   </w:style>
@@ -4562,11 +5042,10 @@
     <w:link w:val="Heading3"/>
     <w:uiPriority w:val="9"/>
     <w:semiHidden/>
-    <w:rsid w:val="00D5610F"/>
+    <w:rsid w:val="007B2A82"/>
     <w:rPr>
-      <w:rFonts w:ascii="Aptos Display" w:eastAsiaTheme="majorEastAsia" w:hAnsi="Aptos Display" w:cstheme="majorBidi"/>
-      <w:color w:val="003B75"/>
-      <w:sz w:val="20"/>
+      <w:rFonts w:ascii="Calibri" w:eastAsiaTheme="majorEastAsia" w:hAnsi="Calibri" w:cstheme="majorBidi"/>
+      <w:color w:val="2E74B5"/>
       <w:szCs w:val="28"/>
     </w:rPr>
   </w:style>
@@ -4576,7 +5055,7 @@
     <w:link w:val="Heading4"/>
     <w:uiPriority w:val="9"/>
     <w:semiHidden/>
-    <w:rsid w:val="00D5610F"/>
+    <w:rsid w:val="007B2A82"/>
     <w:rPr>
       <w:rFonts w:eastAsiaTheme="majorEastAsia" w:cstheme="majorBidi"/>
       <w:i/>
@@ -4590,7 +5069,7 @@
     <w:link w:val="Heading5"/>
     <w:uiPriority w:val="9"/>
     <w:semiHidden/>
-    <w:rsid w:val="00D5610F"/>
+    <w:rsid w:val="007B2A82"/>
     <w:rPr>
       <w:rFonts w:eastAsiaTheme="majorEastAsia" w:cstheme="majorBidi"/>
       <w:color w:val="0F4761" w:themeColor="accent1" w:themeShade="BF"/>
@@ -4602,7 +5081,7 @@
     <w:link w:val="Heading6"/>
     <w:uiPriority w:val="9"/>
     <w:semiHidden/>
-    <w:rsid w:val="00D5610F"/>
+    <w:rsid w:val="007B2A82"/>
     <w:rPr>
       <w:rFonts w:eastAsiaTheme="majorEastAsia" w:cstheme="majorBidi"/>
       <w:i/>
@@ -4616,7 +5095,7 @@
     <w:link w:val="Heading7"/>
     <w:uiPriority w:val="9"/>
     <w:semiHidden/>
-    <w:rsid w:val="00D5610F"/>
+    <w:rsid w:val="007B2A82"/>
     <w:rPr>
       <w:rFonts w:eastAsiaTheme="majorEastAsia" w:cstheme="majorBidi"/>
       <w:color w:val="595959" w:themeColor="text1" w:themeTint="A6"/>
@@ -4628,7 +5107,7 @@
     <w:link w:val="Heading8"/>
     <w:uiPriority w:val="9"/>
     <w:semiHidden/>
-    <w:rsid w:val="00D5610F"/>
+    <w:rsid w:val="007B2A82"/>
     <w:rPr>
       <w:rFonts w:eastAsiaTheme="majorEastAsia" w:cstheme="majorBidi"/>
       <w:i/>
@@ -4642,7 +5121,7 @@
     <w:link w:val="Heading9"/>
     <w:uiPriority w:val="9"/>
     <w:semiHidden/>
-    <w:rsid w:val="00D5610F"/>
+    <w:rsid w:val="007B2A82"/>
     <w:rPr>
       <w:rFonts w:eastAsiaTheme="majorEastAsia" w:cstheme="majorBidi"/>
       <w:color w:val="272727" w:themeColor="text1" w:themeTint="D8"/>
@@ -4655,17 +5134,17 @@
     <w:link w:val="TitleChar"/>
     <w:uiPriority w:val="10"/>
     <w:qFormat/>
-    <w:rsid w:val="00D5610F"/>
+    <w:rsid w:val="007B2A82"/>
     <w:pPr>
-      <w:spacing w:before="120" w:line="240" w:lineRule="auto"/>
+      <w:spacing w:after="240" w:line="240" w:lineRule="auto"/>
       <w:contextualSpacing/>
     </w:pPr>
     <w:rPr>
-      <w:rFonts w:ascii="Aptos Display" w:eastAsiaTheme="majorEastAsia" w:hAnsi="Aptos Display" w:cstheme="majorBidi"/>
-      <w:color w:val="003B75"/>
+      <w:rFonts w:eastAsiaTheme="majorEastAsia" w:cstheme="majorBidi"/>
+      <w:color w:val="2E74B5"/>
       <w:spacing w:val="-10"/>
       <w:kern w:val="28"/>
-      <w:sz w:val="40"/>
+      <w:sz w:val="46"/>
       <w:szCs w:val="56"/>
     </w:rPr>
   </w:style>
@@ -4674,13 +5153,13 @@
     <w:basedOn w:val="DefaultParagraphFont"/>
     <w:link w:val="Title"/>
     <w:uiPriority w:val="10"/>
-    <w:rsid w:val="00D5610F"/>
+    <w:rsid w:val="007B2A82"/>
     <w:rPr>
-      <w:rFonts w:ascii="Aptos Display" w:eastAsiaTheme="majorEastAsia" w:hAnsi="Aptos Display" w:cstheme="majorBidi"/>
-      <w:color w:val="003B75"/>
+      <w:rFonts w:ascii="Calibri" w:eastAsiaTheme="majorEastAsia" w:hAnsi="Calibri" w:cstheme="majorBidi"/>
+      <w:color w:val="2E74B5"/>
       <w:spacing w:val="-10"/>
       <w:kern w:val="28"/>
-      <w:sz w:val="40"/>
+      <w:sz w:val="46"/>
       <w:szCs w:val="56"/>
     </w:rPr>
   </w:style>
@@ -4691,7 +5170,7 @@
     <w:link w:val="SubtitleChar"/>
     <w:uiPriority w:val="11"/>
     <w:qFormat/>
-    <w:rsid w:val="00D5610F"/>
+    <w:rsid w:val="007B2A82"/>
     <w:pPr>
       <w:numPr>
         <w:ilvl w:val="1"/>
@@ -4710,7 +5189,7 @@
     <w:basedOn w:val="DefaultParagraphFont"/>
     <w:link w:val="Subtitle"/>
     <w:uiPriority w:val="11"/>
-    <w:rsid w:val="00D5610F"/>
+    <w:rsid w:val="007B2A82"/>
     <w:rPr>
       <w:rFonts w:eastAsiaTheme="majorEastAsia" w:cstheme="majorBidi"/>
       <w:color w:val="595959" w:themeColor="text1" w:themeTint="A6"/>
@@ -4726,7 +5205,7 @@
     <w:link w:val="QuoteChar"/>
     <w:uiPriority w:val="29"/>
     <w:qFormat/>
-    <w:rsid w:val="00D5610F"/>
+    <w:rsid w:val="007B2A82"/>
     <w:pPr>
       <w:spacing w:before="160"/>
       <w:jc w:val="center"/>
@@ -4742,7 +5221,7 @@
     <w:basedOn w:val="DefaultParagraphFont"/>
     <w:link w:val="Quote"/>
     <w:uiPriority w:val="29"/>
-    <w:rsid w:val="00D5610F"/>
+    <w:rsid w:val="007B2A82"/>
     <w:rPr>
       <w:i/>
       <w:iCs/>
@@ -4754,7 +5233,7 @@
     <w:basedOn w:val="Normal"/>
     <w:uiPriority w:val="34"/>
     <w:qFormat/>
-    <w:rsid w:val="00D5610F"/>
+    <w:rsid w:val="007B2A82"/>
     <w:pPr>
       <w:ind w:left="720"/>
       <w:contextualSpacing/>
@@ -4765,7 +5244,7 @@
     <w:basedOn w:val="DefaultParagraphFont"/>
     <w:uiPriority w:val="21"/>
     <w:qFormat/>
-    <w:rsid w:val="00D5610F"/>
+    <w:rsid w:val="007B2A82"/>
     <w:rPr>
       <w:i/>
       <w:iCs/>
@@ -4779,7 +5258,7 @@
     <w:link w:val="IntenseQuoteChar"/>
     <w:uiPriority w:val="30"/>
     <w:qFormat/>
-    <w:rsid w:val="00D5610F"/>
+    <w:rsid w:val="007B2A82"/>
     <w:pPr>
       <w:pBdr>
         <w:top w:val="single" w:sz="4" w:space="10" w:color="0F4761" w:themeColor="accent1" w:themeShade="BF"/>
@@ -4800,7 +5279,7 @@
     <w:basedOn w:val="DefaultParagraphFont"/>
     <w:link w:val="IntenseQuote"/>
     <w:uiPriority w:val="30"/>
-    <w:rsid w:val="00D5610F"/>
+    <w:rsid w:val="007B2A82"/>
     <w:rPr>
       <w:i/>
       <w:iCs/>
@@ -4812,7 +5291,7 @@
     <w:basedOn w:val="DefaultParagraphFont"/>
     <w:uiPriority w:val="32"/>
     <w:qFormat/>
-    <w:rsid w:val="00D5610F"/>
+    <w:rsid w:val="007B2A82"/>
     <w:rPr>
       <w:b/>
       <w:bCs/>
@@ -4827,7 +5306,7 @@
     <w:link w:val="HeaderChar"/>
     <w:uiPriority w:val="99"/>
     <w:unhideWhenUsed/>
-    <w:rsid w:val="00D5610F"/>
+    <w:rsid w:val="007B2A82"/>
     <w:pPr>
       <w:tabs>
         <w:tab w:val="center" w:pos="4513"/>
@@ -4841,10 +5320,10 @@
     <w:basedOn w:val="DefaultParagraphFont"/>
     <w:link w:val="Header"/>
     <w:uiPriority w:val="99"/>
-    <w:rsid w:val="00D5610F"/>
+    <w:rsid w:val="007B2A82"/>
     <w:rPr>
-      <w:rFonts w:ascii="Aptos" w:hAnsi="Aptos"/>
-      <w:sz w:val="18"/>
+      <w:rFonts w:ascii="Calibri" w:hAnsi="Calibri"/>
+      <w:sz w:val="22"/>
     </w:rPr>
   </w:style>
   <w:style w:type="paragraph" w:styleId="Footer">
@@ -4853,7 +5332,7 @@
     <w:link w:val="FooterChar"/>
     <w:uiPriority w:val="99"/>
     <w:unhideWhenUsed/>
-    <w:rsid w:val="00D5610F"/>
+    <w:rsid w:val="007B2A82"/>
     <w:pPr>
       <w:tabs>
         <w:tab w:val="center" w:pos="4513"/>
@@ -4867,17 +5346,17 @@
     <w:basedOn w:val="DefaultParagraphFont"/>
     <w:link w:val="Footer"/>
     <w:uiPriority w:val="99"/>
-    <w:rsid w:val="00D5610F"/>
+    <w:rsid w:val="007B2A82"/>
     <w:rPr>
-      <w:rFonts w:ascii="Aptos" w:hAnsi="Aptos"/>
-      <w:sz w:val="18"/>
+      <w:rFonts w:ascii="Calibri" w:hAnsi="Calibri"/>
+      <w:sz w:val="22"/>
     </w:rPr>
   </w:style>
   <w:style w:type="table" w:styleId="TableGrid">
     <w:name w:val="Table Grid"/>
     <w:basedOn w:val="TableNormal"/>
     <w:uiPriority w:val="39"/>
-    <w:rsid w:val="00D5610F"/>
+    <w:rsid w:val="007B2A82"/>
     <w:pPr>
       <w:spacing w:after="0" w:line="240" w:lineRule="auto"/>
     </w:pPr>
